--- a/README.docx
+++ b/README.docx
@@ -1572,6 +1572,20 @@
     </w:p>
     <w:bookmarkEnd w:id="29"/>
     <w:bookmarkEnd w:id="30"/>
+    <w:p>
+      <w:pPr>
+        <w:spacing w:before="360"/>
+        <w:jc w:val="center"/>
+      </w:pPr>
+      <w:r>
+        <w:rPr>
+          <w:rFonts w:ascii="Times New Roman" w:hAnsi="Times New Roman"/>
+          <w:color w:val="555555"/>
+          <w:sz w:val="21"/>
+        </w:rPr>
+        <w:t>材料收集者：杜文杰</w:t>
+      </w:r>
+    </w:p>
     <w:sectPr>
       <w:headerReference r:id="rId9" w:type="default"/>
       <w:footerReference r:id="rId10" w:type="default"/>

--- a/README.docx
+++ b/README.docx
@@ -1,6 +1,6 @@
 
 <file path=word/document.xml><?xml version="1.0" encoding="utf-8"?>
-<w:document xmlns:w="http://schemas.openxmlformats.org/wordprocessingml/2006/main" xmlns:m="http://schemas.openxmlformats.org/officeDocument/2006/math" xmlns:r="http://schemas.openxmlformats.org/officeDocument/2006/relationships" xmlns:o="urn:schemas-microsoft-com:office:office" xmlns:v="urn:schemas-microsoft-com:vml" xmlns:w10="urn:schemas-microsoft-com:office:word" xmlns:a="http://schemas.openxmlformats.org/drawingml/2006/main" xmlns:pic="http://schemas.openxmlformats.org/drawingml/2006/picture" xmlns:wp="http://schemas.openxmlformats.org/drawingml/2006/wordprocessingDrawing">
+<w:document xmlns:a="http://schemas.openxmlformats.org/drawingml/2006/main" xmlns:a14="http://schemas.microsoft.com/office/drawing/2010/main" xmlns:asvg="http://schemas.microsoft.com/office/drawing/2016/SVG/main" xmlns:pic="http://schemas.openxmlformats.org/drawingml/2006/picture" xmlns:r="http://schemas.openxmlformats.org/officeDocument/2006/relationships" xmlns:w="http://schemas.openxmlformats.org/wordprocessingml/2006/main" xmlns:wp="http://schemas.openxmlformats.org/drawingml/2006/wordprocessingDrawing" xmlns:m="http://schemas.openxmlformats.org/officeDocument/2006/math" xmlns:o="urn:schemas-microsoft-com:office:office" xmlns:v="urn:schemas-microsoft-com:vml" xmlns:w10="urn:schemas-microsoft-com:office:word">
   <w:body>
     <w:bookmarkStart w:id="30" w:name="电路拓扑收集"/>
     <w:p>
@@ -9,7 +9,7 @@
       </w:pPr>
       <w:r>
         <w:rPr>
-          <w:rFonts w:hint="eastAsia"/>
+          <w:rFonts w:hint="eastAsia" w:eastAsia="黑体"/>
         </w:rPr>
         <w:t xml:space="preserve">电路拓扑收集</w:t>
       </w:r>
@@ -20,13 +20,13 @@
       </w:pPr>
       <w:r>
         <w:rPr>
-          <w:rFonts w:hint="eastAsia"/>
+          <w:rFonts w:hint="eastAsia" w:eastAsia="黑体"/>
         </w:rPr>
         <w:t xml:space="preserve">一个系统化的</w:t>
       </w:r>
       <w:r>
         <w:rPr>
-          <w:rFonts w:hint="eastAsia"/>
+          <w:rFonts w:hint="eastAsia" w:eastAsia="黑体"/>
           <w:b/>
           <w:bCs/>
         </w:rPr>
@@ -34,7 +34,7 @@
       </w:r>
       <w:r>
         <w:rPr>
-          <w:rFonts w:hint="eastAsia"/>
+          <w:rFonts w:hint="eastAsia" w:eastAsia="黑体"/>
         </w:rPr>
         <w:t xml:space="preserve">，按功能与拓扑结构两级分类，收集常见电路的原理、计算公式、典型参数与器件选型，面向电子工程学习与设计参考。</w:t>
       </w:r>
@@ -45,6 +45,9 @@
       </w:pPr>
       <w:hyperlink r:id="rId22">
         <w:r>
+          <w:rPr>
+            <w:rFonts w:eastAsia="黑体"/>
+          </w:rPr>
           <w:drawing>
             <wp:inline>
               <wp:extent cx="781050" cy="190500"/>
@@ -63,10 +66,10 @@
                       <a:blip>
                         <a:extLst>
                           <a:ext uri="{28A0092B-C50C-407E-A947-70E740481C1C}">
-                            <a14:useLocalDpi xmlns:a14="http://schemas.microsoft.com/office/drawing/2010/main" val="0"/>
+                            <a14:useLocalDpi val="0"/>
                           </a:ext>
                           <a:ext uri="{96DAC541-7B7A-43D3-8B79-37D633B846F1}">
-                            <asvg:svgBlip xmlns:asvg="http://schemas.microsoft.com/office/drawing/2016/SVG/main" r:embed="rId19"/>
+                            <asvg:svgBlip r:embed="rId19"/>
                           </a:ext>
                         </a:extLst>
                       </a:blip>
@@ -103,11 +106,14 @@
         <w:pStyle w:val="Heading2"/>
       </w:pPr>
       <w:r>
+        <w:rPr>
+          <w:rFonts w:eastAsia="黑体"/>
+        </w:rPr>
         <w:t xml:space="preserve">📖 </w:t>
       </w:r>
       <w:r>
         <w:rPr>
-          <w:rFonts w:hint="eastAsia"/>
+          <w:rFonts w:hint="eastAsia" w:eastAsia="黑体"/>
         </w:rPr>
         <w:t xml:space="preserve">项目简介</w:t>
       </w:r>
@@ -118,13 +124,13 @@
       </w:pPr>
       <w:r>
         <w:rPr>
-          <w:rFonts w:hint="eastAsia"/>
+          <w:rFonts w:hint="eastAsia" w:eastAsia="黑体"/>
         </w:rPr>
         <w:t xml:space="preserve">本仓库收集各类电路拓扑（原理图、结构图），采用「</w:t>
       </w:r>
       <w:r>
         <w:rPr>
-          <w:rFonts w:hint="eastAsia"/>
+          <w:rFonts w:hint="eastAsia" w:eastAsia="黑体"/>
           <w:b/>
           <w:bCs/>
         </w:rPr>
@@ -132,16 +138,19 @@
       </w:r>
       <w:r>
         <w:rPr>
-          <w:rFonts w:hint="eastAsia"/>
+          <w:rFonts w:hint="eastAsia" w:eastAsia="黑体"/>
         </w:rPr>
         <w:t xml:space="preserve">」的两级体系，覆盖从电源、放大、振荡到数字、通信、保护、变流等</w:t>
       </w:r>
       <w:r>
+        <w:rPr>
+          <w:rFonts w:eastAsia="黑体"/>
+        </w:rPr>
         <w:t xml:space="preserve"> 12 </w:t>
       </w:r>
       <w:r>
         <w:rPr>
-          <w:rFonts w:hint="eastAsia"/>
+          <w:rFonts w:hint="eastAsia" w:eastAsia="黑体"/>
         </w:rPr>
         <w:t xml:space="preserve">大类别、数百个电路单元。</w:t>
       </w:r>
@@ -150,15 +159,19 @@
       <w:pPr/>
       <w:r>
         <w:rPr>
-          <w:rFonts w:hint="eastAsia"/>
+          <w:rFonts w:hint="eastAsia" w:eastAsia="黑体"/>
         </w:rPr>
         <w:t xml:space="preserve">每个「最小电路单元」都配有一份统一的</w:t>
       </w:r>
       <w:r>
+        <w:rPr>
+          <w:rFonts w:eastAsia="黑体"/>
+        </w:rPr>
         <w:t xml:space="preserve"> </w:t>
       </w:r>
       <w:r>
         <w:rPr>
+          <w:rFonts w:eastAsia="黑体"/>
           <w:b/>
           <w:bCs/>
         </w:rPr>
@@ -166,18 +179,21 @@
       </w:r>
       <w:r>
         <w:rPr>
-          <w:rFonts w:hint="eastAsia"/>
+          <w:rFonts w:hint="eastAsia" w:eastAsia="黑体"/>
           <w:b/>
           <w:bCs/>
         </w:rPr>
         <w:t xml:space="preserve">节结构</w:t>
       </w:r>
       <w:r>
+        <w:rPr>
+          <w:rFonts w:eastAsia="黑体"/>
+        </w:rPr>
         <w:t xml:space="preserve"> </w:t>
       </w:r>
       <w:r>
         <w:rPr>
-          <w:rFonts w:hint="eastAsia"/>
+          <w:rFonts w:hint="eastAsia" w:eastAsia="黑体"/>
         </w:rPr>
         <w:t xml:space="preserve">说明文档，便于快速查阅与对照学习。</w:t>
       </w:r>
@@ -189,11 +205,14 @@
         <w:pStyle w:val="Heading2"/>
       </w:pPr>
       <w:r>
+        <w:rPr>
+          <w:rFonts w:eastAsia="黑体"/>
+        </w:rPr>
         <w:t xml:space="preserve">🗂️ </w:t>
       </w:r>
       <w:r>
         <w:rPr>
-          <w:rFonts w:hint="eastAsia"/>
+          <w:rFonts w:hint="eastAsia" w:eastAsia="黑体"/>
         </w:rPr>
         <w:t xml:space="preserve">目录结构</w:t>
       </w:r>
@@ -205,574 +224,663 @@
       <w:r>
         <w:rPr>
           <w:rStyle w:val="VerbatimChar"/>
-          <w:rFonts w:hint="eastAsia"/>
+          <w:rFonts w:hint="eastAsia" w:eastAsia="黑体"/>
         </w:rPr>
         <w:t xml:space="preserve">电路拓扑收集/</w:t>
       </w:r>
       <w:r>
+        <w:rPr>
+          <w:rFonts w:eastAsia="黑体"/>
+        </w:rPr>
         <w:br/>
       </w:r>
       <w:r>
         <w:rPr>
           <w:rStyle w:val="VerbatimChar"/>
+          <w:rFonts w:eastAsia="黑体"/>
         </w:rPr>
         <w:t xml:space="preserve">├── </w:t>
       </w:r>
       <w:r>
         <w:rPr>
           <w:rStyle w:val="VerbatimChar"/>
-          <w:rFonts w:hint="eastAsia"/>
+          <w:rFonts w:hint="eastAsia" w:eastAsia="黑体"/>
         </w:rPr>
         <w:t xml:space="preserve">01-电源电路/</w:t>
       </w:r>
       <w:r>
         <w:rPr>
           <w:rStyle w:val="VerbatimChar"/>
+          <w:rFonts w:eastAsia="黑体"/>
         </w:rPr>
         <w:t xml:space="preserve">        </w:t>
       </w:r>
       <w:r>
         <w:rPr>
           <w:rStyle w:val="VerbatimChar"/>
-          <w:rFonts w:hint="eastAsia"/>
+          <w:rFonts w:hint="eastAsia" w:eastAsia="黑体"/>
         </w:rPr>
         <w:t xml:space="preserve">线性稳压、开关电源、整流滤波、电池充放电管理</w:t>
       </w:r>
       <w:r>
+        <w:rPr>
+          <w:rFonts w:eastAsia="黑体"/>
+        </w:rPr>
         <w:br/>
       </w:r>
       <w:r>
         <w:rPr>
           <w:rStyle w:val="VerbatimChar"/>
+          <w:rFonts w:eastAsia="黑体"/>
         </w:rPr>
         <w:t xml:space="preserve">├── </w:t>
       </w:r>
       <w:r>
         <w:rPr>
           <w:rStyle w:val="VerbatimChar"/>
-          <w:rFonts w:hint="eastAsia"/>
+          <w:rFonts w:hint="eastAsia" w:eastAsia="黑体"/>
         </w:rPr>
         <w:t xml:space="preserve">02-放大电路/</w:t>
       </w:r>
       <w:r>
         <w:rPr>
           <w:rStyle w:val="VerbatimChar"/>
+          <w:rFonts w:eastAsia="黑体"/>
         </w:rPr>
         <w:t xml:space="preserve">        </w:t>
       </w:r>
       <w:r>
         <w:rPr>
           <w:rStyle w:val="VerbatimChar"/>
-          <w:rFonts w:hint="eastAsia"/>
+          <w:rFonts w:hint="eastAsia" w:eastAsia="黑体"/>
         </w:rPr>
         <w:t xml:space="preserve">运算放大、功率放大、音频放大、射频放大</w:t>
       </w:r>
       <w:r>
+        <w:rPr>
+          <w:rFonts w:eastAsia="黑体"/>
+        </w:rPr>
         <w:br/>
       </w:r>
       <w:r>
         <w:rPr>
           <w:rStyle w:val="VerbatimChar"/>
+          <w:rFonts w:eastAsia="黑体"/>
         </w:rPr>
         <w:t xml:space="preserve">├── </w:t>
       </w:r>
       <w:r>
         <w:rPr>
           <w:rStyle w:val="VerbatimChar"/>
-          <w:rFonts w:hint="eastAsia"/>
+          <w:rFonts w:hint="eastAsia" w:eastAsia="黑体"/>
         </w:rPr>
         <w:t xml:space="preserve">03-振荡电路/</w:t>
       </w:r>
       <w:r>
         <w:rPr>
           <w:rStyle w:val="VerbatimChar"/>
+          <w:rFonts w:eastAsia="黑体"/>
         </w:rPr>
         <w:t xml:space="preserve">        RC / LC / </w:t>
       </w:r>
       <w:r>
         <w:rPr>
           <w:rStyle w:val="VerbatimChar"/>
-          <w:rFonts w:hint="eastAsia"/>
+          <w:rFonts w:hint="eastAsia" w:eastAsia="黑体"/>
         </w:rPr>
         <w:t xml:space="preserve">晶体振荡器</w:t>
       </w:r>
       <w:r>
+        <w:rPr>
+          <w:rFonts w:eastAsia="黑体"/>
+        </w:rPr>
         <w:br/>
       </w:r>
       <w:r>
         <w:rPr>
           <w:rStyle w:val="VerbatimChar"/>
+          <w:rFonts w:eastAsia="黑体"/>
         </w:rPr>
         <w:t xml:space="preserve">├── </w:t>
       </w:r>
       <w:r>
         <w:rPr>
           <w:rStyle w:val="VerbatimChar"/>
-          <w:rFonts w:hint="eastAsia"/>
+          <w:rFonts w:hint="eastAsia" w:eastAsia="黑体"/>
         </w:rPr>
         <w:t xml:space="preserve">04-滤波电路/</w:t>
       </w:r>
       <w:r>
         <w:rPr>
           <w:rStyle w:val="VerbatimChar"/>
+          <w:rFonts w:eastAsia="黑体"/>
         </w:rPr>
         <w:t xml:space="preserve">        </w:t>
       </w:r>
       <w:r>
         <w:rPr>
           <w:rStyle w:val="VerbatimChar"/>
-          <w:rFonts w:hint="eastAsia"/>
+          <w:rFonts w:hint="eastAsia" w:eastAsia="黑体"/>
         </w:rPr>
         <w:t xml:space="preserve">低通</w:t>
       </w:r>
       <w:r>
         <w:rPr>
           <w:rStyle w:val="VerbatimChar"/>
+          <w:rFonts w:eastAsia="黑体"/>
         </w:rPr>
         <w:t xml:space="preserve"> / </w:t>
       </w:r>
       <w:r>
         <w:rPr>
           <w:rStyle w:val="VerbatimChar"/>
-          <w:rFonts w:hint="eastAsia"/>
+          <w:rFonts w:hint="eastAsia" w:eastAsia="黑体"/>
         </w:rPr>
         <w:t xml:space="preserve">高通</w:t>
       </w:r>
       <w:r>
         <w:rPr>
           <w:rStyle w:val="VerbatimChar"/>
+          <w:rFonts w:eastAsia="黑体"/>
         </w:rPr>
         <w:t xml:space="preserve"> / </w:t>
       </w:r>
       <w:r>
         <w:rPr>
           <w:rStyle w:val="VerbatimChar"/>
-          <w:rFonts w:hint="eastAsia"/>
+          <w:rFonts w:hint="eastAsia" w:eastAsia="黑体"/>
         </w:rPr>
         <w:t xml:space="preserve">带通</w:t>
       </w:r>
       <w:r>
         <w:rPr>
           <w:rStyle w:val="VerbatimChar"/>
+          <w:rFonts w:eastAsia="黑体"/>
         </w:rPr>
         <w:t xml:space="preserve"> / </w:t>
       </w:r>
       <w:r>
         <w:rPr>
           <w:rStyle w:val="VerbatimChar"/>
-          <w:rFonts w:hint="eastAsia"/>
+          <w:rFonts w:hint="eastAsia" w:eastAsia="黑体"/>
         </w:rPr>
         <w:t xml:space="preserve">带阻</w:t>
       </w:r>
       <w:r>
+        <w:rPr>
+          <w:rFonts w:eastAsia="黑体"/>
+        </w:rPr>
         <w:br/>
       </w:r>
       <w:r>
         <w:rPr>
           <w:rStyle w:val="VerbatimChar"/>
+          <w:rFonts w:eastAsia="黑体"/>
         </w:rPr>
         <w:t xml:space="preserve">├── </w:t>
       </w:r>
       <w:r>
         <w:rPr>
           <w:rStyle w:val="VerbatimChar"/>
-          <w:rFonts w:hint="eastAsia"/>
+          <w:rFonts w:hint="eastAsia" w:eastAsia="黑体"/>
         </w:rPr>
         <w:t xml:space="preserve">05-数字电路/</w:t>
       </w:r>
       <w:r>
         <w:rPr>
           <w:rStyle w:val="VerbatimChar"/>
+          <w:rFonts w:eastAsia="黑体"/>
         </w:rPr>
         <w:t xml:space="preserve">        </w:t>
       </w:r>
       <w:r>
         <w:rPr>
           <w:rStyle w:val="VerbatimChar"/>
-          <w:rFonts w:hint="eastAsia"/>
+          <w:rFonts w:hint="eastAsia" w:eastAsia="黑体"/>
         </w:rPr>
         <w:t xml:space="preserve">组合逻辑、时序逻辑、单片机及嵌入式接口</w:t>
       </w:r>
       <w:r>
+        <w:rPr>
+          <w:rFonts w:eastAsia="黑体"/>
+        </w:rPr>
         <w:br/>
       </w:r>
       <w:r>
         <w:rPr>
           <w:rStyle w:val="VerbatimChar"/>
+          <w:rFonts w:eastAsia="黑体"/>
         </w:rPr>
         <w:t xml:space="preserve">├── </w:t>
       </w:r>
       <w:r>
         <w:rPr>
           <w:rStyle w:val="VerbatimChar"/>
-          <w:rFonts w:hint="eastAsia"/>
+          <w:rFonts w:hint="eastAsia" w:eastAsia="黑体"/>
         </w:rPr>
         <w:t xml:space="preserve">06-转换电路/</w:t>
       </w:r>
       <w:r>
         <w:rPr>
           <w:rStyle w:val="VerbatimChar"/>
+          <w:rFonts w:eastAsia="黑体"/>
         </w:rPr>
         <w:t xml:space="preserve">        ADC / DAC / </w:t>
       </w:r>
       <w:r>
         <w:rPr>
           <w:rStyle w:val="VerbatimChar"/>
-          <w:rFonts w:hint="eastAsia"/>
+          <w:rFonts w:hint="eastAsia" w:eastAsia="黑体"/>
         </w:rPr>
         <w:t xml:space="preserve">电平转换</w:t>
       </w:r>
       <w:r>
+        <w:rPr>
+          <w:rFonts w:eastAsia="黑体"/>
+        </w:rPr>
         <w:br/>
       </w:r>
       <w:r>
         <w:rPr>
           <w:rStyle w:val="VerbatimChar"/>
+          <w:rFonts w:eastAsia="黑体"/>
         </w:rPr>
         <w:t xml:space="preserve">├── </w:t>
       </w:r>
       <w:r>
         <w:rPr>
           <w:rStyle w:val="VerbatimChar"/>
-          <w:rFonts w:hint="eastAsia"/>
+          <w:rFonts w:hint="eastAsia" w:eastAsia="黑体"/>
         </w:rPr>
         <w:t xml:space="preserve">07-驱动电路/</w:t>
       </w:r>
       <w:r>
         <w:rPr>
           <w:rStyle w:val="VerbatimChar"/>
+          <w:rFonts w:eastAsia="黑体"/>
         </w:rPr>
         <w:t xml:space="preserve">        </w:t>
       </w:r>
       <w:r>
         <w:rPr>
           <w:rStyle w:val="VerbatimChar"/>
-          <w:rFonts w:hint="eastAsia"/>
+          <w:rFonts w:hint="eastAsia" w:eastAsia="黑体"/>
         </w:rPr>
         <w:t xml:space="preserve">电机驱动、LED</w:t>
       </w:r>
       <w:r>
         <w:rPr>
           <w:rStyle w:val="VerbatimChar"/>
+          <w:rFonts w:eastAsia="黑体"/>
         </w:rPr>
         <w:t xml:space="preserve"> </w:t>
       </w:r>
       <w:r>
         <w:rPr>
           <w:rStyle w:val="VerbatimChar"/>
-          <w:rFonts w:hint="eastAsia"/>
+          <w:rFonts w:hint="eastAsia" w:eastAsia="黑体"/>
         </w:rPr>
         <w:t xml:space="preserve">驱动、功率器件栅极驱动</w:t>
       </w:r>
       <w:r>
+        <w:rPr>
+          <w:rFonts w:eastAsia="黑体"/>
+        </w:rPr>
         <w:br/>
       </w:r>
       <w:r>
         <w:rPr>
           <w:rStyle w:val="VerbatimChar"/>
+          <w:rFonts w:eastAsia="黑体"/>
         </w:rPr>
         <w:t xml:space="preserve">├── </w:t>
       </w:r>
       <w:r>
         <w:rPr>
           <w:rStyle w:val="VerbatimChar"/>
-          <w:rFonts w:hint="eastAsia"/>
+          <w:rFonts w:hint="eastAsia" w:eastAsia="黑体"/>
         </w:rPr>
         <w:t xml:space="preserve">08-传感器电路/</w:t>
       </w:r>
       <w:r>
         <w:rPr>
           <w:rStyle w:val="VerbatimChar"/>
+          <w:rFonts w:eastAsia="黑体"/>
         </w:rPr>
         <w:t xml:space="preserve">      </w:t>
       </w:r>
       <w:r>
         <w:rPr>
           <w:rStyle w:val="VerbatimChar"/>
-          <w:rFonts w:hint="eastAsia"/>
+          <w:rFonts w:hint="eastAsia" w:eastAsia="黑体"/>
         </w:rPr>
         <w:t xml:space="preserve">各类传感器的信号调理与接口电路</w:t>
       </w:r>
       <w:r>
+        <w:rPr>
+          <w:rFonts w:eastAsia="黑体"/>
+        </w:rPr>
         <w:br/>
       </w:r>
       <w:r>
         <w:rPr>
           <w:rStyle w:val="VerbatimChar"/>
+          <w:rFonts w:eastAsia="黑体"/>
         </w:rPr>
         <w:t xml:space="preserve">├── </w:t>
       </w:r>
       <w:r>
         <w:rPr>
           <w:rStyle w:val="VerbatimChar"/>
-          <w:rFonts w:hint="eastAsia"/>
+          <w:rFonts w:hint="eastAsia" w:eastAsia="黑体"/>
         </w:rPr>
         <w:t xml:space="preserve">09-通信电路/</w:t>
       </w:r>
       <w:r>
         <w:rPr>
           <w:rStyle w:val="VerbatimChar"/>
+          <w:rFonts w:eastAsia="黑体"/>
         </w:rPr>
         <w:t xml:space="preserve">        </w:t>
       </w:r>
       <w:r>
         <w:rPr>
           <w:rStyle w:val="VerbatimChar"/>
-          <w:rFonts w:hint="eastAsia"/>
+          <w:rFonts w:hint="eastAsia" w:eastAsia="黑体"/>
         </w:rPr>
         <w:t xml:space="preserve">收发、调制解调、接口等</w:t>
       </w:r>
       <w:r>
+        <w:rPr>
+          <w:rFonts w:eastAsia="黑体"/>
+        </w:rPr>
         <w:br/>
       </w:r>
       <w:r>
         <w:rPr>
           <w:rStyle w:val="VerbatimChar"/>
+          <w:rFonts w:eastAsia="黑体"/>
         </w:rPr>
         <w:t xml:space="preserve">├── </w:t>
       </w:r>
       <w:r>
         <w:rPr>
           <w:rStyle w:val="VerbatimChar"/>
-          <w:rFonts w:hint="eastAsia"/>
+          <w:rFonts w:hint="eastAsia" w:eastAsia="黑体"/>
         </w:rPr>
         <w:t xml:space="preserve">10-保护电路/</w:t>
       </w:r>
       <w:r>
         <w:rPr>
           <w:rStyle w:val="VerbatimChar"/>
+          <w:rFonts w:eastAsia="黑体"/>
         </w:rPr>
         <w:t xml:space="preserve">        </w:t>
       </w:r>
       <w:r>
         <w:rPr>
           <w:rStyle w:val="VerbatimChar"/>
-          <w:rFonts w:hint="eastAsia"/>
+          <w:rFonts w:hint="eastAsia" w:eastAsia="黑体"/>
         </w:rPr>
         <w:t xml:space="preserve">过压</w:t>
       </w:r>
       <w:r>
         <w:rPr>
           <w:rStyle w:val="VerbatimChar"/>
+          <w:rFonts w:eastAsia="黑体"/>
         </w:rPr>
         <w:t xml:space="preserve"> / </w:t>
       </w:r>
       <w:r>
         <w:rPr>
           <w:rStyle w:val="VerbatimChar"/>
-          <w:rFonts w:hint="eastAsia"/>
+          <w:rFonts w:hint="eastAsia" w:eastAsia="黑体"/>
         </w:rPr>
         <w:t xml:space="preserve">过流</w:t>
       </w:r>
       <w:r>
         <w:rPr>
           <w:rStyle w:val="VerbatimChar"/>
+          <w:rFonts w:eastAsia="黑体"/>
         </w:rPr>
         <w:t xml:space="preserve"> / </w:t>
       </w:r>
       <w:r>
         <w:rPr>
           <w:rStyle w:val="VerbatimChar"/>
-          <w:rFonts w:hint="eastAsia"/>
+          <w:rFonts w:hint="eastAsia" w:eastAsia="黑体"/>
         </w:rPr>
         <w:t xml:space="preserve">过温</w:t>
       </w:r>
       <w:r>
         <w:rPr>
           <w:rStyle w:val="VerbatimChar"/>
+          <w:rFonts w:eastAsia="黑体"/>
         </w:rPr>
         <w:t xml:space="preserve"> / ESD </w:t>
       </w:r>
       <w:r>
         <w:rPr>
           <w:rStyle w:val="VerbatimChar"/>
-          <w:rFonts w:hint="eastAsia"/>
+          <w:rFonts w:hint="eastAsia" w:eastAsia="黑体"/>
         </w:rPr>
         <w:t xml:space="preserve">及浪涌保护</w:t>
       </w:r>
       <w:r>
+        <w:rPr>
+          <w:rFonts w:eastAsia="黑体"/>
+        </w:rPr>
         <w:br/>
       </w:r>
       <w:r>
         <w:rPr>
           <w:rStyle w:val="VerbatimChar"/>
+          <w:rFonts w:eastAsia="黑体"/>
         </w:rPr>
         <w:t xml:space="preserve">├── </w:t>
       </w:r>
       <w:r>
         <w:rPr>
           <w:rStyle w:val="VerbatimChar"/>
-          <w:rFonts w:hint="eastAsia"/>
+          <w:rFonts w:hint="eastAsia" w:eastAsia="黑体"/>
         </w:rPr>
         <w:t xml:space="preserve">11-变流电路/</w:t>
       </w:r>
       <w:r>
         <w:rPr>
           <w:rStyle w:val="VerbatimChar"/>
+          <w:rFonts w:eastAsia="黑体"/>
         </w:rPr>
         <w:t xml:space="preserve">        </w:t>
       </w:r>
       <w:r>
         <w:rPr>
           <w:rStyle w:val="VerbatimChar"/>
-          <w:rFonts w:hint="eastAsia"/>
+          <w:rFonts w:hint="eastAsia" w:eastAsia="黑体"/>
         </w:rPr>
         <w:t xml:space="preserve">整流、逆变、变频</w:t>
       </w:r>
       <w:r>
+        <w:rPr>
+          <w:rFonts w:eastAsia="黑体"/>
+        </w:rPr>
         <w:br/>
       </w:r>
       <w:r>
         <w:rPr>
           <w:rStyle w:val="VerbatimChar"/>
+          <w:rFonts w:eastAsia="黑体"/>
         </w:rPr>
         <w:t xml:space="preserve">├── </w:t>
       </w:r>
       <w:r>
         <w:rPr>
           <w:rStyle w:val="VerbatimChar"/>
-          <w:rFonts w:hint="eastAsia"/>
+          <w:rFonts w:hint="eastAsia" w:eastAsia="黑体"/>
         </w:rPr>
         <w:t xml:space="preserve">12-通用拓扑结构/</w:t>
       </w:r>
       <w:r>
         <w:rPr>
           <w:rStyle w:val="VerbatimChar"/>
+          <w:rFonts w:eastAsia="黑体"/>
         </w:rPr>
         <w:t xml:space="preserve">    </w:t>
       </w:r>
       <w:r>
         <w:rPr>
           <w:rStyle w:val="VerbatimChar"/>
-          <w:rFonts w:hint="eastAsia"/>
+          <w:rFonts w:hint="eastAsia" w:eastAsia="黑体"/>
         </w:rPr>
         <w:t xml:space="preserve">串联</w:t>
       </w:r>
       <w:r>
         <w:rPr>
           <w:rStyle w:val="VerbatimChar"/>
+          <w:rFonts w:eastAsia="黑体"/>
         </w:rPr>
         <w:t xml:space="preserve"> / </w:t>
       </w:r>
       <w:r>
         <w:rPr>
           <w:rStyle w:val="VerbatimChar"/>
-          <w:rFonts w:hint="eastAsia"/>
+          <w:rFonts w:hint="eastAsia" w:eastAsia="黑体"/>
         </w:rPr>
         <w:t xml:space="preserve">并联</w:t>
       </w:r>
       <w:r>
         <w:rPr>
           <w:rStyle w:val="VerbatimChar"/>
+          <w:rFonts w:eastAsia="黑体"/>
         </w:rPr>
         <w:t xml:space="preserve"> / </w:t>
       </w:r>
       <w:r>
         <w:rPr>
           <w:rStyle w:val="VerbatimChar"/>
-          <w:rFonts w:hint="eastAsia"/>
+          <w:rFonts w:hint="eastAsia" w:eastAsia="黑体"/>
         </w:rPr>
         <w:t xml:space="preserve">桥式</w:t>
       </w:r>
       <w:r>
         <w:rPr>
           <w:rStyle w:val="VerbatimChar"/>
+          <w:rFonts w:eastAsia="黑体"/>
         </w:rPr>
         <w:t xml:space="preserve"> / </w:t>
       </w:r>
       <w:r>
         <w:rPr>
           <w:rStyle w:val="VerbatimChar"/>
-          <w:rFonts w:hint="eastAsia"/>
+          <w:rFonts w:hint="eastAsia" w:eastAsia="黑体"/>
         </w:rPr>
         <w:t xml:space="preserve">星型</w:t>
       </w:r>
       <w:r>
         <w:rPr>
           <w:rStyle w:val="VerbatimChar"/>
+          <w:rFonts w:eastAsia="黑体"/>
         </w:rPr>
         <w:t xml:space="preserve"> / </w:t>
       </w:r>
       <w:r>
         <w:rPr>
           <w:rStyle w:val="VerbatimChar"/>
-          <w:rFonts w:hint="eastAsia"/>
+          <w:rFonts w:hint="eastAsia" w:eastAsia="黑体"/>
         </w:rPr>
         <w:t xml:space="preserve">网状等纯连接结构</w:t>
       </w:r>
       <w:r>
+        <w:rPr>
+          <w:rFonts w:eastAsia="黑体"/>
+        </w:rPr>
         <w:br/>
       </w:r>
       <w:r>
         <w:rPr>
           <w:rStyle w:val="VerbatimChar"/>
+          <w:rFonts w:eastAsia="黑体"/>
         </w:rPr>
         <w:t xml:space="preserve">├── README.md</w:t>
       </w:r>
       <w:r>
+        <w:rPr>
+          <w:rFonts w:eastAsia="黑体"/>
+        </w:rPr>
         <w:br/>
       </w:r>
       <w:r>
         <w:rPr>
           <w:rStyle w:val="VerbatimChar"/>
+          <w:rFonts w:eastAsia="黑体"/>
         </w:rPr>
         <w:t xml:space="preserve">├── </w:t>
       </w:r>
       <w:r>
         <w:rPr>
           <w:rStyle w:val="VerbatimChar"/>
-          <w:rFonts w:hint="eastAsia"/>
+          <w:rFonts w:hint="eastAsia" w:eastAsia="黑体"/>
         </w:rPr>
         <w:t xml:space="preserve">README-分类说明.md</w:t>
       </w:r>
       <w:r>
         <w:rPr>
           <w:rStyle w:val="VerbatimChar"/>
+          <w:rFonts w:eastAsia="黑体"/>
         </w:rPr>
         <w:t xml:space="preserve">   </w:t>
       </w:r>
       <w:r>
         <w:rPr>
           <w:rStyle w:val="VerbatimChar"/>
-          <w:rFonts w:hint="eastAsia"/>
+          <w:rFonts w:hint="eastAsia" w:eastAsia="黑体"/>
         </w:rPr>
         <w:t xml:space="preserve">详细分类体系说明</w:t>
       </w:r>
       <w:r>
+        <w:rPr>
+          <w:rFonts w:eastAsia="黑体"/>
+        </w:rPr>
         <w:br/>
       </w:r>
       <w:r>
         <w:rPr>
           <w:rStyle w:val="VerbatimChar"/>
+          <w:rFonts w:eastAsia="黑体"/>
         </w:rPr>
         <w:t xml:space="preserve">├── </w:t>
       </w:r>
       <w:r>
         <w:rPr>
           <w:rStyle w:val="VerbatimChar"/>
-          <w:rFonts w:hint="eastAsia"/>
+          <w:rFonts w:hint="eastAsia" w:eastAsia="黑体"/>
         </w:rPr>
         <w:t xml:space="preserve">电路索引.md</w:t>
       </w:r>
       <w:r>
         <w:rPr>
           <w:rStyle w:val="VerbatimChar"/>
+          <w:rFonts w:eastAsia="黑体"/>
         </w:rPr>
         <w:t xml:space="preserve">          </w:t>
       </w:r>
       <w:r>
         <w:rPr>
           <w:rStyle w:val="VerbatimChar"/>
-          <w:rFonts w:hint="eastAsia"/>
+          <w:rFonts w:hint="eastAsia" w:eastAsia="黑体"/>
         </w:rPr>
         <w:t xml:space="preserve">全量电路索引</w:t>
       </w:r>
       <w:r>
+        <w:rPr>
+          <w:rFonts w:eastAsia="黑体"/>
+        </w:rPr>
         <w:br/>
       </w:r>
       <w:r>
         <w:rPr>
           <w:rStyle w:val="VerbatimChar"/>
+          <w:rFonts w:eastAsia="黑体"/>
         </w:rPr>
         <w:t xml:space="preserve">└── LICENSE</w:t>
       </w:r>
@@ -784,20 +892,26 @@
         <w:pStyle w:val="Heading2"/>
       </w:pPr>
       <w:r>
+        <w:rPr>
+          <w:rFonts w:eastAsia="黑体"/>
+        </w:rPr>
         <w:t xml:space="preserve">📚 </w:t>
       </w:r>
       <w:r>
         <w:rPr>
-          <w:rFonts w:hint="eastAsia"/>
+          <w:rFonts w:hint="eastAsia" w:eastAsia="黑体"/>
         </w:rPr>
         <w:t xml:space="preserve">每个电路文档的</w:t>
       </w:r>
       <w:r>
+        <w:rPr>
+          <w:rFonts w:eastAsia="黑体"/>
+        </w:rPr>
         <w:t xml:space="preserve"> 8 </w:t>
       </w:r>
       <w:r>
         <w:rPr>
-          <w:rFonts w:hint="eastAsia"/>
+          <w:rFonts w:hint="eastAsia" w:eastAsia="黑体"/>
         </w:rPr>
         <w:t xml:space="preserve">节结构</w:t>
       </w:r>
@@ -808,16 +922,19 @@
       </w:pPr>
       <w:r>
         <w:rPr>
-          <w:rFonts w:hint="eastAsia"/>
+          <w:rFonts w:hint="eastAsia" w:eastAsia="黑体"/>
         </w:rPr>
         <w:t xml:space="preserve">每个最小电路单元的说明文档统一为以下</w:t>
       </w:r>
       <w:r>
+        <w:rPr>
+          <w:rFonts w:eastAsia="黑体"/>
+        </w:rPr>
         <w:t xml:space="preserve"> 8 </w:t>
       </w:r>
       <w:r>
         <w:rPr>
-          <w:rFonts w:hint="eastAsia"/>
+          <w:rFonts w:hint="eastAsia" w:eastAsia="黑体"/>
         </w:rPr>
         <w:t xml:space="preserve">节：</w:t>
       </w:r>
@@ -832,21 +949,27 @@
       </w:pPr>
       <w:r>
         <w:rPr>
-          <w:rFonts w:hint="eastAsia"/>
+          <w:rFonts w:hint="eastAsia" w:eastAsia="黑体"/>
           <w:b/>
           <w:bCs/>
         </w:rPr>
         <w:t xml:space="preserve">拓扑描述</w:t>
       </w:r>
       <w:r>
+        <w:rPr>
+          <w:rFonts w:eastAsia="黑体"/>
+        </w:rPr>
         <w:t xml:space="preserve"> </w:t>
       </w:r>
       <w:r>
+        <w:rPr>
+          <w:rFonts w:eastAsia="黑体"/>
+        </w:rPr>
         <w:t xml:space="preserve">—— </w:t>
       </w:r>
       <w:r>
         <w:rPr>
-          <w:rFonts w:hint="eastAsia"/>
+          <w:rFonts w:hint="eastAsia" w:eastAsia="黑体"/>
         </w:rPr>
         <w:t xml:space="preserve">元件组成、连接方式、功能用途</w:t>
       </w:r>
@@ -861,30 +984,39 @@
       </w:pPr>
       <w:r>
         <w:rPr>
-          <w:rFonts w:hint="eastAsia"/>
+          <w:rFonts w:hint="eastAsia" w:eastAsia="黑体"/>
           <w:b/>
           <w:bCs/>
         </w:rPr>
         <w:t xml:space="preserve">工作原理</w:t>
       </w:r>
       <w:r>
+        <w:rPr>
+          <w:rFonts w:eastAsia="黑体"/>
+        </w:rPr>
         <w:t xml:space="preserve"> </w:t>
       </w:r>
       <w:r>
+        <w:rPr>
+          <w:rFonts w:eastAsia="黑体"/>
+        </w:rPr>
         <w:t xml:space="preserve">—— </w:t>
       </w:r>
       <w:r>
         <w:rPr>
-          <w:rFonts w:hint="eastAsia"/>
+          <w:rFonts w:hint="eastAsia" w:eastAsia="黑体"/>
         </w:rPr>
         <w:t xml:space="preserve">信号</w:t>
       </w:r>
       <w:r>
+        <w:rPr>
+          <w:rFonts w:eastAsia="黑体"/>
+        </w:rPr>
         <w:t xml:space="preserve"> / </w:t>
       </w:r>
       <w:r>
         <w:rPr>
-          <w:rFonts w:hint="eastAsia"/>
+          <w:rFonts w:hint="eastAsia" w:eastAsia="黑体"/>
         </w:rPr>
         <w:t xml:space="preserve">能量如何流动</w:t>
       </w:r>
@@ -899,30 +1031,39 @@
       </w:pPr>
       <w:r>
         <w:rPr>
-          <w:rFonts w:hint="eastAsia"/>
+          <w:rFonts w:hint="eastAsia" w:eastAsia="黑体"/>
           <w:b/>
           <w:bCs/>
         </w:rPr>
         <w:t xml:space="preserve">关键计算公式</w:t>
       </w:r>
       <w:r>
+        <w:rPr>
+          <w:rFonts w:eastAsia="黑体"/>
+        </w:rPr>
         <w:t xml:space="preserve"> </w:t>
       </w:r>
       <w:r>
+        <w:rPr>
+          <w:rFonts w:eastAsia="黑体"/>
+        </w:rPr>
         <w:t xml:space="preserve">—— </w:t>
       </w:r>
       <w:r>
         <w:rPr>
-          <w:rFonts w:hint="eastAsia"/>
+          <w:rFonts w:hint="eastAsia" w:eastAsia="黑体"/>
         </w:rPr>
         <w:t xml:space="preserve">核心设计公式</w:t>
       </w:r>
       <w:r>
+        <w:rPr>
+          <w:rFonts w:eastAsia="黑体"/>
+        </w:rPr>
         <w:t xml:space="preserve"> + </w:t>
       </w:r>
       <w:r>
         <w:rPr>
-          <w:rFonts w:hint="eastAsia"/>
+          <w:rFonts w:hint="eastAsia" w:eastAsia="黑体"/>
         </w:rPr>
         <w:t xml:space="preserve">符号单位表</w:t>
       </w:r>
@@ -937,30 +1078,39 @@
       </w:pPr>
       <w:r>
         <w:rPr>
-          <w:rFonts w:hint="eastAsia"/>
+          <w:rFonts w:hint="eastAsia" w:eastAsia="黑体"/>
           <w:b/>
           <w:bCs/>
         </w:rPr>
         <w:t xml:space="preserve">元件调整影响</w:t>
       </w:r>
       <w:r>
+        <w:rPr>
+          <w:rFonts w:eastAsia="黑体"/>
+        </w:rPr>
         <w:t xml:space="preserve"> </w:t>
       </w:r>
       <w:r>
+        <w:rPr>
+          <w:rFonts w:eastAsia="黑体"/>
+        </w:rPr>
         <w:t xml:space="preserve">—— </w:t>
       </w:r>
       <w:r>
         <w:rPr>
-          <w:rFonts w:hint="eastAsia"/>
+          <w:rFonts w:hint="eastAsia" w:eastAsia="黑体"/>
         </w:rPr>
         <w:t xml:space="preserve">增大/减小某个</w:t>
       </w:r>
       <w:r>
+        <w:rPr>
+          <w:rFonts w:eastAsia="黑体"/>
+        </w:rPr>
         <w:t xml:space="preserve"> R / C / L </w:t>
       </w:r>
       <w:r>
         <w:rPr>
-          <w:rFonts w:hint="eastAsia"/>
+          <w:rFonts w:hint="eastAsia" w:eastAsia="黑体"/>
         </w:rPr>
         <w:t xml:space="preserve">对电路的影响</w:t>
       </w:r>
@@ -975,21 +1125,27 @@
       </w:pPr>
       <w:r>
         <w:rPr>
-          <w:rFonts w:hint="eastAsia"/>
+          <w:rFonts w:hint="eastAsia" w:eastAsia="黑体"/>
           <w:b/>
           <w:bCs/>
         </w:rPr>
         <w:t xml:space="preserve">典型参数示例</w:t>
       </w:r>
       <w:r>
+        <w:rPr>
+          <w:rFonts w:eastAsia="黑体"/>
+        </w:rPr>
         <w:t xml:space="preserve"> </w:t>
       </w:r>
       <w:r>
+        <w:rPr>
+          <w:rFonts w:eastAsia="黑体"/>
+        </w:rPr>
         <w:t xml:space="preserve">—— </w:t>
       </w:r>
       <w:r>
         <w:rPr>
-          <w:rFonts w:hint="eastAsia"/>
+          <w:rFonts w:hint="eastAsia" w:eastAsia="黑体"/>
         </w:rPr>
         <w:t xml:space="preserve">具体数值代入计算的结果</w:t>
       </w:r>
@@ -1004,21 +1160,27 @@
       </w:pPr>
       <w:r>
         <w:rPr>
-          <w:rFonts w:hint="eastAsia"/>
+          <w:rFonts w:hint="eastAsia" w:eastAsia="黑体"/>
           <w:b/>
           <w:bCs/>
         </w:rPr>
         <w:t xml:space="preserve">常见器件型号</w:t>
       </w:r>
       <w:r>
+        <w:rPr>
+          <w:rFonts w:eastAsia="黑体"/>
+        </w:rPr>
         <w:t xml:space="preserve"> </w:t>
       </w:r>
       <w:r>
+        <w:rPr>
+          <w:rFonts w:eastAsia="黑体"/>
+        </w:rPr>
         <w:t xml:space="preserve">—— </w:t>
       </w:r>
       <w:r>
         <w:rPr>
-          <w:rFonts w:hint="eastAsia"/>
+          <w:rFonts w:hint="eastAsia" w:eastAsia="黑体"/>
         </w:rPr>
         <w:t xml:space="preserve">真实通用型号</w:t>
       </w:r>
@@ -1033,30 +1195,39 @@
       </w:pPr>
       <w:r>
         <w:rPr>
-          <w:rFonts w:hint="eastAsia"/>
+          <w:rFonts w:hint="eastAsia" w:eastAsia="黑体"/>
           <w:b/>
           <w:bCs/>
         </w:rPr>
         <w:t xml:space="preserve">注意事项</w:t>
       </w:r>
       <w:r>
+        <w:rPr>
+          <w:rFonts w:eastAsia="黑体"/>
+        </w:rPr>
         <w:t xml:space="preserve"> </w:t>
       </w:r>
       <w:r>
+        <w:rPr>
+          <w:rFonts w:eastAsia="黑体"/>
+        </w:rPr>
         <w:t xml:space="preserve">—— </w:t>
       </w:r>
       <w:r>
         <w:rPr>
-          <w:rFonts w:hint="eastAsia"/>
+          <w:rFonts w:hint="eastAsia" w:eastAsia="黑体"/>
         </w:rPr>
         <w:t xml:space="preserve">实际设计</w:t>
       </w:r>
       <w:r>
+        <w:rPr>
+          <w:rFonts w:eastAsia="黑体"/>
+        </w:rPr>
         <w:t xml:space="preserve"> / </w:t>
       </w:r>
       <w:r>
         <w:rPr>
-          <w:rFonts w:hint="eastAsia"/>
+          <w:rFonts w:hint="eastAsia" w:eastAsia="黑体"/>
         </w:rPr>
         <w:t xml:space="preserve">使用注意点</w:t>
       </w:r>
@@ -1071,39 +1242,51 @@
       </w:pPr>
       <w:r>
         <w:rPr>
-          <w:rFonts w:hint="eastAsia"/>
+          <w:rFonts w:hint="eastAsia" w:eastAsia="黑体"/>
           <w:b/>
           <w:bCs/>
         </w:rPr>
         <w:t xml:space="preserve">参考资料</w:t>
       </w:r>
       <w:r>
+        <w:rPr>
+          <w:rFonts w:eastAsia="黑体"/>
+        </w:rPr>
         <w:t xml:space="preserve"> </w:t>
       </w:r>
       <w:r>
+        <w:rPr>
+          <w:rFonts w:eastAsia="黑体"/>
+        </w:rPr>
         <w:t xml:space="preserve">—— </w:t>
       </w:r>
       <w:r>
         <w:rPr>
-          <w:rFonts w:hint="eastAsia"/>
+          <w:rFonts w:hint="eastAsia" w:eastAsia="黑体"/>
         </w:rPr>
         <w:t xml:space="preserve">权威来源（教材</w:t>
       </w:r>
       <w:r>
+        <w:rPr>
+          <w:rFonts w:eastAsia="黑体"/>
+        </w:rPr>
         <w:t xml:space="preserve"> / </w:t>
       </w:r>
       <w:r>
         <w:rPr>
-          <w:rFonts w:hint="eastAsia"/>
+          <w:rFonts w:hint="eastAsia" w:eastAsia="黑体"/>
         </w:rPr>
         <w:t xml:space="preserve">维基百科</w:t>
       </w:r>
       <w:r>
+        <w:rPr>
+          <w:rFonts w:eastAsia="黑体"/>
+        </w:rPr>
         <w:t xml:space="preserve"> / </w:t>
       </w:r>
       <w:r>
         <w:rPr>
-          <w:rFonts w:hint="eastAsia"/>
+          <w:rFonts w:hint="eastAsia" w:eastAsia="黑体"/>
         </w:rPr>
         <w:t xml:space="preserve">官方应用笔记）</w:t>
       </w:r>
@@ -1114,7 +1297,7 @@
       </w:pPr>
       <w:r>
         <w:rPr>
-          <w:rFonts w:hint="eastAsia"/>
+          <w:rFonts w:hint="eastAsia" w:eastAsia="黑体"/>
         </w:rPr>
         <w:t xml:space="preserve">个别极生僻电路的公式如暂无法确定，文档中会标注「待补充」，后续可在仿真验证后补全。</w:t>
       </w:r>
@@ -1126,11 +1309,14 @@
         <w:pStyle w:val="Heading2"/>
       </w:pPr>
       <w:r>
+        <w:rPr>
+          <w:rFonts w:eastAsia="黑体"/>
+        </w:rPr>
         <w:t xml:space="preserve">🧮 </w:t>
       </w:r>
       <w:r>
         <w:rPr>
-          <w:rFonts w:hint="eastAsia"/>
+          <w:rFonts w:hint="eastAsia" w:eastAsia="黑体"/>
         </w:rPr>
         <w:t xml:space="preserve">公式查看方法（LaTeX）</w:t>
       </w:r>
@@ -1141,46 +1327,57 @@
       </w:pPr>
       <w:r>
         <w:rPr>
-          <w:rFonts w:hint="eastAsia"/>
+          <w:rFonts w:hint="eastAsia" w:eastAsia="黑体"/>
         </w:rPr>
         <w:t xml:space="preserve">文档中的公式使用</w:t>
       </w:r>
       <w:r>
+        <w:rPr>
+          <w:rFonts w:eastAsia="黑体"/>
+        </w:rPr>
         <w:t xml:space="preserve"> LaTeX </w:t>
       </w:r>
       <w:r>
         <w:rPr>
-          <w:rFonts w:hint="eastAsia"/>
+          <w:rFonts w:hint="eastAsia" w:eastAsia="黑体"/>
         </w:rPr>
         <w:t xml:space="preserve">语法（</w:t>
       </w:r>
       <w:r>
         <w:rPr>
           <w:rStyle w:val="VerbatimChar"/>
+          <w:rFonts w:eastAsia="黑体"/>
         </w:rPr>
         <w:t xml:space="preserve">$...$</w:t>
       </w:r>
       <w:r>
+        <w:rPr>
+          <w:rFonts w:eastAsia="黑体"/>
+        </w:rPr>
         <w:t xml:space="preserve"> </w:t>
       </w:r>
       <w:r>
         <w:rPr>
-          <w:rFonts w:hint="eastAsia"/>
+          <w:rFonts w:hint="eastAsia" w:eastAsia="黑体"/>
         </w:rPr>
         <w:t xml:space="preserve">行内、</w:t>
       </w:r>
       <w:r>
         <w:rPr>
           <w:rStyle w:val="VerbatimChar"/>
+          <w:rFonts w:eastAsia="黑体"/>
         </w:rPr>
         <w:t xml:space="preserve">$$...$$</w:t>
       </w:r>
       <w:r>
+        <w:rPr>
+          <w:rFonts w:eastAsia="黑体"/>
+        </w:rPr>
         <w:t xml:space="preserve"> </w:t>
       </w:r>
       <w:r>
         <w:rPr>
-          <w:rFonts w:hint="eastAsia"/>
+          <w:rFonts w:hint="eastAsia" w:eastAsia="黑体"/>
         </w:rPr>
         <w:t xml:space="preserve">独立公式）：</w:t>
       </w:r>
@@ -1195,6 +1392,7 @@
       </w:pPr>
       <w:r>
         <w:rPr>
+          <w:rFonts w:eastAsia="黑体"/>
           <w:b/>
           <w:bCs/>
         </w:rPr>
@@ -1202,15 +1400,19 @@
       </w:r>
       <w:r>
         <w:rPr>
-          <w:rFonts w:hint="eastAsia"/>
+          <w:rFonts w:hint="eastAsia" w:eastAsia="黑体"/>
         </w:rPr>
         <w:t xml:space="preserve">：安装扩展</w:t>
       </w:r>
       <w:r>
+        <w:rPr>
+          <w:rFonts w:eastAsia="黑体"/>
+        </w:rPr>
         <w:t xml:space="preserve"> </w:t>
       </w:r>
       <w:r>
         <w:rPr>
+          <w:rFonts w:eastAsia="黑体"/>
           <w:b/>
           <w:bCs/>
         </w:rPr>
@@ -1218,37 +1420,50 @@
       </w:r>
       <w:r>
         <w:rPr>
-          <w:rFonts w:hint="eastAsia"/>
+          <w:rFonts w:hint="eastAsia" w:eastAsia="黑体"/>
         </w:rPr>
         <w:t xml:space="preserve">（或</w:t>
       </w:r>
       <w:r>
+        <w:rPr>
+          <w:rFonts w:eastAsia="黑体"/>
+        </w:rPr>
         <w:t xml:space="preserve"> </w:t>
       </w:r>
       <w:r>
+        <w:rPr>
+          <w:rFonts w:eastAsia="黑体"/>
+        </w:rPr>
         <w:t xml:space="preserve">“Markdown+Math”</w:t>
       </w:r>
       <w:r>
         <w:rPr>
-          <w:rFonts w:hint="eastAsia"/>
+          <w:rFonts w:hint="eastAsia" w:eastAsia="黑体"/>
         </w:rPr>
         <w:t xml:space="preserve">），然后用命令</w:t>
       </w:r>
       <w:r>
+        <w:rPr>
+          <w:rFonts w:eastAsia="黑体"/>
+        </w:rPr>
         <w:t xml:space="preserve"> </w:t>
       </w:r>
       <w:r>
         <w:rPr>
           <w:rStyle w:val="VerbatimChar"/>
+          <w:rFonts w:eastAsia="黑体"/>
         </w:rPr>
         <w:t xml:space="preserve">Markdown Preview Enhanced: Open Preview to the Side</w:t>
       </w:r>
       <w:r>
+        <w:rPr>
+          <w:rFonts w:eastAsia="黑体"/>
+        </w:rPr>
         <w:t xml:space="preserve"> </w:t>
       </w:r>
       <w:r>
         <w:rPr>
-          <w:rFonts w:hint="eastAsia"/>
+          <w:rFonts w:hint="eastAsia" w:eastAsia="黑体"/>
         </w:rPr>
         <w:t xml:space="preserve">打开预览即可渲染。</w:t>
       </w:r>
@@ -1263,6 +1478,7 @@
       </w:pPr>
       <w:r>
         <w:rPr>
+          <w:rFonts w:eastAsia="黑体"/>
           <w:b/>
           <w:bCs/>
         </w:rPr>
@@ -1270,7 +1486,7 @@
       </w:r>
       <w:r>
         <w:rPr>
-          <w:rFonts w:hint="eastAsia"/>
+          <w:rFonts w:hint="eastAsia" w:eastAsia="黑体"/>
         </w:rPr>
         <w:t xml:space="preserve">：原生支持，直接打开即可渲染。</w:t>
       </w:r>
@@ -1285,40 +1501,57 @@
       </w:pPr>
       <w:r>
         <w:rPr>
-          <w:rFonts w:hint="eastAsia"/>
+          <w:rFonts w:hint="eastAsia" w:eastAsia="黑体"/>
         </w:rPr>
         <w:t xml:space="preserve">未安装任何扩展时，公式会显示为</w:t>
       </w:r>
       <w:r>
+        <w:rPr>
+          <w:rFonts w:eastAsia="黑体"/>
+        </w:rPr>
         <w:t xml:space="preserve"> </w:t>
       </w:r>
       <w:r>
         <w:rPr>
           <w:rStyle w:val="VerbatimChar"/>
+          <w:rFonts w:eastAsia="黑体"/>
         </w:rPr>
         <w:t xml:space="preserve">$...$</w:t>
       </w:r>
       <w:r>
+        <w:rPr>
+          <w:rFonts w:eastAsia="黑体"/>
+        </w:rPr>
         <w:t xml:space="preserve"> </w:t>
       </w:r>
       <w:r>
+        <w:rPr>
+          <w:rFonts w:eastAsia="黑体"/>
+        </w:rPr>
         <w:t xml:space="preserve">/</w:t>
       </w:r>
       <w:r>
+        <w:rPr>
+          <w:rFonts w:eastAsia="黑体"/>
+        </w:rPr>
         <w:t xml:space="preserve"> </w:t>
       </w:r>
       <w:r>
         <w:rPr>
           <w:rStyle w:val="VerbatimChar"/>
+          <w:rFonts w:eastAsia="黑体"/>
         </w:rPr>
         <w:t xml:space="preserve">$$...$$</w:t>
       </w:r>
       <w:r>
+        <w:rPr>
+          <w:rFonts w:eastAsia="黑体"/>
+        </w:rPr>
         <w:t xml:space="preserve"> </w:t>
       </w:r>
       <w:r>
         <w:rPr>
-          <w:rFonts w:hint="eastAsia"/>
+          <w:rFonts w:hint="eastAsia" w:eastAsia="黑体"/>
         </w:rPr>
         <w:t xml:space="preserve">原始文本，但文字内容仍可正常阅读。</w:t>
       </w:r>
@@ -1330,11 +1563,14 @@
         <w:pStyle w:val="Heading2"/>
       </w:pPr>
       <w:r>
+        <w:rPr>
+          <w:rFonts w:eastAsia="黑体"/>
+        </w:rPr>
         <w:t xml:space="preserve">🧭 </w:t>
       </w:r>
       <w:r>
         <w:rPr>
-          <w:rFonts w:hint="eastAsia"/>
+          <w:rFonts w:hint="eastAsia" w:eastAsia="黑体"/>
         </w:rPr>
         <w:t xml:space="preserve">使用建议</w:t>
       </w:r>
@@ -1349,16 +1585,19 @@
       </w:pPr>
       <w:r>
         <w:rPr>
-          <w:rFonts w:hint="eastAsia"/>
+          <w:rFonts w:hint="eastAsia" w:eastAsia="黑体"/>
         </w:rPr>
         <w:t xml:space="preserve">每张电路图存为图片（PNG/JPG）或</w:t>
       </w:r>
       <w:r>
+        <w:rPr>
+          <w:rFonts w:eastAsia="黑体"/>
+        </w:rPr>
         <w:t xml:space="preserve"> </w:t>
       </w:r>
       <w:r>
         <w:rPr>
-          <w:rFonts w:hint="eastAsia"/>
+          <w:rFonts w:hint="eastAsia" w:eastAsia="黑体"/>
         </w:rPr>
         <w:t xml:space="preserve">PDF，放入对应功能分类。</w:t>
       </w:r>
@@ -1373,7 +1612,7 @@
       </w:pPr>
       <w:r>
         <w:rPr>
-          <w:rFonts w:hint="eastAsia"/>
+          <w:rFonts w:hint="eastAsia" w:eastAsia="黑体"/>
         </w:rPr>
         <w:t xml:space="preserve">同名电路若对应不同拓扑结构，可同时放入「通用拓扑结构」或功能分类下的结构子目录。</w:t>
       </w:r>
@@ -1388,7 +1627,7 @@
       </w:pPr>
       <w:r>
         <w:rPr>
-          <w:rFonts w:hint="eastAsia"/>
+          <w:rFonts w:hint="eastAsia" w:eastAsia="黑体"/>
         </w:rPr>
         <w:t xml:space="preserve">需要扩充时，直接在某功能分类下新建子文件夹即可，保持编号前缀便于排序。</w:t>
       </w:r>
@@ -1400,11 +1639,14 @@
         <w:pStyle w:val="Heading2"/>
       </w:pPr>
       <w:r>
+        <w:rPr>
+          <w:rFonts w:eastAsia="黑体"/>
+        </w:rPr>
         <w:t xml:space="preserve">🤝 </w:t>
       </w:r>
       <w:r>
         <w:rPr>
-          <w:rFonts w:hint="eastAsia"/>
+          <w:rFonts w:hint="eastAsia" w:eastAsia="黑体"/>
         </w:rPr>
         <w:t xml:space="preserve">参与贡献</w:t>
       </w:r>
@@ -1415,16 +1657,19 @@
       </w:pPr>
       <w:r>
         <w:rPr>
-          <w:rFonts w:hint="eastAsia"/>
+          <w:rFonts w:hint="eastAsia" w:eastAsia="黑体"/>
         </w:rPr>
         <w:t xml:space="preserve">欢迎提交</w:t>
       </w:r>
       <w:r>
+        <w:rPr>
+          <w:rFonts w:eastAsia="黑体"/>
+        </w:rPr>
         <w:t xml:space="preserve"> PR </w:t>
       </w:r>
       <w:r>
         <w:rPr>
-          <w:rFonts w:hint="eastAsia"/>
+          <w:rFonts w:hint="eastAsia" w:eastAsia="黑体"/>
         </w:rPr>
         <w:t xml:space="preserve">补充或修正电路内容。新增电路时请遵循：</w:t>
       </w:r>
@@ -1439,20 +1684,20 @@
       </w:pPr>
       <w:r>
         <w:rPr>
-          <w:rFonts w:hint="eastAsia"/>
+          <w:rFonts w:hint="eastAsia" w:eastAsia="黑体"/>
         </w:rPr>
         <w:t xml:space="preserve">目录命名：</w:t>
       </w:r>
       <w:r>
         <w:rPr>
           <w:rStyle w:val="VerbatimChar"/>
-          <w:rFonts w:hint="eastAsia"/>
+          <w:rFonts w:hint="eastAsia" w:eastAsia="黑体"/>
         </w:rPr>
         <w:t xml:space="preserve">编号-名称</w:t>
       </w:r>
       <w:r>
         <w:rPr>
-          <w:rFonts w:hint="eastAsia"/>
+          <w:rFonts w:hint="eastAsia" w:eastAsia="黑体"/>
         </w:rPr>
         <w:t xml:space="preserve">（编号保持连续前缀）</w:t>
       </w:r>
@@ -1467,34 +1712,44 @@
       </w:pPr>
       <w:r>
         <w:rPr>
-          <w:rFonts w:hint="eastAsia"/>
+          <w:rFonts w:hint="eastAsia" w:eastAsia="黑体"/>
         </w:rPr>
         <w:t xml:space="preserve">每个最小单元附</w:t>
       </w:r>
       <w:r>
+        <w:rPr>
+          <w:rFonts w:eastAsia="黑体"/>
+        </w:rPr>
         <w:t xml:space="preserve"> 8 </w:t>
       </w:r>
       <w:r>
         <w:rPr>
-          <w:rFonts w:hint="eastAsia"/>
+          <w:rFonts w:hint="eastAsia" w:eastAsia="黑体"/>
         </w:rPr>
         <w:t xml:space="preserve">节结构的同名</w:t>
       </w:r>
       <w:r>
+        <w:rPr>
+          <w:rFonts w:eastAsia="黑体"/>
+        </w:rPr>
         <w:t xml:space="preserve"> </w:t>
       </w:r>
       <w:r>
         <w:rPr>
           <w:rStyle w:val="VerbatimChar"/>
+          <w:rFonts w:eastAsia="黑体"/>
         </w:rPr>
         <w:t xml:space="preserve">.md</w:t>
       </w:r>
       <w:r>
+        <w:rPr>
+          <w:rFonts w:eastAsia="黑体"/>
+        </w:rPr>
         <w:t xml:space="preserve"> </w:t>
       </w:r>
       <w:r>
         <w:rPr>
-          <w:rFonts w:hint="eastAsia"/>
+          <w:rFonts w:hint="eastAsia" w:eastAsia="黑体"/>
         </w:rPr>
         <w:t xml:space="preserve">说明文档</w:t>
       </w:r>
@@ -1509,16 +1764,19 @@
       </w:pPr>
       <w:r>
         <w:rPr>
-          <w:rFonts w:hint="eastAsia"/>
+          <w:rFonts w:hint="eastAsia" w:eastAsia="黑体"/>
         </w:rPr>
         <w:t xml:space="preserve">公式使用</w:t>
       </w:r>
       <w:r>
+        <w:rPr>
+          <w:rFonts w:eastAsia="黑体"/>
+        </w:rPr>
         <w:t xml:space="preserve"> LaTeX </w:t>
       </w:r>
       <w:r>
         <w:rPr>
-          <w:rFonts w:hint="eastAsia"/>
+          <w:rFonts w:hint="eastAsia" w:eastAsia="黑体"/>
         </w:rPr>
         <w:t xml:space="preserve">语法</w:t>
       </w:r>
@@ -1530,11 +1788,14 @@
         <w:pStyle w:val="Heading2"/>
       </w:pPr>
       <w:r>
+        <w:rPr>
+          <w:rFonts w:eastAsia="黑体"/>
+        </w:rPr>
         <w:t xml:space="preserve">📄 </w:t>
       </w:r>
       <w:r>
         <w:rPr>
-          <w:rFonts w:hint="eastAsia"/>
+          <w:rFonts w:hint="eastAsia" w:eastAsia="黑体"/>
         </w:rPr>
         <w:t xml:space="preserve">许可证</w:t>
       </w:r>
@@ -1545,27 +1806,34 @@
       </w:pPr>
       <w:r>
         <w:rPr>
-          <w:rFonts w:hint="eastAsia"/>
+          <w:rFonts w:hint="eastAsia" w:eastAsia="黑体"/>
         </w:rPr>
         <w:t xml:space="preserve">本项目采用</w:t>
       </w:r>
       <w:r>
+        <w:rPr>
+          <w:rFonts w:eastAsia="黑体"/>
+        </w:rPr>
         <w:t xml:space="preserve"> </w:t>
       </w:r>
       <w:hyperlink r:id="rId22">
         <w:r>
           <w:rPr>
             <w:rStyle w:val="Hyperlink"/>
+            <w:rFonts w:eastAsia="黑体"/>
           </w:rPr>
           <w:t xml:space="preserve">MIT License</w:t>
         </w:r>
       </w:hyperlink>
       <w:r>
+        <w:rPr>
+          <w:rFonts w:eastAsia="黑体"/>
+        </w:rPr>
         <w:t xml:space="preserve"> </w:t>
       </w:r>
       <w:r>
         <w:rPr>
-          <w:rFonts w:hint="eastAsia"/>
+          <w:rFonts w:hint="eastAsia" w:eastAsia="黑体"/>
         </w:rPr>
         <w:t xml:space="preserve">开源协议。</w:t>
       </w:r>
@@ -1579,11 +1847,11 @@
       </w:pPr>
       <w:r>
         <w:rPr>
-          <w:rFonts w:ascii="Times New Roman" w:hAnsi="Times New Roman"/>
+          <w:rFonts w:ascii="Times New Roman" w:hAnsi="Times New Roman" w:eastAsia="黑体"/>
           <w:color w:val="555555"/>
           <w:sz w:val="21"/>
         </w:rPr>
-        <w:t>材料收集者：杜文杰</w:t>
+        <w:t>材料收集者：杜文杰，WX手机：19519196569，QQ:3478827729</w:t>
       </w:r>
     </w:p>
     <w:sectPr>
@@ -1603,7 +1871,7 @@
 </file>
 
 <file path=word/footer1.xml><?xml version="1.0" encoding="utf-8"?>
-<w:ftr xmlns:m="http://schemas.openxmlformats.org/officeDocument/2006/math" xmlns:mc="http://schemas.openxmlformats.org/markup-compatibility/2006" xmlns:mo="http://schemas.microsoft.com/office/mac/office/2008/main" xmlns:mv="urn:schemas-microsoft-com:mac:vml" xmlns:o="urn:schemas-microsoft-com:office:office" xmlns:r="http://schemas.openxmlformats.org/officeDocument/2006/relationships" xmlns:v="urn:schemas-microsoft-com:vml" xmlns:w10="urn:schemas-microsoft-com:office:word" xmlns:w14="http://schemas.microsoft.com/office/word/2010/wordml" xmlns:w="http://schemas.openxmlformats.org/wordprocessingml/2006/main" xmlns:wne="http://schemas.microsoft.com/office/word/2006/wordml" xmlns:wp14="http://schemas.microsoft.com/office/word/2010/wordprocessingDrawing" xmlns:wp="http://schemas.openxmlformats.org/drawingml/2006/wordprocessingDrawing" xmlns:wpc="http://schemas.microsoft.com/office/word/2010/wordprocessingCanvas" xmlns:wpg="http://schemas.microsoft.com/office/word/2010/wordprocessingGroup" xmlns:wpi="http://schemas.microsoft.com/office/word/2010/wordprocessingInk" xmlns:wps="http://schemas.microsoft.com/office/word/2010/wordprocessingShape" mc:Ignorable="w14 wp14">
+<w:ftr xmlns:mc="http://schemas.openxmlformats.org/markup-compatibility/2006" xmlns:w="http://schemas.openxmlformats.org/wordprocessingml/2006/main" xmlns:m="http://schemas.openxmlformats.org/officeDocument/2006/math" xmlns:mo="http://schemas.microsoft.com/office/mac/office/2008/main" xmlns:mv="urn:schemas-microsoft-com:mac:vml" xmlns:o="urn:schemas-microsoft-com:office:office" xmlns:r="http://schemas.openxmlformats.org/officeDocument/2006/relationships" xmlns:v="urn:schemas-microsoft-com:vml" xmlns:w10="urn:schemas-microsoft-com:office:word" xmlns:w14="http://schemas.microsoft.com/office/word/2010/wordml" xmlns:wne="http://schemas.microsoft.com/office/word/2006/wordml" xmlns:wp14="http://schemas.microsoft.com/office/word/2010/wordprocessingDrawing" xmlns:wp="http://schemas.openxmlformats.org/drawingml/2006/wordprocessingDrawing" xmlns:wpc="http://schemas.microsoft.com/office/word/2010/wordprocessingCanvas" xmlns:wpg="http://schemas.microsoft.com/office/word/2010/wordprocessingGroup" xmlns:wpi="http://schemas.microsoft.com/office/word/2010/wordprocessingInk" xmlns:wps="http://schemas.microsoft.com/office/word/2010/wordprocessingShape" mc:Ignorable="w14 wp14">
   <w:p>
     <w:pPr>
       <w:pStyle w:val="Footer"/>
@@ -1611,12 +1879,14 @@
     </w:pPr>
     <w:r>
       <w:rPr>
+        <w:rFonts w:eastAsia="黑体"/>
         <w:sz w:val="18"/>
       </w:rPr>
       <w:t xml:space="preserve">第 </w:t>
     </w:r>
     <w:r>
       <w:rPr>
+        <w:rFonts w:eastAsia="黑体"/>
         <w:sz w:val="18"/>
       </w:rPr>
       <w:fldChar w:fldCharType="begin"/>
@@ -1625,6 +1895,7 @@
     </w:r>
     <w:r>
       <w:rPr>
+        <w:rFonts w:eastAsia="黑体"/>
         <w:sz w:val="18"/>
       </w:rPr>
       <w:t xml:space="preserve"> 页</w:t>
@@ -1638,6 +1909,9 @@
   <w:footnote w:type="continuationSeparator" w:id="0">
     <w:p>
       <w:r>
+        <w:rPr>
+          <w:rFonts w:eastAsia="黑体"/>
+        </w:rPr>
         <w:continuationSeparator/>
       </w:r>
     </w:p>
@@ -1645,6 +1919,9 @@
   <w:footnote w:type="separator" w:id="-1">
     <w:p>
       <w:r>
+        <w:rPr>
+          <w:rFonts w:eastAsia="黑体"/>
+        </w:rPr>
         <w:separator/>
       </w:r>
     </w:p>
@@ -1653,7 +1930,7 @@
 </file>
 
 <file path=word/header1.xml><?xml version="1.0" encoding="utf-8"?>
-<w:hdr xmlns:m="http://schemas.openxmlformats.org/officeDocument/2006/math" xmlns:mc="http://schemas.openxmlformats.org/markup-compatibility/2006" xmlns:mo="http://schemas.microsoft.com/office/mac/office/2008/main" xmlns:mv="urn:schemas-microsoft-com:mac:vml" xmlns:o="urn:schemas-microsoft-com:office:office" xmlns:r="http://schemas.openxmlformats.org/officeDocument/2006/relationships" xmlns:v="urn:schemas-microsoft-com:vml" xmlns:w10="urn:schemas-microsoft-com:office:word" xmlns:w14="http://schemas.microsoft.com/office/word/2010/wordml" xmlns:w="http://schemas.openxmlformats.org/wordprocessingml/2006/main" xmlns:wne="http://schemas.microsoft.com/office/word/2006/wordml" xmlns:wp14="http://schemas.microsoft.com/office/word/2010/wordprocessingDrawing" xmlns:wp="http://schemas.openxmlformats.org/drawingml/2006/wordprocessingDrawing" xmlns:wpc="http://schemas.microsoft.com/office/word/2010/wordprocessingCanvas" xmlns:wpg="http://schemas.microsoft.com/office/word/2010/wordprocessingGroup" xmlns:wpi="http://schemas.microsoft.com/office/word/2010/wordprocessingInk" xmlns:wps="http://schemas.microsoft.com/office/word/2010/wordprocessingShape" mc:Ignorable="w14 wp14">
+<w:hdr xmlns:mc="http://schemas.openxmlformats.org/markup-compatibility/2006" xmlns:w="http://schemas.openxmlformats.org/wordprocessingml/2006/main" xmlns:m="http://schemas.openxmlformats.org/officeDocument/2006/math" xmlns:mo="http://schemas.microsoft.com/office/mac/office/2008/main" xmlns:mv="urn:schemas-microsoft-com:mac:vml" xmlns:o="urn:schemas-microsoft-com:office:office" xmlns:r="http://schemas.openxmlformats.org/officeDocument/2006/relationships" xmlns:v="urn:schemas-microsoft-com:vml" xmlns:w10="urn:schemas-microsoft-com:office:word" xmlns:w14="http://schemas.microsoft.com/office/word/2010/wordml" xmlns:wne="http://schemas.microsoft.com/office/word/2006/wordml" xmlns:wp14="http://schemas.microsoft.com/office/word/2010/wordprocessingDrawing" xmlns:wp="http://schemas.openxmlformats.org/drawingml/2006/wordprocessingDrawing" xmlns:wpc="http://schemas.microsoft.com/office/word/2010/wordprocessingCanvas" xmlns:wpg="http://schemas.microsoft.com/office/word/2010/wordprocessingGroup" xmlns:wpi="http://schemas.microsoft.com/office/word/2010/wordprocessingInk" xmlns:wps="http://schemas.microsoft.com/office/word/2010/wordprocessingShape" mc:Ignorable="w14 wp14">
   <w:p>
     <w:pPr>
       <w:pStyle w:val="Header"/>
@@ -1661,7 +1938,7 @@
     </w:pPr>
     <w:r>
       <w:rPr>
-        <w:rFonts w:ascii="Times New Roman" w:hAnsi="Times New Roman"/>
+        <w:rFonts w:ascii="Times New Roman" w:hAnsi="Times New Roman" w:eastAsia="黑体"/>
         <w:sz w:val="18"/>
         <w:rFonts w:eastAsia="黑体"/>
         <w:rFonts w:eastAsia="黑体"/>
@@ -1673,7 +1950,7 @@
 </file>
 
 <file path=word/numbering.xml><?xml version="1.0" encoding="utf-8"?>
-<w:numbering xmlns:m="http://schemas.openxmlformats.org/officeDocument/2006/math" xmlns:mc="http://schemas.openxmlformats.org/markup-compatibility/2006" xmlns:mo="http://schemas.microsoft.com/office/mac/office/2008/main" xmlns:mv="urn:schemas-microsoft-com:mac:vml" xmlns:o="urn:schemas-microsoft-com:office:office" xmlns:r="http://schemas.openxmlformats.org/officeDocument/2006/relationships" xmlns:v="urn:schemas-microsoft-com:vml" xmlns:w="http://schemas.openxmlformats.org/wordprocessingml/2006/main" xmlns:w10="urn:schemas-microsoft-com:office:word" xmlns:w14="http://schemas.microsoft.com/office/word/2010/wordml" xmlns:wne="http://schemas.microsoft.com/office/word/2006/wordml" xmlns:wp="http://schemas.openxmlformats.org/drawingml/2006/wordprocessingDrawing" xmlns:wp14="http://schemas.microsoft.com/office/word/2010/wordprocessingDrawing" xmlns:wpc="http://schemas.microsoft.com/office/word/2010/wordprocessingCanvas" xmlns:wpg="http://schemas.microsoft.com/office/word/2010/wordprocessingGroup" xmlns:wpi="http://schemas.microsoft.com/office/word/2010/wordprocessingInk" xmlns:wps="http://schemas.microsoft.com/office/word/2010/wordprocessingShape" mc:Ignorable="w14 wp14">
+<w:numbering xmlns:mc="http://schemas.openxmlformats.org/markup-compatibility/2006" xmlns:w="http://schemas.openxmlformats.org/wordprocessingml/2006/main" xmlns:m="http://schemas.openxmlformats.org/officeDocument/2006/math" xmlns:mo="http://schemas.microsoft.com/office/mac/office/2008/main" xmlns:mv="urn:schemas-microsoft-com:mac:vml" xmlns:o="urn:schemas-microsoft-com:office:office" xmlns:r="http://schemas.openxmlformats.org/officeDocument/2006/relationships" xmlns:v="urn:schemas-microsoft-com:vml" xmlns:w10="urn:schemas-microsoft-com:office:word" xmlns:w14="http://schemas.microsoft.com/office/word/2010/wordml" xmlns:wne="http://schemas.microsoft.com/office/word/2006/wordml" xmlns:wp="http://schemas.openxmlformats.org/drawingml/2006/wordprocessingDrawing" xmlns:wp14="http://schemas.microsoft.com/office/word/2010/wordprocessingDrawing" xmlns:wpc="http://schemas.microsoft.com/office/word/2010/wordprocessingCanvas" xmlns:wpg="http://schemas.microsoft.com/office/word/2010/wordprocessingGroup" xmlns:wpi="http://schemas.microsoft.com/office/word/2010/wordprocessingInk" xmlns:wps="http://schemas.microsoft.com/office/word/2010/wordprocessingShape" mc:Ignorable="w14 wp14">
   <w:abstractNum w:abstractNumId="0">
     <w:nsid w:val="FFFFFF7C"/>
     <w:multiLevelType w:val="singleLevel"/>
@@ -1760,7 +2037,7 @@
         <w:ind w:hanging="360" w:left="1440"/>
       </w:pPr>
       <w:rPr>
-        <w:rFonts w:ascii="Symbol" w:hAnsi="Symbol" w:hint="default"/>
+        <w:rFonts w:ascii="Symbol" w:hAnsi="Symbol" w:hint="default" w:eastAsia="黑体"/>
       </w:rPr>
     </w:lvl>
   </w:abstractNum>
@@ -1781,7 +2058,7 @@
         <w:ind w:hanging="360" w:left="1080"/>
       </w:pPr>
       <w:rPr>
-        <w:rFonts w:ascii="Symbol" w:hAnsi="Symbol" w:hint="default"/>
+        <w:rFonts w:ascii="Symbol" w:hAnsi="Symbol" w:hint="default" w:eastAsia="黑体"/>
       </w:rPr>
     </w:lvl>
   </w:abstractNum>
@@ -1802,7 +2079,7 @@
         <w:ind w:hanging="360" w:left="720"/>
       </w:pPr>
       <w:rPr>
-        <w:rFonts w:ascii="Symbol" w:hAnsi="Symbol" w:hint="default"/>
+        <w:rFonts w:ascii="Symbol" w:hAnsi="Symbol" w:hint="default" w:eastAsia="黑体"/>
       </w:rPr>
     </w:lvl>
   </w:abstractNum>
@@ -1841,7 +2118,7 @@
         <w:ind w:hanging="360" w:left="360"/>
       </w:pPr>
       <w:rPr>
-        <w:rFonts w:ascii="Symbol" w:hAnsi="Symbol" w:hint="default"/>
+        <w:rFonts w:ascii="Symbol" w:hAnsi="Symbol" w:hint="default" w:eastAsia="黑体"/>
       </w:rPr>
     </w:lvl>
   </w:abstractNum>
@@ -2017,7 +2294,7 @@
         <w:ind w:left="720" w:hanging="360"/>
       </w:pPr>
       <w:rPr>
-        <w:rFonts w:ascii="Symbol" w:hAnsi="Symbol" w:cs="Symbol" w:hint="default"/>
+        <w:rFonts w:ascii="Symbol" w:hAnsi="Symbol" w:cs="Symbol" w:hint="default" w:eastAsia="黑体"/>
       </w:rPr>
     </w:lvl>
     <w:lvl w:ilvl="1">
@@ -2028,7 +2305,7 @@
         <w:ind w:left="1440" w:hanging="360"/>
       </w:pPr>
       <w:rPr>
-        <w:rFonts w:ascii="Courier New" w:hAnsi="Courier New" w:cs="Courier New" w:hint="default"/>
+        <w:rFonts w:ascii="Courier New" w:hAnsi="Courier New" w:cs="Courier New" w:hint="default" w:eastAsia="黑体"/>
       </w:rPr>
     </w:lvl>
     <w:lvl w:ilvl="2">
@@ -2039,7 +2316,7 @@
         <w:ind w:left="2160" w:hanging="360"/>
       </w:pPr>
       <w:rPr>
-        <w:rFonts w:ascii="Wingdings" w:hAnsi="Wingdings" w:cs="Wingdings" w:hint="default"/>
+        <w:rFonts w:ascii="Wingdings" w:hAnsi="Wingdings" w:cs="Wingdings" w:hint="default" w:eastAsia="黑体"/>
       </w:rPr>
     </w:lvl>
     <w:lvl w:ilvl="3">
@@ -2050,7 +2327,7 @@
         <w:ind w:left="2880" w:hanging="360"/>
       </w:pPr>
       <w:rPr>
-        <w:rFonts w:ascii="Symbol" w:hAnsi="Symbol" w:cs="Symbol" w:hint="default"/>
+        <w:rFonts w:ascii="Symbol" w:hAnsi="Symbol" w:cs="Symbol" w:hint="default" w:eastAsia="黑体"/>
       </w:rPr>
     </w:lvl>
     <w:lvl w:ilvl="4">
@@ -2061,7 +2338,7 @@
         <w:ind w:left="3600" w:hanging="360"/>
       </w:pPr>
       <w:rPr>
-        <w:rFonts w:ascii="Courier New" w:hAnsi="Courier New" w:cs="Courier New" w:hint="default"/>
+        <w:rFonts w:ascii="Courier New" w:hAnsi="Courier New" w:cs="Courier New" w:hint="default" w:eastAsia="黑体"/>
       </w:rPr>
     </w:lvl>
     <w:lvl w:ilvl="5">
@@ -2072,7 +2349,7 @@
         <w:ind w:left="4320" w:hanging="360"/>
       </w:pPr>
       <w:rPr>
-        <w:rFonts w:ascii="Wingdings" w:hAnsi="Wingdings" w:cs="Wingdings" w:hint="default"/>
+        <w:rFonts w:ascii="Wingdings" w:hAnsi="Wingdings" w:cs="Wingdings" w:hint="default" w:eastAsia="黑体"/>
       </w:rPr>
     </w:lvl>
     <w:lvl w:ilvl="6">
@@ -2083,7 +2360,7 @@
         <w:ind w:left="5040" w:hanging="360"/>
       </w:pPr>
       <w:rPr>
-        <w:rFonts w:ascii="Symbol" w:hAnsi="Symbol" w:cs="Symbol" w:hint="default"/>
+        <w:rFonts w:ascii="Symbol" w:hAnsi="Symbol" w:cs="Symbol" w:hint="default" w:eastAsia="黑体"/>
       </w:rPr>
     </w:lvl>
     <w:lvl w:ilvl="7">
@@ -2094,7 +2371,7 @@
         <w:ind w:left="5760" w:hanging="360"/>
       </w:pPr>
       <w:rPr>
-        <w:rFonts w:ascii="Courier New" w:hAnsi="Courier New" w:cs="Courier New" w:hint="default"/>
+        <w:rFonts w:ascii="Courier New" w:hAnsi="Courier New" w:cs="Courier New" w:hint="default" w:eastAsia="黑体"/>
       </w:rPr>
     </w:lvl>
     <w:lvl w:ilvl="8">
@@ -2105,7 +2382,7 @@
         <w:ind w:left="6480" w:hanging="360"/>
       </w:pPr>
       <w:rPr>
-        <w:rFonts w:ascii="Wingdings" w:hAnsi="Wingdings" w:cs="Wingdings" w:hint="default"/>
+        <w:rFonts w:ascii="Wingdings" w:hAnsi="Wingdings" w:cs="Wingdings" w:hint="default" w:eastAsia="黑体"/>
       </w:rPr>
     </w:lvl>
   </w:abstractNum>
@@ -2209,11 +2486,11 @@
 </file>
 
 <file path=word/styles.xml><?xml version="1.0" encoding="utf-8"?>
-<w:styles xmlns:mc="http://schemas.openxmlformats.org/markup-compatibility/2006" xmlns:r="http://schemas.openxmlformats.org/officeDocument/2006/relationships" xmlns:w="http://schemas.openxmlformats.org/wordprocessingml/2006/main" xmlns:w14="http://schemas.microsoft.com/office/word/2010/wordml" mc:Ignorable="w14">
+<w:styles xmlns:mc="http://schemas.openxmlformats.org/markup-compatibility/2006" xmlns:w="http://schemas.openxmlformats.org/wordprocessingml/2006/main" xmlns:r="http://schemas.openxmlformats.org/officeDocument/2006/relationships" xmlns:w14="http://schemas.microsoft.com/office/word/2010/wordml" mc:Ignorable="w14">
   <w:docDefaults>
     <w:rPrDefault>
       <w:rPr>
-        <w:rFonts w:asciiTheme="minorHAnsi" w:cstheme="minorBidi" w:eastAsiaTheme="minorEastAsia" w:hAnsiTheme="minorHAnsi"/>
+        <w:rFonts w:asciiTheme="minorHAnsi" w:cstheme="minorBidi" w:hAnsiTheme="minorHAnsi" w:eastAsia="黑体"/>
         <w:sz w:val="22"/>
         <w:szCs w:val="22"/>
         <w:lang w:bidi="ar-SA" w:eastAsia="en-US" w:val="en-US"/>
@@ -2435,7 +2712,7 @@
       <w:outlineLvl w:val="0"/>
     </w:pPr>
     <w:rPr>
-      <w:rFonts w:ascii="Times New Roman" w:asciiTheme="majorHAnsi" w:cstheme="majorBidi" w:eastAsia="黑体" w:eastAsiaTheme="majorEastAsia" w:hAnsi="Times New Roman" w:hAnsiTheme="majorHAnsi"/>
+      <w:rFonts w:ascii="Times New Roman" w:asciiTheme="majorHAnsi" w:cstheme="majorBidi" w:eastAsia="黑体" w:hAnsi="Times New Roman" w:hAnsiTheme="majorHAnsi"/>
       <w:b/>
       <w:bCs/>
       <w:color w:val="1F3864"/>
@@ -2459,7 +2736,7 @@
       <w:outlineLvl w:val="1"/>
     </w:pPr>
     <w:rPr>
-      <w:rFonts w:ascii="Times New Roman" w:asciiTheme="majorHAnsi" w:cstheme="majorBidi" w:eastAsia="黑体" w:eastAsiaTheme="majorEastAsia" w:hAnsi="Times New Roman" w:hAnsiTheme="majorHAnsi"/>
+      <w:rFonts w:ascii="Times New Roman" w:asciiTheme="majorHAnsi" w:cstheme="majorBidi" w:eastAsia="黑体" w:hAnsi="Times New Roman" w:hAnsiTheme="majorHAnsi"/>
       <w:b/>
       <w:bCs/>
       <w:color w:val="2E4E7E"/>
@@ -2483,7 +2760,7 @@
       <w:outlineLvl w:val="2"/>
     </w:pPr>
     <w:rPr>
-      <w:rFonts w:ascii="Times New Roman" w:asciiTheme="majorHAnsi" w:cstheme="majorBidi" w:eastAsia="黑体" w:eastAsiaTheme="majorEastAsia" w:hAnsi="Times New Roman" w:hAnsiTheme="majorHAnsi"/>
+      <w:rFonts w:ascii="Times New Roman" w:asciiTheme="majorHAnsi" w:cstheme="majorBidi" w:eastAsia="黑体" w:hAnsi="Times New Roman" w:hAnsiTheme="majorHAnsi"/>
       <w:b/>
       <w:bCs/>
       <w:color w:val="2E4E7E"/>
@@ -2507,7 +2784,7 @@
       <w:outlineLvl w:val="3"/>
     </w:pPr>
     <w:rPr>
-      <w:rFonts w:ascii="Times New Roman" w:asciiTheme="majorHAnsi" w:cstheme="majorBidi" w:eastAsia="黑体" w:eastAsiaTheme="majorEastAsia" w:hAnsi="Times New Roman" w:hAnsiTheme="majorHAnsi"/>
+      <w:rFonts w:ascii="Times New Roman" w:asciiTheme="majorHAnsi" w:cstheme="majorBidi" w:eastAsia="黑体" w:hAnsi="Times New Roman" w:hAnsiTheme="majorHAnsi"/>
       <w:b/>
       <w:bCs/>
       <w:i/>
@@ -2533,7 +2810,7 @@
       <w:outlineLvl w:val="4"/>
     </w:pPr>
     <w:rPr>
-      <w:rFonts w:ascii="Times New Roman" w:asciiTheme="majorHAnsi" w:cstheme="majorBidi" w:eastAsia="黑体" w:eastAsiaTheme="majorEastAsia" w:hAnsi="Times New Roman" w:hAnsiTheme="majorHAnsi"/>
+      <w:rFonts w:ascii="Times New Roman" w:asciiTheme="majorHAnsi" w:cstheme="majorBidi" w:eastAsia="黑体" w:hAnsi="Times New Roman" w:hAnsiTheme="majorHAnsi"/>
       <w:b/>
       <w:color w:val="333333"/>
       <w:sz w:val="22"/>
@@ -2556,7 +2833,7 @@
       <w:outlineLvl w:val="5"/>
     </w:pPr>
     <w:rPr>
-      <w:rFonts w:asciiTheme="majorHAnsi" w:cstheme="majorBidi" w:eastAsiaTheme="majorEastAsia" w:hAnsiTheme="majorHAnsi"/>
+      <w:rFonts w:asciiTheme="majorHAnsi" w:cstheme="majorBidi" w:hAnsiTheme="majorHAnsi" w:eastAsia="黑体"/>
       <w:i/>
       <w:iCs/>
       <w:color w:themeColor="accent1" w:themeShade="7F" w:val="243F60"/>
@@ -2579,7 +2856,7 @@
       <w:outlineLvl w:val="6"/>
     </w:pPr>
     <w:rPr>
-      <w:rFonts w:asciiTheme="majorHAnsi" w:cstheme="majorBidi" w:eastAsiaTheme="majorEastAsia" w:hAnsiTheme="majorHAnsi"/>
+      <w:rFonts w:asciiTheme="majorHAnsi" w:cstheme="majorBidi" w:hAnsiTheme="majorHAnsi" w:eastAsia="黑体"/>
       <w:i/>
       <w:iCs/>
       <w:color w:themeColor="text1" w:themeTint="BF" w:val="404040"/>
@@ -2602,7 +2879,7 @@
       <w:outlineLvl w:val="7"/>
     </w:pPr>
     <w:rPr>
-      <w:rFonts w:asciiTheme="majorHAnsi" w:cstheme="majorBidi" w:eastAsiaTheme="majorEastAsia" w:hAnsiTheme="majorHAnsi"/>
+      <w:rFonts w:asciiTheme="majorHAnsi" w:cstheme="majorBidi" w:hAnsiTheme="majorHAnsi" w:eastAsia="黑体"/>
       <w:color w:themeColor="accent1" w:val="4F81BD"/>
       <w:sz w:val="20"/>
       <w:szCs w:val="20"/>
@@ -2625,7 +2902,7 @@
       <w:outlineLvl w:val="8"/>
     </w:pPr>
     <w:rPr>
-      <w:rFonts w:asciiTheme="majorHAnsi" w:cstheme="majorBidi" w:eastAsiaTheme="majorEastAsia" w:hAnsiTheme="majorHAnsi"/>
+      <w:rFonts w:asciiTheme="majorHAnsi" w:cstheme="majorBidi" w:hAnsiTheme="majorHAnsi" w:eastAsia="黑体"/>
       <w:i/>
       <w:iCs/>
       <w:color w:themeColor="text1" w:themeTint="BF" w:val="404040"/>
@@ -2676,7 +2953,7 @@
     <w:uiPriority w:val="9"/>
     <w:rsid w:val="00FC693F"/>
     <w:rPr>
-      <w:rFonts w:asciiTheme="majorHAnsi" w:cstheme="majorBidi" w:eastAsiaTheme="majorEastAsia" w:hAnsiTheme="majorHAnsi"/>
+      <w:rFonts w:asciiTheme="majorHAnsi" w:cstheme="majorBidi" w:hAnsiTheme="majorHAnsi" w:eastAsia="黑体"/>
       <w:b/>
       <w:bCs/>
       <w:color w:themeColor="accent1" w:themeShade="BF" w:val="365F91"/>
@@ -2691,7 +2968,7 @@
     <w:uiPriority w:val="9"/>
     <w:rsid w:val="00FC693F"/>
     <w:rPr>
-      <w:rFonts w:asciiTheme="majorHAnsi" w:cstheme="majorBidi" w:eastAsiaTheme="majorEastAsia" w:hAnsiTheme="majorHAnsi"/>
+      <w:rFonts w:asciiTheme="majorHAnsi" w:cstheme="majorBidi" w:hAnsiTheme="majorHAnsi" w:eastAsia="黑体"/>
       <w:b/>
       <w:bCs/>
       <w:color w:themeColor="accent1" w:val="4F81BD"/>
@@ -2706,7 +2983,7 @@
     <w:uiPriority w:val="9"/>
     <w:rsid w:val="00FC693F"/>
     <w:rPr>
-      <w:rFonts w:asciiTheme="majorHAnsi" w:cstheme="majorBidi" w:eastAsiaTheme="majorEastAsia" w:hAnsiTheme="majorHAnsi"/>
+      <w:rFonts w:asciiTheme="majorHAnsi" w:cstheme="majorBidi" w:hAnsiTheme="majorHAnsi" w:eastAsia="黑体"/>
       <w:b/>
       <w:bCs/>
       <w:color w:themeColor="accent1" w:val="4F81BD"/>
@@ -2729,7 +3006,7 @@
       <w:contextualSpacing/>
     </w:pPr>
     <w:rPr>
-      <w:rFonts w:ascii="Times New Roman" w:asciiTheme="majorHAnsi" w:cstheme="majorBidi" w:eastAsia="黑体" w:eastAsiaTheme="majorEastAsia" w:hAnsi="Times New Roman" w:hAnsiTheme="majorHAnsi"/>
+      <w:rFonts w:ascii="Times New Roman" w:asciiTheme="majorHAnsi" w:cstheme="majorBidi" w:eastAsia="黑体" w:hAnsi="Times New Roman" w:hAnsiTheme="majorHAnsi"/>
       <w:b/>
       <w:color w:val="1F3864"/>
       <w:spacing w:val="5"/>
@@ -2745,7 +3022,7 @@
     <w:uiPriority w:val="10"/>
     <w:rsid w:val="00FC693F"/>
     <w:rPr>
-      <w:rFonts w:asciiTheme="majorHAnsi" w:cstheme="majorBidi" w:eastAsiaTheme="majorEastAsia" w:hAnsiTheme="majorHAnsi"/>
+      <w:rFonts w:asciiTheme="majorHAnsi" w:cstheme="majorBidi" w:hAnsiTheme="majorHAnsi" w:eastAsia="黑体"/>
       <w:color w:themeColor="text2" w:themeShade="BF" w:val="17365D"/>
       <w:spacing w:val="5"/>
       <w:kern w:val="28"/>
@@ -2767,7 +3044,7 @@
       </w:numPr>
     </w:pPr>
     <w:rPr>
-      <w:rFonts w:asciiTheme="majorHAnsi" w:cstheme="majorBidi" w:eastAsiaTheme="majorEastAsia" w:hAnsiTheme="majorHAnsi"/>
+      <w:rFonts w:asciiTheme="majorHAnsi" w:cstheme="majorBidi" w:hAnsiTheme="majorHAnsi" w:eastAsia="黑体"/>
       <w:i/>
       <w:iCs/>
       <w:color w:themeColor="accent1" w:val="4F81BD"/>
@@ -2783,7 +3060,7 @@
     <w:uiPriority w:val="11"/>
     <w:rsid w:val="00FC693F"/>
     <w:rPr>
-      <w:rFonts w:asciiTheme="majorHAnsi" w:cstheme="majorBidi" w:eastAsiaTheme="majorEastAsia" w:hAnsiTheme="majorHAnsi"/>
+      <w:rFonts w:asciiTheme="majorHAnsi" w:cstheme="majorBidi" w:hAnsiTheme="majorHAnsi" w:eastAsia="黑体"/>
       <w:i/>
       <w:iCs/>
       <w:color w:themeColor="accent1" w:val="4F81BD"/>
@@ -2850,6 +3127,7 @@
       <w:spacing w:after="120"/>
     </w:pPr>
     <w:rPr>
+      <w:rFonts w:eastAsia="黑体"/>
       <w:sz w:val="16"/>
       <w:szCs w:val="16"/>
     </w:rPr>
@@ -2861,6 +3139,7 @@
     <w:uiPriority w:val="99"/>
     <w:rsid w:val="00AA1D8D"/>
     <w:rPr>
+      <w:rFonts w:eastAsia="黑体"/>
       <w:sz w:val="16"/>
       <w:szCs w:val="16"/>
     </w:rPr>
@@ -3030,7 +3309,7 @@
       </w:tabs>
     </w:pPr>
     <w:rPr>
-      <w:rFonts w:ascii="Courier" w:hAnsi="Courier"/>
+      <w:rFonts w:ascii="Courier" w:hAnsi="Courier" w:eastAsia="黑体"/>
       <w:sz w:val="20"/>
       <w:szCs w:val="20"/>
     </w:rPr>
@@ -3042,7 +3321,7 @@
     <w:uiPriority w:val="99"/>
     <w:rsid w:val="0029639D"/>
     <w:rPr>
-      <w:rFonts w:ascii="Courier" w:hAnsi="Courier"/>
+      <w:rFonts w:ascii="Courier" w:hAnsi="Courier" w:eastAsia="黑体"/>
       <w:sz w:val="20"/>
       <w:szCs w:val="20"/>
     </w:rPr>
@@ -3078,6 +3357,7 @@
     <w:uiPriority w:val="29"/>
     <w:rsid w:val="00FC693F"/>
     <w:rPr>
+      <w:rFonts w:eastAsia="黑体"/>
       <w:i/>
       <w:iCs/>
       <w:color w:themeColor="text1" w:val="000000"/>
@@ -3091,7 +3371,7 @@
     <w:semiHidden/>
     <w:rsid w:val="00FC693F"/>
     <w:rPr>
-      <w:rFonts w:asciiTheme="majorHAnsi" w:cstheme="majorBidi" w:eastAsiaTheme="majorEastAsia" w:hAnsiTheme="majorHAnsi"/>
+      <w:rFonts w:asciiTheme="majorHAnsi" w:cstheme="majorBidi" w:hAnsiTheme="majorHAnsi" w:eastAsia="黑体"/>
       <w:b/>
       <w:bCs/>
       <w:i/>
@@ -3107,7 +3387,7 @@
     <w:semiHidden/>
     <w:rsid w:val="00FC693F"/>
     <w:rPr>
-      <w:rFonts w:asciiTheme="majorHAnsi" w:cstheme="majorBidi" w:eastAsiaTheme="majorEastAsia" w:hAnsiTheme="majorHAnsi"/>
+      <w:rFonts w:asciiTheme="majorHAnsi" w:cstheme="majorBidi" w:hAnsiTheme="majorHAnsi" w:eastAsia="黑体"/>
       <w:color w:themeColor="accent1" w:themeShade="7F" w:val="243F60"/>
     </w:rPr>
   </w:style>
@@ -3119,7 +3399,7 @@
     <w:semiHidden/>
     <w:rsid w:val="00FC693F"/>
     <w:rPr>
-      <w:rFonts w:asciiTheme="majorHAnsi" w:cstheme="majorBidi" w:eastAsiaTheme="majorEastAsia" w:hAnsiTheme="majorHAnsi"/>
+      <w:rFonts w:asciiTheme="majorHAnsi" w:cstheme="majorBidi" w:hAnsiTheme="majorHAnsi" w:eastAsia="黑体"/>
       <w:i/>
       <w:iCs/>
       <w:color w:themeColor="accent1" w:themeShade="7F" w:val="243F60"/>
@@ -3133,7 +3413,7 @@
     <w:semiHidden/>
     <w:rsid w:val="00FC693F"/>
     <w:rPr>
-      <w:rFonts w:asciiTheme="majorHAnsi" w:cstheme="majorBidi" w:eastAsiaTheme="majorEastAsia" w:hAnsiTheme="majorHAnsi"/>
+      <w:rFonts w:asciiTheme="majorHAnsi" w:cstheme="majorBidi" w:hAnsiTheme="majorHAnsi" w:eastAsia="黑体"/>
       <w:i/>
       <w:iCs/>
       <w:color w:themeColor="text1" w:themeTint="BF" w:val="404040"/>
@@ -3147,7 +3427,7 @@
     <w:semiHidden/>
     <w:rsid w:val="00FC693F"/>
     <w:rPr>
-      <w:rFonts w:asciiTheme="majorHAnsi" w:cstheme="majorBidi" w:eastAsiaTheme="majorEastAsia" w:hAnsiTheme="majorHAnsi"/>
+      <w:rFonts w:asciiTheme="majorHAnsi" w:cstheme="majorBidi" w:hAnsiTheme="majorHAnsi" w:eastAsia="黑体"/>
       <w:color w:themeColor="accent1" w:val="4F81BD"/>
       <w:sz w:val="20"/>
       <w:szCs w:val="20"/>
@@ -3161,7 +3441,7 @@
     <w:semiHidden/>
     <w:rsid w:val="00FC693F"/>
     <w:rPr>
-      <w:rFonts w:asciiTheme="majorHAnsi" w:cstheme="majorBidi" w:eastAsiaTheme="majorEastAsia" w:hAnsiTheme="majorHAnsi"/>
+      <w:rFonts w:asciiTheme="majorHAnsi" w:cstheme="majorBidi" w:hAnsiTheme="majorHAnsi" w:eastAsia="黑体"/>
       <w:i/>
       <w:iCs/>
       <w:color w:themeColor="text1" w:themeTint="BF" w:val="404040"/>
@@ -3182,6 +3462,7 @@
       <w:spacing w:line="240" w:lineRule="auto"/>
     </w:pPr>
     <w:rPr>
+      <w:rFonts w:eastAsia="黑体"/>
       <w:b/>
       <w:bCs/>
       <w:color w:themeColor="accent1" w:val="4F81BD"/>
@@ -3196,6 +3477,7 @@
     <w:qFormat/>
     <w:rsid w:val="00FC693F"/>
     <w:rPr>
+      <w:rFonts w:eastAsia="黑体"/>
       <w:b/>
       <w:bCs/>
     </w:rPr>
@@ -3207,6 +3489,7 @@
     <w:qFormat/>
     <w:rsid w:val="00FC693F"/>
     <w:rPr>
+      <w:rFonts w:eastAsia="黑体"/>
       <w:i/>
       <w:iCs/>
     </w:rPr>
@@ -3227,6 +3510,7 @@
       <w:ind w:left="936" w:right="936"/>
     </w:pPr>
     <w:rPr>
+      <w:rFonts w:eastAsia="黑体"/>
       <w:b/>
       <w:bCs/>
       <w:i/>
@@ -3241,6 +3525,7 @@
     <w:uiPriority w:val="30"/>
     <w:rsid w:val="00FC693F"/>
     <w:rPr>
+      <w:rFonts w:eastAsia="黑体"/>
       <w:b/>
       <w:bCs/>
       <w:i/>
@@ -3255,6 +3540,7 @@
     <w:qFormat/>
     <w:rsid w:val="00FC693F"/>
     <w:rPr>
+      <w:rFonts w:eastAsia="黑体"/>
       <w:i/>
       <w:iCs/>
       <w:color w:themeColor="text1" w:themeTint="7F" w:val="808080"/>
@@ -3267,6 +3553,7 @@
     <w:qFormat/>
     <w:rsid w:val="00FC693F"/>
     <w:rPr>
+      <w:rFonts w:eastAsia="黑体"/>
       <w:b/>
       <w:bCs/>
       <w:i/>
@@ -3281,6 +3568,7 @@
     <w:qFormat/>
     <w:rsid w:val="00FC693F"/>
     <w:rPr>
+      <w:rFonts w:eastAsia="黑体"/>
       <w:smallCaps/>
       <w:color w:themeColor="accent2" w:val="C0504D"/>
       <w:u w:val="single"/>
@@ -3293,6 +3581,7 @@
     <w:qFormat/>
     <w:rsid w:val="00FC693F"/>
     <w:rPr>
+      <w:rFonts w:eastAsia="黑体"/>
       <w:b/>
       <w:bCs/>
       <w:smallCaps/>
@@ -3308,6 +3597,7 @@
     <w:qFormat/>
     <w:rsid w:val="00FC693F"/>
     <w:rPr>
+      <w:rFonts w:eastAsia="黑体"/>
       <w:b/>
       <w:bCs/>
       <w:smallCaps/>
@@ -3362,6 +3652,7 @@
       <w:spacing w:after="0" w:line="240" w:lineRule="auto"/>
     </w:pPr>
     <w:rPr>
+      <w:rFonts w:eastAsia="黑体"/>
       <w:color w:themeColor="text1" w:themeShade="BF" w:val="000000"/>
     </w:rPr>
     <w:tblPr>
@@ -3384,6 +3675,7 @@
         <w:spacing w:after="0" w:before="0" w:line="240" w:lineRule="auto"/>
       </w:pPr>
       <w:rPr>
+        <w:rFonts w:eastAsia="黑体"/>
         <w:b/>
         <w:bCs/>
       </w:rPr>
@@ -3404,6 +3696,7 @@
         <w:spacing w:after="0" w:before="0" w:line="240" w:lineRule="auto"/>
       </w:pPr>
       <w:rPr>
+        <w:rFonts w:eastAsia="黑体"/>
         <w:b/>
         <w:bCs/>
       </w:rPr>
@@ -3421,12 +3714,14 @@
     </w:tblStylePr>
     <w:tblStylePr w:type="firstCol">
       <w:rPr>
+        <w:rFonts w:eastAsia="黑体"/>
         <w:b/>
         <w:bCs/>
       </w:rPr>
     </w:tblStylePr>
     <w:tblStylePr w:type="lastCol">
       <w:rPr>
+        <w:rFonts w:eastAsia="黑体"/>
         <w:b/>
         <w:bCs/>
       </w:rPr>
@@ -3465,6 +3760,7 @@
       <w:spacing w:after="0" w:line="240" w:lineRule="auto"/>
     </w:pPr>
     <w:rPr>
+      <w:rFonts w:eastAsia="黑体"/>
       <w:color w:themeColor="accent1" w:themeShade="BF" w:val="365F91"/>
     </w:rPr>
     <w:tblPr>
@@ -3487,6 +3783,7 @@
         <w:spacing w:after="0" w:before="0" w:line="240" w:lineRule="auto"/>
       </w:pPr>
       <w:rPr>
+        <w:rFonts w:eastAsia="黑体"/>
         <w:b/>
         <w:bCs/>
       </w:rPr>
@@ -3507,6 +3804,7 @@
         <w:spacing w:after="0" w:before="0" w:line="240" w:lineRule="auto"/>
       </w:pPr>
       <w:rPr>
+        <w:rFonts w:eastAsia="黑体"/>
         <w:b/>
         <w:bCs/>
       </w:rPr>
@@ -3524,12 +3822,14 @@
     </w:tblStylePr>
     <w:tblStylePr w:type="firstCol">
       <w:rPr>
+        <w:rFonts w:eastAsia="黑体"/>
         <w:b/>
         <w:bCs/>
       </w:rPr>
     </w:tblStylePr>
     <w:tblStylePr w:type="lastCol">
       <w:rPr>
+        <w:rFonts w:eastAsia="黑体"/>
         <w:b/>
         <w:bCs/>
       </w:rPr>
@@ -3568,6 +3868,7 @@
       <w:spacing w:after="0" w:line="240" w:lineRule="auto"/>
     </w:pPr>
     <w:rPr>
+      <w:rFonts w:eastAsia="黑体"/>
       <w:color w:themeColor="accent2" w:themeShade="BF" w:val="943634"/>
     </w:rPr>
     <w:tblPr>
@@ -3590,6 +3891,7 @@
         <w:spacing w:after="0" w:before="0" w:line="240" w:lineRule="auto"/>
       </w:pPr>
       <w:rPr>
+        <w:rFonts w:eastAsia="黑体"/>
         <w:b/>
         <w:bCs/>
       </w:rPr>
@@ -3610,6 +3912,7 @@
         <w:spacing w:after="0" w:before="0" w:line="240" w:lineRule="auto"/>
       </w:pPr>
       <w:rPr>
+        <w:rFonts w:eastAsia="黑体"/>
         <w:b/>
         <w:bCs/>
       </w:rPr>
@@ -3627,12 +3930,14 @@
     </w:tblStylePr>
     <w:tblStylePr w:type="firstCol">
       <w:rPr>
+        <w:rFonts w:eastAsia="黑体"/>
         <w:b/>
         <w:bCs/>
       </w:rPr>
     </w:tblStylePr>
     <w:tblStylePr w:type="lastCol">
       <w:rPr>
+        <w:rFonts w:eastAsia="黑体"/>
         <w:b/>
         <w:bCs/>
       </w:rPr>
@@ -3671,6 +3976,7 @@
       <w:spacing w:after="0" w:line="240" w:lineRule="auto"/>
     </w:pPr>
     <w:rPr>
+      <w:rFonts w:eastAsia="黑体"/>
       <w:color w:themeColor="accent3" w:themeShade="BF" w:val="76923C"/>
     </w:rPr>
     <w:tblPr>
@@ -3693,6 +3999,7 @@
         <w:spacing w:after="0" w:before="0" w:line="240" w:lineRule="auto"/>
       </w:pPr>
       <w:rPr>
+        <w:rFonts w:eastAsia="黑体"/>
         <w:b/>
         <w:bCs/>
       </w:rPr>
@@ -3713,6 +4020,7 @@
         <w:spacing w:after="0" w:before="0" w:line="240" w:lineRule="auto"/>
       </w:pPr>
       <w:rPr>
+        <w:rFonts w:eastAsia="黑体"/>
         <w:b/>
         <w:bCs/>
       </w:rPr>
@@ -3730,12 +4038,14 @@
     </w:tblStylePr>
     <w:tblStylePr w:type="firstCol">
       <w:rPr>
+        <w:rFonts w:eastAsia="黑体"/>
         <w:b/>
         <w:bCs/>
       </w:rPr>
     </w:tblStylePr>
     <w:tblStylePr w:type="lastCol">
       <w:rPr>
+        <w:rFonts w:eastAsia="黑体"/>
         <w:b/>
         <w:bCs/>
       </w:rPr>
@@ -3774,6 +4084,7 @@
       <w:spacing w:after="0" w:line="240" w:lineRule="auto"/>
     </w:pPr>
     <w:rPr>
+      <w:rFonts w:eastAsia="黑体"/>
       <w:color w:themeColor="accent4" w:themeShade="BF" w:val="5F497A"/>
     </w:rPr>
     <w:tblPr>
@@ -3796,6 +4107,7 @@
         <w:spacing w:after="0" w:before="0" w:line="240" w:lineRule="auto"/>
       </w:pPr>
       <w:rPr>
+        <w:rFonts w:eastAsia="黑体"/>
         <w:b/>
         <w:bCs/>
       </w:rPr>
@@ -3816,6 +4128,7 @@
         <w:spacing w:after="0" w:before="0" w:line="240" w:lineRule="auto"/>
       </w:pPr>
       <w:rPr>
+        <w:rFonts w:eastAsia="黑体"/>
         <w:b/>
         <w:bCs/>
       </w:rPr>
@@ -3833,12 +4146,14 @@
     </w:tblStylePr>
     <w:tblStylePr w:type="firstCol">
       <w:rPr>
+        <w:rFonts w:eastAsia="黑体"/>
         <w:b/>
         <w:bCs/>
       </w:rPr>
     </w:tblStylePr>
     <w:tblStylePr w:type="lastCol">
       <w:rPr>
+        <w:rFonts w:eastAsia="黑体"/>
         <w:b/>
         <w:bCs/>
       </w:rPr>
@@ -3877,6 +4192,7 @@
       <w:spacing w:after="0" w:line="240" w:lineRule="auto"/>
     </w:pPr>
     <w:rPr>
+      <w:rFonts w:eastAsia="黑体"/>
       <w:color w:themeColor="accent5" w:themeShade="BF" w:val="31849B"/>
     </w:rPr>
     <w:tblPr>
@@ -3899,6 +4215,7 @@
         <w:spacing w:after="0" w:before="0" w:line="240" w:lineRule="auto"/>
       </w:pPr>
       <w:rPr>
+        <w:rFonts w:eastAsia="黑体"/>
         <w:b/>
         <w:bCs/>
       </w:rPr>
@@ -3919,6 +4236,7 @@
         <w:spacing w:after="0" w:before="0" w:line="240" w:lineRule="auto"/>
       </w:pPr>
       <w:rPr>
+        <w:rFonts w:eastAsia="黑体"/>
         <w:b/>
         <w:bCs/>
       </w:rPr>
@@ -3936,12 +4254,14 @@
     </w:tblStylePr>
     <w:tblStylePr w:type="firstCol">
       <w:rPr>
+        <w:rFonts w:eastAsia="黑体"/>
         <w:b/>
         <w:bCs/>
       </w:rPr>
     </w:tblStylePr>
     <w:tblStylePr w:type="lastCol">
       <w:rPr>
+        <w:rFonts w:eastAsia="黑体"/>
         <w:b/>
         <w:bCs/>
       </w:rPr>
@@ -3980,6 +4300,7 @@
       <w:spacing w:after="0" w:line="240" w:lineRule="auto"/>
     </w:pPr>
     <w:rPr>
+      <w:rFonts w:eastAsia="黑体"/>
       <w:color w:themeColor="accent6" w:themeShade="BF" w:val="E36C0A"/>
     </w:rPr>
     <w:tblPr>
@@ -4002,6 +4323,7 @@
         <w:spacing w:after="0" w:before="0" w:line="240" w:lineRule="auto"/>
       </w:pPr>
       <w:rPr>
+        <w:rFonts w:eastAsia="黑体"/>
         <w:b/>
         <w:bCs/>
       </w:rPr>
@@ -4022,6 +4344,7 @@
         <w:spacing w:after="0" w:before="0" w:line="240" w:lineRule="auto"/>
       </w:pPr>
       <w:rPr>
+        <w:rFonts w:eastAsia="黑体"/>
         <w:b/>
         <w:bCs/>
       </w:rPr>
@@ -4039,12 +4362,14 @@
     </w:tblStylePr>
     <w:tblStylePr w:type="firstCol">
       <w:rPr>
+        <w:rFonts w:eastAsia="黑体"/>
         <w:b/>
         <w:bCs/>
       </w:rPr>
     </w:tblStylePr>
     <w:tblStylePr w:type="lastCol">
       <w:rPr>
+        <w:rFonts w:eastAsia="黑体"/>
         <w:b/>
         <w:bCs/>
       </w:rPr>
@@ -4104,6 +4429,7 @@
         <w:spacing w:after="0" w:before="0" w:line="240" w:lineRule="auto"/>
       </w:pPr>
       <w:rPr>
+        <w:rFonts w:eastAsia="黑体"/>
         <w:b/>
         <w:bCs/>
         <w:color w:themeColor="background1" w:val="FFFFFF"/>
@@ -4118,6 +4444,7 @@
         <w:spacing w:after="0" w:before="0" w:line="240" w:lineRule="auto"/>
       </w:pPr>
       <w:rPr>
+        <w:rFonts w:eastAsia="黑体"/>
         <w:b/>
         <w:bCs/>
       </w:rPr>
@@ -4133,12 +4460,14 @@
     </w:tblStylePr>
     <w:tblStylePr w:type="firstCol">
       <w:rPr>
+        <w:rFonts w:eastAsia="黑体"/>
         <w:b/>
         <w:bCs/>
       </w:rPr>
     </w:tblStylePr>
     <w:tblStylePr w:type="lastCol">
       <w:rPr>
+        <w:rFonts w:eastAsia="黑体"/>
         <w:b/>
         <w:bCs/>
       </w:rPr>
@@ -4196,6 +4525,7 @@
         <w:spacing w:after="0" w:before="0" w:line="240" w:lineRule="auto"/>
       </w:pPr>
       <w:rPr>
+        <w:rFonts w:eastAsia="黑体"/>
         <w:b/>
         <w:bCs/>
         <w:color w:themeColor="background1" w:val="FFFFFF"/>
@@ -4210,6 +4540,7 @@
         <w:spacing w:after="0" w:before="0" w:line="240" w:lineRule="auto"/>
       </w:pPr>
       <w:rPr>
+        <w:rFonts w:eastAsia="黑体"/>
         <w:b/>
         <w:bCs/>
       </w:rPr>
@@ -4225,12 +4556,14 @@
     </w:tblStylePr>
     <w:tblStylePr w:type="firstCol">
       <w:rPr>
+        <w:rFonts w:eastAsia="黑体"/>
         <w:b/>
         <w:bCs/>
       </w:rPr>
     </w:tblStylePr>
     <w:tblStylePr w:type="lastCol">
       <w:rPr>
+        <w:rFonts w:eastAsia="黑体"/>
         <w:b/>
         <w:bCs/>
       </w:rPr>
@@ -4288,6 +4621,7 @@
         <w:spacing w:after="0" w:before="0" w:line="240" w:lineRule="auto"/>
       </w:pPr>
       <w:rPr>
+        <w:rFonts w:eastAsia="黑体"/>
         <w:b/>
         <w:bCs/>
         <w:color w:themeColor="background1" w:val="FFFFFF"/>
@@ -4302,6 +4636,7 @@
         <w:spacing w:after="0" w:before="0" w:line="240" w:lineRule="auto"/>
       </w:pPr>
       <w:rPr>
+        <w:rFonts w:eastAsia="黑体"/>
         <w:b/>
         <w:bCs/>
       </w:rPr>
@@ -4317,12 +4652,14 @@
     </w:tblStylePr>
     <w:tblStylePr w:type="firstCol">
       <w:rPr>
+        <w:rFonts w:eastAsia="黑体"/>
         <w:b/>
         <w:bCs/>
       </w:rPr>
     </w:tblStylePr>
     <w:tblStylePr w:type="lastCol">
       <w:rPr>
+        <w:rFonts w:eastAsia="黑体"/>
         <w:b/>
         <w:bCs/>
       </w:rPr>
@@ -4380,6 +4717,7 @@
         <w:spacing w:after="0" w:before="0" w:line="240" w:lineRule="auto"/>
       </w:pPr>
       <w:rPr>
+        <w:rFonts w:eastAsia="黑体"/>
         <w:b/>
         <w:bCs/>
         <w:color w:themeColor="background1" w:val="FFFFFF"/>
@@ -4394,6 +4732,7 @@
         <w:spacing w:after="0" w:before="0" w:line="240" w:lineRule="auto"/>
       </w:pPr>
       <w:rPr>
+        <w:rFonts w:eastAsia="黑体"/>
         <w:b/>
         <w:bCs/>
       </w:rPr>
@@ -4409,12 +4748,14 @@
     </w:tblStylePr>
     <w:tblStylePr w:type="firstCol">
       <w:rPr>
+        <w:rFonts w:eastAsia="黑体"/>
         <w:b/>
         <w:bCs/>
       </w:rPr>
     </w:tblStylePr>
     <w:tblStylePr w:type="lastCol">
       <w:rPr>
+        <w:rFonts w:eastAsia="黑体"/>
         <w:b/>
         <w:bCs/>
       </w:rPr>
@@ -4472,6 +4813,7 @@
         <w:spacing w:after="0" w:before="0" w:line="240" w:lineRule="auto"/>
       </w:pPr>
       <w:rPr>
+        <w:rFonts w:eastAsia="黑体"/>
         <w:b/>
         <w:bCs/>
         <w:color w:themeColor="background1" w:val="FFFFFF"/>
@@ -4486,6 +4828,7 @@
         <w:spacing w:after="0" w:before="0" w:line="240" w:lineRule="auto"/>
       </w:pPr>
       <w:rPr>
+        <w:rFonts w:eastAsia="黑体"/>
         <w:b/>
         <w:bCs/>
       </w:rPr>
@@ -4501,12 +4844,14 @@
     </w:tblStylePr>
     <w:tblStylePr w:type="firstCol">
       <w:rPr>
+        <w:rFonts w:eastAsia="黑体"/>
         <w:b/>
         <w:bCs/>
       </w:rPr>
     </w:tblStylePr>
     <w:tblStylePr w:type="lastCol">
       <w:rPr>
+        <w:rFonts w:eastAsia="黑体"/>
         <w:b/>
         <w:bCs/>
       </w:rPr>
@@ -4564,6 +4909,7 @@
         <w:spacing w:after="0" w:before="0" w:line="240" w:lineRule="auto"/>
       </w:pPr>
       <w:rPr>
+        <w:rFonts w:eastAsia="黑体"/>
         <w:b/>
         <w:bCs/>
         <w:color w:themeColor="background1" w:val="FFFFFF"/>
@@ -4578,6 +4924,7 @@
         <w:spacing w:after="0" w:before="0" w:line="240" w:lineRule="auto"/>
       </w:pPr>
       <w:rPr>
+        <w:rFonts w:eastAsia="黑体"/>
         <w:b/>
         <w:bCs/>
       </w:rPr>
@@ -4593,12 +4940,14 @@
     </w:tblStylePr>
     <w:tblStylePr w:type="firstCol">
       <w:rPr>
+        <w:rFonts w:eastAsia="黑体"/>
         <w:b/>
         <w:bCs/>
       </w:rPr>
     </w:tblStylePr>
     <w:tblStylePr w:type="lastCol">
       <w:rPr>
+        <w:rFonts w:eastAsia="黑体"/>
         <w:b/>
         <w:bCs/>
       </w:rPr>
@@ -4656,6 +5005,7 @@
         <w:spacing w:after="0" w:before="0" w:line="240" w:lineRule="auto"/>
       </w:pPr>
       <w:rPr>
+        <w:rFonts w:eastAsia="黑体"/>
         <w:b/>
         <w:bCs/>
         <w:color w:themeColor="background1" w:val="FFFFFF"/>
@@ -4670,6 +5020,7 @@
         <w:spacing w:after="0" w:before="0" w:line="240" w:lineRule="auto"/>
       </w:pPr>
       <w:rPr>
+        <w:rFonts w:eastAsia="黑体"/>
         <w:b/>
         <w:bCs/>
       </w:rPr>
@@ -4685,12 +5036,14 @@
     </w:tblStylePr>
     <w:tblStylePr w:type="firstCol">
       <w:rPr>
+        <w:rFonts w:eastAsia="黑体"/>
         <w:b/>
         <w:bCs/>
       </w:rPr>
     </w:tblStylePr>
     <w:tblStylePr w:type="lastCol">
       <w:rPr>
+        <w:rFonts w:eastAsia="黑体"/>
         <w:b/>
         <w:bCs/>
       </w:rPr>
@@ -4750,7 +5103,7 @@
         <w:spacing w:after="0" w:before="0" w:line="240" w:lineRule="auto"/>
       </w:pPr>
       <w:rPr>
-        <w:rFonts w:asciiTheme="majorHAnsi" w:cstheme="majorBidi" w:eastAsiaTheme="majorEastAsia" w:hAnsiTheme="majorHAnsi"/>
+        <w:rFonts w:asciiTheme="majorHAnsi" w:cstheme="majorBidi" w:hAnsiTheme="majorHAnsi" w:eastAsia="黑体"/>
         <w:b/>
         <w:bCs/>
       </w:rPr>
@@ -4771,7 +5124,7 @@
         <w:spacing w:after="0" w:before="0" w:line="240" w:lineRule="auto"/>
       </w:pPr>
       <w:rPr>
-        <w:rFonts w:asciiTheme="majorHAnsi" w:cstheme="majorBidi" w:eastAsiaTheme="majorEastAsia" w:hAnsiTheme="majorHAnsi"/>
+        <w:rFonts w:asciiTheme="majorHAnsi" w:cstheme="majorBidi" w:hAnsiTheme="majorHAnsi" w:eastAsia="黑体"/>
         <w:b/>
         <w:bCs/>
       </w:rPr>
@@ -4789,14 +5142,14 @@
     </w:tblStylePr>
     <w:tblStylePr w:type="firstCol">
       <w:rPr>
-        <w:rFonts w:asciiTheme="majorHAnsi" w:cstheme="majorBidi" w:eastAsiaTheme="majorEastAsia" w:hAnsiTheme="majorHAnsi"/>
+        <w:rFonts w:asciiTheme="majorHAnsi" w:cstheme="majorBidi" w:hAnsiTheme="majorHAnsi" w:eastAsia="黑体"/>
         <w:b/>
         <w:bCs/>
       </w:rPr>
     </w:tblStylePr>
     <w:tblStylePr w:type="lastCol">
       <w:rPr>
-        <w:rFonts w:asciiTheme="majorHAnsi" w:cstheme="majorBidi" w:eastAsiaTheme="majorEastAsia" w:hAnsiTheme="majorHAnsi"/>
+        <w:rFonts w:asciiTheme="majorHAnsi" w:cstheme="majorBidi" w:hAnsiTheme="majorHAnsi" w:eastAsia="黑体"/>
         <w:b/>
         <w:bCs/>
       </w:rPr>
@@ -4880,7 +5233,7 @@
         <w:spacing w:after="0" w:before="0" w:line="240" w:lineRule="auto"/>
       </w:pPr>
       <w:rPr>
-        <w:rFonts w:asciiTheme="majorHAnsi" w:cstheme="majorBidi" w:eastAsiaTheme="majorEastAsia" w:hAnsiTheme="majorHAnsi"/>
+        <w:rFonts w:asciiTheme="majorHAnsi" w:cstheme="majorBidi" w:hAnsiTheme="majorHAnsi" w:eastAsia="黑体"/>
         <w:b/>
         <w:bCs/>
       </w:rPr>
@@ -4901,7 +5254,7 @@
         <w:spacing w:after="0" w:before="0" w:line="240" w:lineRule="auto"/>
       </w:pPr>
       <w:rPr>
-        <w:rFonts w:asciiTheme="majorHAnsi" w:cstheme="majorBidi" w:eastAsiaTheme="majorEastAsia" w:hAnsiTheme="majorHAnsi"/>
+        <w:rFonts w:asciiTheme="majorHAnsi" w:cstheme="majorBidi" w:hAnsiTheme="majorHAnsi" w:eastAsia="黑体"/>
         <w:b/>
         <w:bCs/>
       </w:rPr>
@@ -4919,14 +5272,14 @@
     </w:tblStylePr>
     <w:tblStylePr w:type="firstCol">
       <w:rPr>
-        <w:rFonts w:asciiTheme="majorHAnsi" w:cstheme="majorBidi" w:eastAsiaTheme="majorEastAsia" w:hAnsiTheme="majorHAnsi"/>
+        <w:rFonts w:asciiTheme="majorHAnsi" w:cstheme="majorBidi" w:hAnsiTheme="majorHAnsi" w:eastAsia="黑体"/>
         <w:b/>
         <w:bCs/>
       </w:rPr>
     </w:tblStylePr>
     <w:tblStylePr w:type="lastCol">
       <w:rPr>
-        <w:rFonts w:asciiTheme="majorHAnsi" w:cstheme="majorBidi" w:eastAsiaTheme="majorEastAsia" w:hAnsiTheme="majorHAnsi"/>
+        <w:rFonts w:asciiTheme="majorHAnsi" w:cstheme="majorBidi" w:hAnsiTheme="majorHAnsi" w:eastAsia="黑体"/>
         <w:b/>
         <w:bCs/>
       </w:rPr>
@@ -5010,7 +5363,7 @@
         <w:spacing w:after="0" w:before="0" w:line="240" w:lineRule="auto"/>
       </w:pPr>
       <w:rPr>
-        <w:rFonts w:asciiTheme="majorHAnsi" w:cstheme="majorBidi" w:eastAsiaTheme="majorEastAsia" w:hAnsiTheme="majorHAnsi"/>
+        <w:rFonts w:asciiTheme="majorHAnsi" w:cstheme="majorBidi" w:hAnsiTheme="majorHAnsi" w:eastAsia="黑体"/>
         <w:b/>
         <w:bCs/>
       </w:rPr>
@@ -5031,7 +5384,7 @@
         <w:spacing w:after="0" w:before="0" w:line="240" w:lineRule="auto"/>
       </w:pPr>
       <w:rPr>
-        <w:rFonts w:asciiTheme="majorHAnsi" w:cstheme="majorBidi" w:eastAsiaTheme="majorEastAsia" w:hAnsiTheme="majorHAnsi"/>
+        <w:rFonts w:asciiTheme="majorHAnsi" w:cstheme="majorBidi" w:hAnsiTheme="majorHAnsi" w:eastAsia="黑体"/>
         <w:b/>
         <w:bCs/>
       </w:rPr>
@@ -5049,14 +5402,14 @@
     </w:tblStylePr>
     <w:tblStylePr w:type="firstCol">
       <w:rPr>
-        <w:rFonts w:asciiTheme="majorHAnsi" w:cstheme="majorBidi" w:eastAsiaTheme="majorEastAsia" w:hAnsiTheme="majorHAnsi"/>
+        <w:rFonts w:asciiTheme="majorHAnsi" w:cstheme="majorBidi" w:hAnsiTheme="majorHAnsi" w:eastAsia="黑体"/>
         <w:b/>
         <w:bCs/>
       </w:rPr>
     </w:tblStylePr>
     <w:tblStylePr w:type="lastCol">
       <w:rPr>
-        <w:rFonts w:asciiTheme="majorHAnsi" w:cstheme="majorBidi" w:eastAsiaTheme="majorEastAsia" w:hAnsiTheme="majorHAnsi"/>
+        <w:rFonts w:asciiTheme="majorHAnsi" w:cstheme="majorBidi" w:hAnsiTheme="majorHAnsi" w:eastAsia="黑体"/>
         <w:b/>
         <w:bCs/>
       </w:rPr>
@@ -5140,7 +5493,7 @@
         <w:spacing w:after="0" w:before="0" w:line="240" w:lineRule="auto"/>
       </w:pPr>
       <w:rPr>
-        <w:rFonts w:asciiTheme="majorHAnsi" w:cstheme="majorBidi" w:eastAsiaTheme="majorEastAsia" w:hAnsiTheme="majorHAnsi"/>
+        <w:rFonts w:asciiTheme="majorHAnsi" w:cstheme="majorBidi" w:hAnsiTheme="majorHAnsi" w:eastAsia="黑体"/>
         <w:b/>
         <w:bCs/>
       </w:rPr>
@@ -5161,7 +5514,7 @@
         <w:spacing w:after="0" w:before="0" w:line="240" w:lineRule="auto"/>
       </w:pPr>
       <w:rPr>
-        <w:rFonts w:asciiTheme="majorHAnsi" w:cstheme="majorBidi" w:eastAsiaTheme="majorEastAsia" w:hAnsiTheme="majorHAnsi"/>
+        <w:rFonts w:asciiTheme="majorHAnsi" w:cstheme="majorBidi" w:hAnsiTheme="majorHAnsi" w:eastAsia="黑体"/>
         <w:b/>
         <w:bCs/>
       </w:rPr>
@@ -5179,14 +5532,14 @@
     </w:tblStylePr>
     <w:tblStylePr w:type="firstCol">
       <w:rPr>
-        <w:rFonts w:asciiTheme="majorHAnsi" w:cstheme="majorBidi" w:eastAsiaTheme="majorEastAsia" w:hAnsiTheme="majorHAnsi"/>
+        <w:rFonts w:asciiTheme="majorHAnsi" w:cstheme="majorBidi" w:hAnsiTheme="majorHAnsi" w:eastAsia="黑体"/>
         <w:b/>
         <w:bCs/>
       </w:rPr>
     </w:tblStylePr>
     <w:tblStylePr w:type="lastCol">
       <w:rPr>
-        <w:rFonts w:asciiTheme="majorHAnsi" w:cstheme="majorBidi" w:eastAsiaTheme="majorEastAsia" w:hAnsiTheme="majorHAnsi"/>
+        <w:rFonts w:asciiTheme="majorHAnsi" w:cstheme="majorBidi" w:hAnsiTheme="majorHAnsi" w:eastAsia="黑体"/>
         <w:b/>
         <w:bCs/>
       </w:rPr>
@@ -5270,7 +5623,7 @@
         <w:spacing w:after="0" w:before="0" w:line="240" w:lineRule="auto"/>
       </w:pPr>
       <w:rPr>
-        <w:rFonts w:asciiTheme="majorHAnsi" w:cstheme="majorBidi" w:eastAsiaTheme="majorEastAsia" w:hAnsiTheme="majorHAnsi"/>
+        <w:rFonts w:asciiTheme="majorHAnsi" w:cstheme="majorBidi" w:hAnsiTheme="majorHAnsi" w:eastAsia="黑体"/>
         <w:b/>
         <w:bCs/>
       </w:rPr>
@@ -5291,7 +5644,7 @@
         <w:spacing w:after="0" w:before="0" w:line="240" w:lineRule="auto"/>
       </w:pPr>
       <w:rPr>
-        <w:rFonts w:asciiTheme="majorHAnsi" w:cstheme="majorBidi" w:eastAsiaTheme="majorEastAsia" w:hAnsiTheme="majorHAnsi"/>
+        <w:rFonts w:asciiTheme="majorHAnsi" w:cstheme="majorBidi" w:hAnsiTheme="majorHAnsi" w:eastAsia="黑体"/>
         <w:b/>
         <w:bCs/>
       </w:rPr>
@@ -5309,14 +5662,14 @@
     </w:tblStylePr>
     <w:tblStylePr w:type="firstCol">
       <w:rPr>
-        <w:rFonts w:asciiTheme="majorHAnsi" w:cstheme="majorBidi" w:eastAsiaTheme="majorEastAsia" w:hAnsiTheme="majorHAnsi"/>
+        <w:rFonts w:asciiTheme="majorHAnsi" w:cstheme="majorBidi" w:hAnsiTheme="majorHAnsi" w:eastAsia="黑体"/>
         <w:b/>
         <w:bCs/>
       </w:rPr>
     </w:tblStylePr>
     <w:tblStylePr w:type="lastCol">
       <w:rPr>
-        <w:rFonts w:asciiTheme="majorHAnsi" w:cstheme="majorBidi" w:eastAsiaTheme="majorEastAsia" w:hAnsiTheme="majorHAnsi"/>
+        <w:rFonts w:asciiTheme="majorHAnsi" w:cstheme="majorBidi" w:hAnsiTheme="majorHAnsi" w:eastAsia="黑体"/>
         <w:b/>
         <w:bCs/>
       </w:rPr>
@@ -5400,7 +5753,7 @@
         <w:spacing w:after="0" w:before="0" w:line="240" w:lineRule="auto"/>
       </w:pPr>
       <w:rPr>
-        <w:rFonts w:asciiTheme="majorHAnsi" w:cstheme="majorBidi" w:eastAsiaTheme="majorEastAsia" w:hAnsiTheme="majorHAnsi"/>
+        <w:rFonts w:asciiTheme="majorHAnsi" w:cstheme="majorBidi" w:hAnsiTheme="majorHAnsi" w:eastAsia="黑体"/>
         <w:b/>
         <w:bCs/>
       </w:rPr>
@@ -5421,7 +5774,7 @@
         <w:spacing w:after="0" w:before="0" w:line="240" w:lineRule="auto"/>
       </w:pPr>
       <w:rPr>
-        <w:rFonts w:asciiTheme="majorHAnsi" w:cstheme="majorBidi" w:eastAsiaTheme="majorEastAsia" w:hAnsiTheme="majorHAnsi"/>
+        <w:rFonts w:asciiTheme="majorHAnsi" w:cstheme="majorBidi" w:hAnsiTheme="majorHAnsi" w:eastAsia="黑体"/>
         <w:b/>
         <w:bCs/>
       </w:rPr>
@@ -5439,14 +5792,14 @@
     </w:tblStylePr>
     <w:tblStylePr w:type="firstCol">
       <w:rPr>
-        <w:rFonts w:asciiTheme="majorHAnsi" w:cstheme="majorBidi" w:eastAsiaTheme="majorEastAsia" w:hAnsiTheme="majorHAnsi"/>
+        <w:rFonts w:asciiTheme="majorHAnsi" w:cstheme="majorBidi" w:hAnsiTheme="majorHAnsi" w:eastAsia="黑体"/>
         <w:b/>
         <w:bCs/>
       </w:rPr>
     </w:tblStylePr>
     <w:tblStylePr w:type="lastCol">
       <w:rPr>
-        <w:rFonts w:asciiTheme="majorHAnsi" w:cstheme="majorBidi" w:eastAsiaTheme="majorEastAsia" w:hAnsiTheme="majorHAnsi"/>
+        <w:rFonts w:asciiTheme="majorHAnsi" w:cstheme="majorBidi" w:hAnsiTheme="majorHAnsi" w:eastAsia="黑体"/>
         <w:b/>
         <w:bCs/>
       </w:rPr>
@@ -5530,7 +5883,7 @@
         <w:spacing w:after="0" w:before="0" w:line="240" w:lineRule="auto"/>
       </w:pPr>
       <w:rPr>
-        <w:rFonts w:asciiTheme="majorHAnsi" w:cstheme="majorBidi" w:eastAsiaTheme="majorEastAsia" w:hAnsiTheme="majorHAnsi"/>
+        <w:rFonts w:asciiTheme="majorHAnsi" w:cstheme="majorBidi" w:hAnsiTheme="majorHAnsi" w:eastAsia="黑体"/>
         <w:b/>
         <w:bCs/>
       </w:rPr>
@@ -5551,7 +5904,7 @@
         <w:spacing w:after="0" w:before="0" w:line="240" w:lineRule="auto"/>
       </w:pPr>
       <w:rPr>
-        <w:rFonts w:asciiTheme="majorHAnsi" w:cstheme="majorBidi" w:eastAsiaTheme="majorEastAsia" w:hAnsiTheme="majorHAnsi"/>
+        <w:rFonts w:asciiTheme="majorHAnsi" w:cstheme="majorBidi" w:hAnsiTheme="majorHAnsi" w:eastAsia="黑体"/>
         <w:b/>
         <w:bCs/>
       </w:rPr>
@@ -5569,14 +5922,14 @@
     </w:tblStylePr>
     <w:tblStylePr w:type="firstCol">
       <w:rPr>
-        <w:rFonts w:asciiTheme="majorHAnsi" w:cstheme="majorBidi" w:eastAsiaTheme="majorEastAsia" w:hAnsiTheme="majorHAnsi"/>
+        <w:rFonts w:asciiTheme="majorHAnsi" w:cstheme="majorBidi" w:hAnsiTheme="majorHAnsi" w:eastAsia="黑体"/>
         <w:b/>
         <w:bCs/>
       </w:rPr>
     </w:tblStylePr>
     <w:tblStylePr w:type="lastCol">
       <w:rPr>
-        <w:rFonts w:asciiTheme="majorHAnsi" w:cstheme="majorBidi" w:eastAsiaTheme="majorEastAsia" w:hAnsiTheme="majorHAnsi"/>
+        <w:rFonts w:asciiTheme="majorHAnsi" w:cstheme="majorBidi" w:hAnsiTheme="majorHAnsi" w:eastAsia="黑体"/>
         <w:b/>
         <w:bCs/>
       </w:rPr>
@@ -5659,6 +6012,7 @@
         <w:spacing w:after="0" w:before="0" w:line="240" w:lineRule="auto"/>
       </w:pPr>
       <w:rPr>
+        <w:rFonts w:eastAsia="黑体"/>
         <w:b/>
         <w:bCs/>
         <w:color w:themeColor="background1" w:val="FFFFFF"/>
@@ -5681,6 +6035,7 @@
         <w:spacing w:after="0" w:before="0" w:line="240" w:lineRule="auto"/>
       </w:pPr>
       <w:rPr>
+        <w:rFonts w:eastAsia="黑体"/>
         <w:b/>
         <w:bCs/>
       </w:rPr>
@@ -5698,12 +6053,14 @@
     </w:tblStylePr>
     <w:tblStylePr w:type="firstCol">
       <w:rPr>
+        <w:rFonts w:eastAsia="黑体"/>
         <w:b/>
         <w:bCs/>
       </w:rPr>
     </w:tblStylePr>
     <w:tblStylePr w:type="lastCol">
       <w:rPr>
+        <w:rFonts w:eastAsia="黑体"/>
         <w:b/>
         <w:bCs/>
       </w:rPr>
@@ -5765,6 +6122,7 @@
         <w:spacing w:after="0" w:before="0" w:line="240" w:lineRule="auto"/>
       </w:pPr>
       <w:rPr>
+        <w:rFonts w:eastAsia="黑体"/>
         <w:b/>
         <w:bCs/>
         <w:color w:themeColor="background1" w:val="FFFFFF"/>
@@ -5787,6 +6145,7 @@
         <w:spacing w:after="0" w:before="0" w:line="240" w:lineRule="auto"/>
       </w:pPr>
       <w:rPr>
+        <w:rFonts w:eastAsia="黑体"/>
         <w:b/>
         <w:bCs/>
       </w:rPr>
@@ -5804,12 +6163,14 @@
     </w:tblStylePr>
     <w:tblStylePr w:type="firstCol">
       <w:rPr>
+        <w:rFonts w:eastAsia="黑体"/>
         <w:b/>
         <w:bCs/>
       </w:rPr>
     </w:tblStylePr>
     <w:tblStylePr w:type="lastCol">
       <w:rPr>
+        <w:rFonts w:eastAsia="黑体"/>
         <w:b/>
         <w:bCs/>
       </w:rPr>
@@ -5871,6 +6232,7 @@
         <w:spacing w:after="0" w:before="0" w:line="240" w:lineRule="auto"/>
       </w:pPr>
       <w:rPr>
+        <w:rFonts w:eastAsia="黑体"/>
         <w:b/>
         <w:bCs/>
         <w:color w:themeColor="background1" w:val="FFFFFF"/>
@@ -5893,6 +6255,7 @@
         <w:spacing w:after="0" w:before="0" w:line="240" w:lineRule="auto"/>
       </w:pPr>
       <w:rPr>
+        <w:rFonts w:eastAsia="黑体"/>
         <w:b/>
         <w:bCs/>
       </w:rPr>
@@ -5910,12 +6273,14 @@
     </w:tblStylePr>
     <w:tblStylePr w:type="firstCol">
       <w:rPr>
+        <w:rFonts w:eastAsia="黑体"/>
         <w:b/>
         <w:bCs/>
       </w:rPr>
     </w:tblStylePr>
     <w:tblStylePr w:type="lastCol">
       <w:rPr>
+        <w:rFonts w:eastAsia="黑体"/>
         <w:b/>
         <w:bCs/>
       </w:rPr>
@@ -5977,6 +6342,7 @@
         <w:spacing w:after="0" w:before="0" w:line="240" w:lineRule="auto"/>
       </w:pPr>
       <w:rPr>
+        <w:rFonts w:eastAsia="黑体"/>
         <w:b/>
         <w:bCs/>
         <w:color w:themeColor="background1" w:val="FFFFFF"/>
@@ -5999,6 +6365,7 @@
         <w:spacing w:after="0" w:before="0" w:line="240" w:lineRule="auto"/>
       </w:pPr>
       <w:rPr>
+        <w:rFonts w:eastAsia="黑体"/>
         <w:b/>
         <w:bCs/>
       </w:rPr>
@@ -6016,12 +6383,14 @@
     </w:tblStylePr>
     <w:tblStylePr w:type="firstCol">
       <w:rPr>
+        <w:rFonts w:eastAsia="黑体"/>
         <w:b/>
         <w:bCs/>
       </w:rPr>
     </w:tblStylePr>
     <w:tblStylePr w:type="lastCol">
       <w:rPr>
+        <w:rFonts w:eastAsia="黑体"/>
         <w:b/>
         <w:bCs/>
       </w:rPr>
@@ -6083,6 +6452,7 @@
         <w:spacing w:after="0" w:before="0" w:line="240" w:lineRule="auto"/>
       </w:pPr>
       <w:rPr>
+        <w:rFonts w:eastAsia="黑体"/>
         <w:b/>
         <w:bCs/>
         <w:color w:themeColor="background1" w:val="FFFFFF"/>
@@ -6105,6 +6475,7 @@
         <w:spacing w:after="0" w:before="0" w:line="240" w:lineRule="auto"/>
       </w:pPr>
       <w:rPr>
+        <w:rFonts w:eastAsia="黑体"/>
         <w:b/>
         <w:bCs/>
       </w:rPr>
@@ -6122,12 +6493,14 @@
     </w:tblStylePr>
     <w:tblStylePr w:type="firstCol">
       <w:rPr>
+        <w:rFonts w:eastAsia="黑体"/>
         <w:b/>
         <w:bCs/>
       </w:rPr>
     </w:tblStylePr>
     <w:tblStylePr w:type="lastCol">
       <w:rPr>
+        <w:rFonts w:eastAsia="黑体"/>
         <w:b/>
         <w:bCs/>
       </w:rPr>
@@ -6189,6 +6562,7 @@
         <w:spacing w:after="0" w:before="0" w:line="240" w:lineRule="auto"/>
       </w:pPr>
       <w:rPr>
+        <w:rFonts w:eastAsia="黑体"/>
         <w:b/>
         <w:bCs/>
         <w:color w:themeColor="background1" w:val="FFFFFF"/>
@@ -6211,6 +6585,7 @@
         <w:spacing w:after="0" w:before="0" w:line="240" w:lineRule="auto"/>
       </w:pPr>
       <w:rPr>
+        <w:rFonts w:eastAsia="黑体"/>
         <w:b/>
         <w:bCs/>
       </w:rPr>
@@ -6228,12 +6603,14 @@
     </w:tblStylePr>
     <w:tblStylePr w:type="firstCol">
       <w:rPr>
+        <w:rFonts w:eastAsia="黑体"/>
         <w:b/>
         <w:bCs/>
       </w:rPr>
     </w:tblStylePr>
     <w:tblStylePr w:type="lastCol">
       <w:rPr>
+        <w:rFonts w:eastAsia="黑体"/>
         <w:b/>
         <w:bCs/>
       </w:rPr>
@@ -6295,6 +6672,7 @@
         <w:spacing w:after="0" w:before="0" w:line="240" w:lineRule="auto"/>
       </w:pPr>
       <w:rPr>
+        <w:rFonts w:eastAsia="黑体"/>
         <w:b/>
         <w:bCs/>
         <w:color w:themeColor="background1" w:val="FFFFFF"/>
@@ -6317,6 +6695,7 @@
         <w:spacing w:after="0" w:before="0" w:line="240" w:lineRule="auto"/>
       </w:pPr>
       <w:rPr>
+        <w:rFonts w:eastAsia="黑体"/>
         <w:b/>
         <w:bCs/>
       </w:rPr>
@@ -6334,12 +6713,14 @@
     </w:tblStylePr>
     <w:tblStylePr w:type="firstCol">
       <w:rPr>
+        <w:rFonts w:eastAsia="黑体"/>
         <w:b/>
         <w:bCs/>
       </w:rPr>
     </w:tblStylePr>
     <w:tblStylePr w:type="lastCol">
       <w:rPr>
+        <w:rFonts w:eastAsia="黑体"/>
         <w:b/>
         <w:bCs/>
       </w:rPr>
@@ -6398,6 +6779,7 @@
         <w:spacing w:after="0" w:before="0" w:line="240" w:lineRule="auto"/>
       </w:pPr>
       <w:rPr>
+        <w:rFonts w:eastAsia="黑体"/>
         <w:b/>
         <w:bCs/>
         <w:color w:themeColor="background1" w:val="FFFFFF"/>
@@ -6420,6 +6802,7 @@
         <w:spacing w:after="0" w:before="0" w:line="240" w:lineRule="auto"/>
       </w:pPr>
       <w:rPr>
+        <w:rFonts w:eastAsia="黑体"/>
         <w:color w:val="auto"/>
       </w:rPr>
       <w:tblPr/>
@@ -6437,6 +6820,7 @@
     </w:tblStylePr>
     <w:tblStylePr w:type="firstCol">
       <w:rPr>
+        <w:rFonts w:eastAsia="黑体"/>
         <w:b/>
         <w:bCs/>
         <w:color w:themeColor="background1" w:val="FFFFFF"/>
@@ -6456,6 +6840,7 @@
     </w:tblStylePr>
     <w:tblStylePr w:type="lastCol">
       <w:rPr>
+        <w:rFonts w:eastAsia="黑体"/>
         <w:b/>
         <w:bCs/>
         <w:color w:themeColor="background1" w:val="FFFFFF"/>
@@ -6504,6 +6889,7 @@
     </w:tblStylePr>
     <w:tblStylePr w:type="nwCell">
       <w:rPr>
+        <w:rFonts w:eastAsia="黑体"/>
         <w:color w:themeColor="background1" w:val="FFFFFF"/>
       </w:rPr>
       <w:tblPr/>
@@ -6547,6 +6933,7 @@
         <w:spacing w:after="0" w:before="0" w:line="240" w:lineRule="auto"/>
       </w:pPr>
       <w:rPr>
+        <w:rFonts w:eastAsia="黑体"/>
         <w:b/>
         <w:bCs/>
         <w:color w:themeColor="background1" w:val="FFFFFF"/>
@@ -6569,6 +6956,7 @@
         <w:spacing w:after="0" w:before="0" w:line="240" w:lineRule="auto"/>
       </w:pPr>
       <w:rPr>
+        <w:rFonts w:eastAsia="黑体"/>
         <w:color w:val="auto"/>
       </w:rPr>
       <w:tblPr/>
@@ -6586,6 +6974,7 @@
     </w:tblStylePr>
     <w:tblStylePr w:type="firstCol">
       <w:rPr>
+        <w:rFonts w:eastAsia="黑体"/>
         <w:b/>
         <w:bCs/>
         <w:color w:themeColor="background1" w:val="FFFFFF"/>
@@ -6605,6 +6994,7 @@
     </w:tblStylePr>
     <w:tblStylePr w:type="lastCol">
       <w:rPr>
+        <w:rFonts w:eastAsia="黑体"/>
         <w:b/>
         <w:bCs/>
         <w:color w:themeColor="background1" w:val="FFFFFF"/>
@@ -6653,6 +7043,7 @@
     </w:tblStylePr>
     <w:tblStylePr w:type="nwCell">
       <w:rPr>
+        <w:rFonts w:eastAsia="黑体"/>
         <w:color w:themeColor="background1" w:val="FFFFFF"/>
       </w:rPr>
       <w:tblPr/>
@@ -6696,6 +7087,7 @@
         <w:spacing w:after="0" w:before="0" w:line="240" w:lineRule="auto"/>
       </w:pPr>
       <w:rPr>
+        <w:rFonts w:eastAsia="黑体"/>
         <w:b/>
         <w:bCs/>
         <w:color w:themeColor="background1" w:val="FFFFFF"/>
@@ -6718,6 +7110,7 @@
         <w:spacing w:after="0" w:before="0" w:line="240" w:lineRule="auto"/>
       </w:pPr>
       <w:rPr>
+        <w:rFonts w:eastAsia="黑体"/>
         <w:color w:val="auto"/>
       </w:rPr>
       <w:tblPr/>
@@ -6735,6 +7128,7 @@
     </w:tblStylePr>
     <w:tblStylePr w:type="firstCol">
       <w:rPr>
+        <w:rFonts w:eastAsia="黑体"/>
         <w:b/>
         <w:bCs/>
         <w:color w:themeColor="background1" w:val="FFFFFF"/>
@@ -6754,6 +7148,7 @@
     </w:tblStylePr>
     <w:tblStylePr w:type="lastCol">
       <w:rPr>
+        <w:rFonts w:eastAsia="黑体"/>
         <w:b/>
         <w:bCs/>
         <w:color w:themeColor="background1" w:val="FFFFFF"/>
@@ -6802,6 +7197,7 @@
     </w:tblStylePr>
     <w:tblStylePr w:type="nwCell">
       <w:rPr>
+        <w:rFonts w:eastAsia="黑体"/>
         <w:color w:themeColor="background1" w:val="FFFFFF"/>
       </w:rPr>
       <w:tblPr/>
@@ -6845,6 +7241,7 @@
         <w:spacing w:after="0" w:before="0" w:line="240" w:lineRule="auto"/>
       </w:pPr>
       <w:rPr>
+        <w:rFonts w:eastAsia="黑体"/>
         <w:b/>
         <w:bCs/>
         <w:color w:themeColor="background1" w:val="FFFFFF"/>
@@ -6867,6 +7264,7 @@
         <w:spacing w:after="0" w:before="0" w:line="240" w:lineRule="auto"/>
       </w:pPr>
       <w:rPr>
+        <w:rFonts w:eastAsia="黑体"/>
         <w:color w:val="auto"/>
       </w:rPr>
       <w:tblPr/>
@@ -6884,6 +7282,7 @@
     </w:tblStylePr>
     <w:tblStylePr w:type="firstCol">
       <w:rPr>
+        <w:rFonts w:eastAsia="黑体"/>
         <w:b/>
         <w:bCs/>
         <w:color w:themeColor="background1" w:val="FFFFFF"/>
@@ -6903,6 +7302,7 @@
     </w:tblStylePr>
     <w:tblStylePr w:type="lastCol">
       <w:rPr>
+        <w:rFonts w:eastAsia="黑体"/>
         <w:b/>
         <w:bCs/>
         <w:color w:themeColor="background1" w:val="FFFFFF"/>
@@ -6951,6 +7351,7 @@
     </w:tblStylePr>
     <w:tblStylePr w:type="nwCell">
       <w:rPr>
+        <w:rFonts w:eastAsia="黑体"/>
         <w:color w:themeColor="background1" w:val="FFFFFF"/>
       </w:rPr>
       <w:tblPr/>
@@ -6994,6 +7395,7 @@
         <w:spacing w:after="0" w:before="0" w:line="240" w:lineRule="auto"/>
       </w:pPr>
       <w:rPr>
+        <w:rFonts w:eastAsia="黑体"/>
         <w:b/>
         <w:bCs/>
         <w:color w:themeColor="background1" w:val="FFFFFF"/>
@@ -7016,6 +7418,7 @@
         <w:spacing w:after="0" w:before="0" w:line="240" w:lineRule="auto"/>
       </w:pPr>
       <w:rPr>
+        <w:rFonts w:eastAsia="黑体"/>
         <w:color w:val="auto"/>
       </w:rPr>
       <w:tblPr/>
@@ -7033,6 +7436,7 @@
     </w:tblStylePr>
     <w:tblStylePr w:type="firstCol">
       <w:rPr>
+        <w:rFonts w:eastAsia="黑体"/>
         <w:b/>
         <w:bCs/>
         <w:color w:themeColor="background1" w:val="FFFFFF"/>
@@ -7052,6 +7456,7 @@
     </w:tblStylePr>
     <w:tblStylePr w:type="lastCol">
       <w:rPr>
+        <w:rFonts w:eastAsia="黑体"/>
         <w:b/>
         <w:bCs/>
         <w:color w:themeColor="background1" w:val="FFFFFF"/>
@@ -7100,6 +7505,7 @@
     </w:tblStylePr>
     <w:tblStylePr w:type="nwCell">
       <w:rPr>
+        <w:rFonts w:eastAsia="黑体"/>
         <w:color w:themeColor="background1" w:val="FFFFFF"/>
       </w:rPr>
       <w:tblPr/>
@@ -7143,6 +7549,7 @@
         <w:spacing w:after="0" w:before="0" w:line="240" w:lineRule="auto"/>
       </w:pPr>
       <w:rPr>
+        <w:rFonts w:eastAsia="黑体"/>
         <w:b/>
         <w:bCs/>
         <w:color w:themeColor="background1" w:val="FFFFFF"/>
@@ -7165,6 +7572,7 @@
         <w:spacing w:after="0" w:before="0" w:line="240" w:lineRule="auto"/>
       </w:pPr>
       <w:rPr>
+        <w:rFonts w:eastAsia="黑体"/>
         <w:color w:val="auto"/>
       </w:rPr>
       <w:tblPr/>
@@ -7182,6 +7590,7 @@
     </w:tblStylePr>
     <w:tblStylePr w:type="firstCol">
       <w:rPr>
+        <w:rFonts w:eastAsia="黑体"/>
         <w:b/>
         <w:bCs/>
         <w:color w:themeColor="background1" w:val="FFFFFF"/>
@@ -7201,6 +7610,7 @@
     </w:tblStylePr>
     <w:tblStylePr w:type="lastCol">
       <w:rPr>
+        <w:rFonts w:eastAsia="黑体"/>
         <w:b/>
         <w:bCs/>
         <w:color w:themeColor="background1" w:val="FFFFFF"/>
@@ -7249,6 +7659,7 @@
     </w:tblStylePr>
     <w:tblStylePr w:type="nwCell">
       <w:rPr>
+        <w:rFonts w:eastAsia="黑体"/>
         <w:color w:themeColor="background1" w:val="FFFFFF"/>
       </w:rPr>
       <w:tblPr/>
@@ -7292,6 +7703,7 @@
         <w:spacing w:after="0" w:before="0" w:line="240" w:lineRule="auto"/>
       </w:pPr>
       <w:rPr>
+        <w:rFonts w:eastAsia="黑体"/>
         <w:b/>
         <w:bCs/>
         <w:color w:themeColor="background1" w:val="FFFFFF"/>
@@ -7314,6 +7726,7 @@
         <w:spacing w:after="0" w:before="0" w:line="240" w:lineRule="auto"/>
       </w:pPr>
       <w:rPr>
+        <w:rFonts w:eastAsia="黑体"/>
         <w:color w:val="auto"/>
       </w:rPr>
       <w:tblPr/>
@@ -7331,6 +7744,7 @@
     </w:tblStylePr>
     <w:tblStylePr w:type="firstCol">
       <w:rPr>
+        <w:rFonts w:eastAsia="黑体"/>
         <w:b/>
         <w:bCs/>
         <w:color w:themeColor="background1" w:val="FFFFFF"/>
@@ -7350,6 +7764,7 @@
     </w:tblStylePr>
     <w:tblStylePr w:type="lastCol">
       <w:rPr>
+        <w:rFonts w:eastAsia="黑体"/>
         <w:b/>
         <w:bCs/>
         <w:color w:themeColor="background1" w:val="FFFFFF"/>
@@ -7398,6 +7813,7 @@
     </w:tblStylePr>
     <w:tblStylePr w:type="nwCell">
       <w:rPr>
+        <w:rFonts w:eastAsia="黑体"/>
         <w:color w:themeColor="background1" w:val="FFFFFF"/>
       </w:rPr>
       <w:tblPr/>
@@ -7422,6 +7838,7 @@
       <w:spacing w:after="0" w:line="240" w:lineRule="auto"/>
     </w:pPr>
     <w:rPr>
+      <w:rFonts w:eastAsia="黑体"/>
       <w:color w:themeColor="text1" w:val="000000"/>
     </w:rPr>
     <w:tblPr>
@@ -7441,7 +7858,7 @@
     </w:tblPr>
     <w:tblStylePr w:type="firstRow">
       <w:rPr>
-        <w:rFonts w:asciiTheme="majorHAnsi" w:cstheme="majorBidi" w:eastAsiaTheme="majorEastAsia" w:hAnsiTheme="majorHAnsi"/>
+        <w:rFonts w:asciiTheme="majorHAnsi" w:cstheme="majorBidi" w:hAnsiTheme="majorHAnsi" w:eastAsia="黑体"/>
       </w:rPr>
       <w:tblPr/>
       <w:tcPr>
@@ -7453,6 +7870,7 @@
     </w:tblStylePr>
     <w:tblStylePr w:type="lastRow">
       <w:rPr>
+        <w:rFonts w:eastAsia="黑体"/>
         <w:b/>
         <w:bCs/>
         <w:color w:themeColor="text2" w:val="1F497D"/>
@@ -7467,12 +7885,14 @@
     </w:tblStylePr>
     <w:tblStylePr w:type="firstCol">
       <w:rPr>
+        <w:rFonts w:eastAsia="黑体"/>
         <w:b/>
         <w:bCs/>
       </w:rPr>
     </w:tblStylePr>
     <w:tblStylePr w:type="lastCol">
       <w:rPr>
+        <w:rFonts w:eastAsia="黑体"/>
         <w:b/>
         <w:bCs/>
       </w:rPr>
@@ -7506,6 +7926,7 @@
       <w:spacing w:after="0" w:line="240" w:lineRule="auto"/>
     </w:pPr>
     <w:rPr>
+      <w:rFonts w:eastAsia="黑体"/>
       <w:color w:themeColor="text1" w:val="000000"/>
     </w:rPr>
     <w:tblPr>
@@ -7525,7 +7946,7 @@
     </w:tblPr>
     <w:tblStylePr w:type="firstRow">
       <w:rPr>
-        <w:rFonts w:asciiTheme="majorHAnsi" w:cstheme="majorBidi" w:eastAsiaTheme="majorEastAsia" w:hAnsiTheme="majorHAnsi"/>
+        <w:rFonts w:asciiTheme="majorHAnsi" w:cstheme="majorBidi" w:hAnsiTheme="majorHAnsi" w:eastAsia="黑体"/>
       </w:rPr>
       <w:tblPr/>
       <w:tcPr>
@@ -7537,6 +7958,7 @@
     </w:tblStylePr>
     <w:tblStylePr w:type="lastRow">
       <w:rPr>
+        <w:rFonts w:eastAsia="黑体"/>
         <w:b/>
         <w:bCs/>
         <w:color w:themeColor="text2" w:val="1F497D"/>
@@ -7551,12 +7973,14 @@
     </w:tblStylePr>
     <w:tblStylePr w:type="firstCol">
       <w:rPr>
+        <w:rFonts w:eastAsia="黑体"/>
         <w:b/>
         <w:bCs/>
       </w:rPr>
     </w:tblStylePr>
     <w:tblStylePr w:type="lastCol">
       <w:rPr>
+        <w:rFonts w:eastAsia="黑体"/>
         <w:b/>
         <w:bCs/>
       </w:rPr>
@@ -7590,6 +8014,7 @@
       <w:spacing w:after="0" w:line="240" w:lineRule="auto"/>
     </w:pPr>
     <w:rPr>
+      <w:rFonts w:eastAsia="黑体"/>
       <w:color w:themeColor="text1" w:val="000000"/>
     </w:rPr>
     <w:tblPr>
@@ -7609,7 +8034,7 @@
     </w:tblPr>
     <w:tblStylePr w:type="firstRow">
       <w:rPr>
-        <w:rFonts w:asciiTheme="majorHAnsi" w:cstheme="majorBidi" w:eastAsiaTheme="majorEastAsia" w:hAnsiTheme="majorHAnsi"/>
+        <w:rFonts w:asciiTheme="majorHAnsi" w:cstheme="majorBidi" w:hAnsiTheme="majorHAnsi" w:eastAsia="黑体"/>
       </w:rPr>
       <w:tblPr/>
       <w:tcPr>
@@ -7621,6 +8046,7 @@
     </w:tblStylePr>
     <w:tblStylePr w:type="lastRow">
       <w:rPr>
+        <w:rFonts w:eastAsia="黑体"/>
         <w:b/>
         <w:bCs/>
         <w:color w:themeColor="text2" w:val="1F497D"/>
@@ -7635,12 +8061,14 @@
     </w:tblStylePr>
     <w:tblStylePr w:type="firstCol">
       <w:rPr>
+        <w:rFonts w:eastAsia="黑体"/>
         <w:b/>
         <w:bCs/>
       </w:rPr>
     </w:tblStylePr>
     <w:tblStylePr w:type="lastCol">
       <w:rPr>
+        <w:rFonts w:eastAsia="黑体"/>
         <w:b/>
         <w:bCs/>
       </w:rPr>
@@ -7674,6 +8102,7 @@
       <w:spacing w:after="0" w:line="240" w:lineRule="auto"/>
     </w:pPr>
     <w:rPr>
+      <w:rFonts w:eastAsia="黑体"/>
       <w:color w:themeColor="text1" w:val="000000"/>
     </w:rPr>
     <w:tblPr>
@@ -7693,7 +8122,7 @@
     </w:tblPr>
     <w:tblStylePr w:type="firstRow">
       <w:rPr>
-        <w:rFonts w:asciiTheme="majorHAnsi" w:cstheme="majorBidi" w:eastAsiaTheme="majorEastAsia" w:hAnsiTheme="majorHAnsi"/>
+        <w:rFonts w:asciiTheme="majorHAnsi" w:cstheme="majorBidi" w:hAnsiTheme="majorHAnsi" w:eastAsia="黑体"/>
       </w:rPr>
       <w:tblPr/>
       <w:tcPr>
@@ -7705,6 +8134,7 @@
     </w:tblStylePr>
     <w:tblStylePr w:type="lastRow">
       <w:rPr>
+        <w:rFonts w:eastAsia="黑体"/>
         <w:b/>
         <w:bCs/>
         <w:color w:themeColor="text2" w:val="1F497D"/>
@@ -7719,12 +8149,14 @@
     </w:tblStylePr>
     <w:tblStylePr w:type="firstCol">
       <w:rPr>
+        <w:rFonts w:eastAsia="黑体"/>
         <w:b/>
         <w:bCs/>
       </w:rPr>
     </w:tblStylePr>
     <w:tblStylePr w:type="lastCol">
       <w:rPr>
+        <w:rFonts w:eastAsia="黑体"/>
         <w:b/>
         <w:bCs/>
       </w:rPr>
@@ -7758,6 +8190,7 @@
       <w:spacing w:after="0" w:line="240" w:lineRule="auto"/>
     </w:pPr>
     <w:rPr>
+      <w:rFonts w:eastAsia="黑体"/>
       <w:color w:themeColor="text1" w:val="000000"/>
     </w:rPr>
     <w:tblPr>
@@ -7777,7 +8210,7 @@
     </w:tblPr>
     <w:tblStylePr w:type="firstRow">
       <w:rPr>
-        <w:rFonts w:asciiTheme="majorHAnsi" w:cstheme="majorBidi" w:eastAsiaTheme="majorEastAsia" w:hAnsiTheme="majorHAnsi"/>
+        <w:rFonts w:asciiTheme="majorHAnsi" w:cstheme="majorBidi" w:hAnsiTheme="majorHAnsi" w:eastAsia="黑体"/>
       </w:rPr>
       <w:tblPr/>
       <w:tcPr>
@@ -7789,6 +8222,7 @@
     </w:tblStylePr>
     <w:tblStylePr w:type="lastRow">
       <w:rPr>
+        <w:rFonts w:eastAsia="黑体"/>
         <w:b/>
         <w:bCs/>
         <w:color w:themeColor="text2" w:val="1F497D"/>
@@ -7803,12 +8237,14 @@
     </w:tblStylePr>
     <w:tblStylePr w:type="firstCol">
       <w:rPr>
+        <w:rFonts w:eastAsia="黑体"/>
         <w:b/>
         <w:bCs/>
       </w:rPr>
     </w:tblStylePr>
     <w:tblStylePr w:type="lastCol">
       <w:rPr>
+        <w:rFonts w:eastAsia="黑体"/>
         <w:b/>
         <w:bCs/>
       </w:rPr>
@@ -7842,6 +8278,7 @@
       <w:spacing w:after="0" w:line="240" w:lineRule="auto"/>
     </w:pPr>
     <w:rPr>
+      <w:rFonts w:eastAsia="黑体"/>
       <w:color w:themeColor="text1" w:val="000000"/>
     </w:rPr>
     <w:tblPr>
@@ -7861,7 +8298,7 @@
     </w:tblPr>
     <w:tblStylePr w:type="firstRow">
       <w:rPr>
-        <w:rFonts w:asciiTheme="majorHAnsi" w:cstheme="majorBidi" w:eastAsiaTheme="majorEastAsia" w:hAnsiTheme="majorHAnsi"/>
+        <w:rFonts w:asciiTheme="majorHAnsi" w:cstheme="majorBidi" w:hAnsiTheme="majorHAnsi" w:eastAsia="黑体"/>
       </w:rPr>
       <w:tblPr/>
       <w:tcPr>
@@ -7873,6 +8310,7 @@
     </w:tblStylePr>
     <w:tblStylePr w:type="lastRow">
       <w:rPr>
+        <w:rFonts w:eastAsia="黑体"/>
         <w:b/>
         <w:bCs/>
         <w:color w:themeColor="text2" w:val="1F497D"/>
@@ -7887,12 +8325,14 @@
     </w:tblStylePr>
     <w:tblStylePr w:type="firstCol">
       <w:rPr>
+        <w:rFonts w:eastAsia="黑体"/>
         <w:b/>
         <w:bCs/>
       </w:rPr>
     </w:tblStylePr>
     <w:tblStylePr w:type="lastCol">
       <w:rPr>
+        <w:rFonts w:eastAsia="黑体"/>
         <w:b/>
         <w:bCs/>
       </w:rPr>
@@ -7926,6 +8366,7 @@
       <w:spacing w:after="0" w:line="240" w:lineRule="auto"/>
     </w:pPr>
     <w:rPr>
+      <w:rFonts w:eastAsia="黑体"/>
       <w:color w:themeColor="text1" w:val="000000"/>
     </w:rPr>
     <w:tblPr>
@@ -7945,7 +8386,7 @@
     </w:tblPr>
     <w:tblStylePr w:type="firstRow">
       <w:rPr>
-        <w:rFonts w:asciiTheme="majorHAnsi" w:cstheme="majorBidi" w:eastAsiaTheme="majorEastAsia" w:hAnsiTheme="majorHAnsi"/>
+        <w:rFonts w:asciiTheme="majorHAnsi" w:cstheme="majorBidi" w:hAnsiTheme="majorHAnsi" w:eastAsia="黑体"/>
       </w:rPr>
       <w:tblPr/>
       <w:tcPr>
@@ -7957,6 +8398,7 @@
     </w:tblStylePr>
     <w:tblStylePr w:type="lastRow">
       <w:rPr>
+        <w:rFonts w:eastAsia="黑体"/>
         <w:b/>
         <w:bCs/>
         <w:color w:themeColor="text2" w:val="1F497D"/>
@@ -7971,12 +8413,14 @@
     </w:tblStylePr>
     <w:tblStylePr w:type="firstCol">
       <w:rPr>
+        <w:rFonts w:eastAsia="黑体"/>
         <w:b/>
         <w:bCs/>
       </w:rPr>
     </w:tblStylePr>
     <w:tblStylePr w:type="lastCol">
       <w:rPr>
+        <w:rFonts w:eastAsia="黑体"/>
         <w:b/>
         <w:bCs/>
       </w:rPr>
@@ -8010,7 +8454,7 @@
       <w:spacing w:after="0" w:line="240" w:lineRule="auto"/>
     </w:pPr>
     <w:rPr>
-      <w:rFonts w:asciiTheme="majorHAnsi" w:cstheme="majorBidi" w:eastAsiaTheme="majorEastAsia" w:hAnsiTheme="majorHAnsi"/>
+      <w:rFonts w:asciiTheme="majorHAnsi" w:cstheme="majorBidi" w:hAnsiTheme="majorHAnsi" w:eastAsia="黑体"/>
       <w:color w:themeColor="text1" w:val="000000"/>
     </w:rPr>
     <w:tblPr>
@@ -8032,6 +8476,7 @@
     </w:tblPr>
     <w:tblStylePr w:type="firstRow">
       <w:rPr>
+        <w:rFonts w:eastAsia="黑体"/>
         <w:sz w:val="24"/>
         <w:szCs w:val="24"/>
       </w:rPr>
@@ -8138,7 +8583,7 @@
       <w:spacing w:after="0" w:line="240" w:lineRule="auto"/>
     </w:pPr>
     <w:rPr>
-      <w:rFonts w:asciiTheme="majorHAnsi" w:cstheme="majorBidi" w:eastAsiaTheme="majorEastAsia" w:hAnsiTheme="majorHAnsi"/>
+      <w:rFonts w:asciiTheme="majorHAnsi" w:cstheme="majorBidi" w:hAnsiTheme="majorHAnsi" w:eastAsia="黑体"/>
       <w:color w:themeColor="text1" w:val="000000"/>
     </w:rPr>
     <w:tblPr>
@@ -8160,6 +8605,7 @@
     </w:tblPr>
     <w:tblStylePr w:type="firstRow">
       <w:rPr>
+        <w:rFonts w:eastAsia="黑体"/>
         <w:sz w:val="24"/>
         <w:szCs w:val="24"/>
       </w:rPr>
@@ -8266,7 +8712,7 @@
       <w:spacing w:after="0" w:line="240" w:lineRule="auto"/>
     </w:pPr>
     <w:rPr>
-      <w:rFonts w:asciiTheme="majorHAnsi" w:cstheme="majorBidi" w:eastAsiaTheme="majorEastAsia" w:hAnsiTheme="majorHAnsi"/>
+      <w:rFonts w:asciiTheme="majorHAnsi" w:cstheme="majorBidi" w:hAnsiTheme="majorHAnsi" w:eastAsia="黑体"/>
       <w:color w:themeColor="text1" w:val="000000"/>
     </w:rPr>
     <w:tblPr>
@@ -8288,6 +8734,7 @@
     </w:tblPr>
     <w:tblStylePr w:type="firstRow">
       <w:rPr>
+        <w:rFonts w:eastAsia="黑体"/>
         <w:sz w:val="24"/>
         <w:szCs w:val="24"/>
       </w:rPr>
@@ -8394,7 +8841,7 @@
       <w:spacing w:after="0" w:line="240" w:lineRule="auto"/>
     </w:pPr>
     <w:rPr>
-      <w:rFonts w:asciiTheme="majorHAnsi" w:cstheme="majorBidi" w:eastAsiaTheme="majorEastAsia" w:hAnsiTheme="majorHAnsi"/>
+      <w:rFonts w:asciiTheme="majorHAnsi" w:cstheme="majorBidi" w:hAnsiTheme="majorHAnsi" w:eastAsia="黑体"/>
       <w:color w:themeColor="text1" w:val="000000"/>
     </w:rPr>
     <w:tblPr>
@@ -8416,6 +8863,7 @@
     </w:tblPr>
     <w:tblStylePr w:type="firstRow">
       <w:rPr>
+        <w:rFonts w:eastAsia="黑体"/>
         <w:sz w:val="24"/>
         <w:szCs w:val="24"/>
       </w:rPr>
@@ -8522,7 +8970,7 @@
       <w:spacing w:after="0" w:line="240" w:lineRule="auto"/>
     </w:pPr>
     <w:rPr>
-      <w:rFonts w:asciiTheme="majorHAnsi" w:cstheme="majorBidi" w:eastAsiaTheme="majorEastAsia" w:hAnsiTheme="majorHAnsi"/>
+      <w:rFonts w:asciiTheme="majorHAnsi" w:cstheme="majorBidi" w:hAnsiTheme="majorHAnsi" w:eastAsia="黑体"/>
       <w:color w:themeColor="text1" w:val="000000"/>
     </w:rPr>
     <w:tblPr>
@@ -8544,6 +8992,7 @@
     </w:tblPr>
     <w:tblStylePr w:type="firstRow">
       <w:rPr>
+        <w:rFonts w:eastAsia="黑体"/>
         <w:sz w:val="24"/>
         <w:szCs w:val="24"/>
       </w:rPr>
@@ -8650,7 +9099,7 @@
       <w:spacing w:after="0" w:line="240" w:lineRule="auto"/>
     </w:pPr>
     <w:rPr>
-      <w:rFonts w:asciiTheme="majorHAnsi" w:cstheme="majorBidi" w:eastAsiaTheme="majorEastAsia" w:hAnsiTheme="majorHAnsi"/>
+      <w:rFonts w:asciiTheme="majorHAnsi" w:cstheme="majorBidi" w:hAnsiTheme="majorHAnsi" w:eastAsia="黑体"/>
       <w:color w:themeColor="text1" w:val="000000"/>
     </w:rPr>
     <w:tblPr>
@@ -8672,6 +9121,7 @@
     </w:tblPr>
     <w:tblStylePr w:type="firstRow">
       <w:rPr>
+        <w:rFonts w:eastAsia="黑体"/>
         <w:sz w:val="24"/>
         <w:szCs w:val="24"/>
       </w:rPr>
@@ -8778,7 +9228,7 @@
       <w:spacing w:after="0" w:line="240" w:lineRule="auto"/>
     </w:pPr>
     <w:rPr>
-      <w:rFonts w:asciiTheme="majorHAnsi" w:cstheme="majorBidi" w:eastAsiaTheme="majorEastAsia" w:hAnsiTheme="majorHAnsi"/>
+      <w:rFonts w:asciiTheme="majorHAnsi" w:cstheme="majorBidi" w:hAnsiTheme="majorHAnsi" w:eastAsia="黑体"/>
       <w:color w:themeColor="text1" w:val="000000"/>
     </w:rPr>
     <w:tblPr>
@@ -8800,6 +9250,7 @@
     </w:tblPr>
     <w:tblStylePr w:type="firstRow">
       <w:rPr>
+        <w:rFonts w:eastAsia="黑体"/>
         <w:sz w:val="24"/>
         <w:szCs w:val="24"/>
       </w:rPr>
@@ -8929,12 +9380,14 @@
     </w:tcPr>
     <w:tblStylePr w:type="firstRow">
       <w:rPr>
+        <w:rFonts w:eastAsia="黑体"/>
         <w:b/>
         <w:bCs/>
       </w:rPr>
     </w:tblStylePr>
     <w:tblStylePr w:type="lastRow">
       <w:rPr>
+        <w:rFonts w:eastAsia="黑体"/>
         <w:b/>
         <w:bCs/>
       </w:rPr>
@@ -8947,12 +9400,14 @@
     </w:tblStylePr>
     <w:tblStylePr w:type="firstCol">
       <w:rPr>
+        <w:rFonts w:eastAsia="黑体"/>
         <w:b/>
         <w:bCs/>
       </w:rPr>
     </w:tblStylePr>
     <w:tblStylePr w:type="lastCol">
       <w:rPr>
+        <w:rFonts w:eastAsia="黑体"/>
         <w:b/>
         <w:bCs/>
       </w:rPr>
@@ -9002,12 +9457,14 @@
     </w:tcPr>
     <w:tblStylePr w:type="firstRow">
       <w:rPr>
+        <w:rFonts w:eastAsia="黑体"/>
         <w:b/>
         <w:bCs/>
       </w:rPr>
     </w:tblStylePr>
     <w:tblStylePr w:type="lastRow">
       <w:rPr>
+        <w:rFonts w:eastAsia="黑体"/>
         <w:b/>
         <w:bCs/>
       </w:rPr>
@@ -9020,12 +9477,14 @@
     </w:tblStylePr>
     <w:tblStylePr w:type="firstCol">
       <w:rPr>
+        <w:rFonts w:eastAsia="黑体"/>
         <w:b/>
         <w:bCs/>
       </w:rPr>
     </w:tblStylePr>
     <w:tblStylePr w:type="lastCol">
       <w:rPr>
+        <w:rFonts w:eastAsia="黑体"/>
         <w:b/>
         <w:bCs/>
       </w:rPr>
@@ -9075,12 +9534,14 @@
     </w:tcPr>
     <w:tblStylePr w:type="firstRow">
       <w:rPr>
+        <w:rFonts w:eastAsia="黑体"/>
         <w:b/>
         <w:bCs/>
       </w:rPr>
     </w:tblStylePr>
     <w:tblStylePr w:type="lastRow">
       <w:rPr>
+        <w:rFonts w:eastAsia="黑体"/>
         <w:b/>
         <w:bCs/>
       </w:rPr>
@@ -9093,12 +9554,14 @@
     </w:tblStylePr>
     <w:tblStylePr w:type="firstCol">
       <w:rPr>
+        <w:rFonts w:eastAsia="黑体"/>
         <w:b/>
         <w:bCs/>
       </w:rPr>
     </w:tblStylePr>
     <w:tblStylePr w:type="lastCol">
       <w:rPr>
+        <w:rFonts w:eastAsia="黑体"/>
         <w:b/>
         <w:bCs/>
       </w:rPr>
@@ -9148,12 +9611,14 @@
     </w:tcPr>
     <w:tblStylePr w:type="firstRow">
       <w:rPr>
+        <w:rFonts w:eastAsia="黑体"/>
         <w:b/>
         <w:bCs/>
       </w:rPr>
     </w:tblStylePr>
     <w:tblStylePr w:type="lastRow">
       <w:rPr>
+        <w:rFonts w:eastAsia="黑体"/>
         <w:b/>
         <w:bCs/>
       </w:rPr>
@@ -9166,12 +9631,14 @@
     </w:tblStylePr>
     <w:tblStylePr w:type="firstCol">
       <w:rPr>
+        <w:rFonts w:eastAsia="黑体"/>
         <w:b/>
         <w:bCs/>
       </w:rPr>
     </w:tblStylePr>
     <w:tblStylePr w:type="lastCol">
       <w:rPr>
+        <w:rFonts w:eastAsia="黑体"/>
         <w:b/>
         <w:bCs/>
       </w:rPr>
@@ -9221,12 +9688,14 @@
     </w:tcPr>
     <w:tblStylePr w:type="firstRow">
       <w:rPr>
+        <w:rFonts w:eastAsia="黑体"/>
         <w:b/>
         <w:bCs/>
       </w:rPr>
     </w:tblStylePr>
     <w:tblStylePr w:type="lastRow">
       <w:rPr>
+        <w:rFonts w:eastAsia="黑体"/>
         <w:b/>
         <w:bCs/>
       </w:rPr>
@@ -9239,12 +9708,14 @@
     </w:tblStylePr>
     <w:tblStylePr w:type="firstCol">
       <w:rPr>
+        <w:rFonts w:eastAsia="黑体"/>
         <w:b/>
         <w:bCs/>
       </w:rPr>
     </w:tblStylePr>
     <w:tblStylePr w:type="lastCol">
       <w:rPr>
+        <w:rFonts w:eastAsia="黑体"/>
         <w:b/>
         <w:bCs/>
       </w:rPr>
@@ -9294,12 +9765,14 @@
     </w:tcPr>
     <w:tblStylePr w:type="firstRow">
       <w:rPr>
+        <w:rFonts w:eastAsia="黑体"/>
         <w:b/>
         <w:bCs/>
       </w:rPr>
     </w:tblStylePr>
     <w:tblStylePr w:type="lastRow">
       <w:rPr>
+        <w:rFonts w:eastAsia="黑体"/>
         <w:b/>
         <w:bCs/>
       </w:rPr>
@@ -9312,12 +9785,14 @@
     </w:tblStylePr>
     <w:tblStylePr w:type="firstCol">
       <w:rPr>
+        <w:rFonts w:eastAsia="黑体"/>
         <w:b/>
         <w:bCs/>
       </w:rPr>
     </w:tblStylePr>
     <w:tblStylePr w:type="lastCol">
       <w:rPr>
+        <w:rFonts w:eastAsia="黑体"/>
         <w:b/>
         <w:bCs/>
       </w:rPr>
@@ -9367,12 +9842,14 @@
     </w:tcPr>
     <w:tblStylePr w:type="firstRow">
       <w:rPr>
+        <w:rFonts w:eastAsia="黑体"/>
         <w:b/>
         <w:bCs/>
       </w:rPr>
     </w:tblStylePr>
     <w:tblStylePr w:type="lastRow">
       <w:rPr>
+        <w:rFonts w:eastAsia="黑体"/>
         <w:b/>
         <w:bCs/>
       </w:rPr>
@@ -9385,12 +9862,14 @@
     </w:tblStylePr>
     <w:tblStylePr w:type="firstCol">
       <w:rPr>
+        <w:rFonts w:eastAsia="黑体"/>
         <w:b/>
         <w:bCs/>
       </w:rPr>
     </w:tblStylePr>
     <w:tblStylePr w:type="lastCol">
       <w:rPr>
+        <w:rFonts w:eastAsia="黑体"/>
         <w:b/>
         <w:bCs/>
       </w:rPr>
@@ -9417,7 +9896,7 @@
       <w:spacing w:after="0" w:line="240" w:lineRule="auto"/>
     </w:pPr>
     <w:rPr>
-      <w:rFonts w:asciiTheme="majorHAnsi" w:cstheme="majorBidi" w:eastAsiaTheme="majorEastAsia" w:hAnsiTheme="majorHAnsi"/>
+      <w:rFonts w:asciiTheme="majorHAnsi" w:cstheme="majorBidi" w:hAnsiTheme="majorHAnsi" w:eastAsia="黑体"/>
       <w:color w:themeColor="text1" w:val="000000"/>
     </w:rPr>
     <w:tblPr>
@@ -9444,6 +9923,7 @@
     </w:tcPr>
     <w:tblStylePr w:type="firstRow">
       <w:rPr>
+        <w:rFonts w:eastAsia="黑体"/>
         <w:b/>
         <w:bCs/>
         <w:color w:themeColor="text1" w:val="000000"/>
@@ -9455,6 +9935,7 @@
     </w:tblStylePr>
     <w:tblStylePr w:type="lastRow">
       <w:rPr>
+        <w:rFonts w:eastAsia="黑体"/>
         <w:b/>
         <w:bCs/>
         <w:color w:themeColor="text1" w:val="000000"/>
@@ -9474,6 +9955,7 @@
     </w:tblStylePr>
     <w:tblStylePr w:type="firstCol">
       <w:rPr>
+        <w:rFonts w:eastAsia="黑体"/>
         <w:b/>
         <w:bCs/>
         <w:color w:themeColor="text1" w:val="000000"/>
@@ -9493,6 +9975,7 @@
     </w:tblStylePr>
     <w:tblStylePr w:type="lastCol">
       <w:rPr>
+        <w:rFonts w:eastAsia="黑体"/>
         <w:b w:val="0"/>
         <w:bCs w:val="0"/>
         <w:color w:themeColor="text1" w:val="000000"/>
@@ -9542,7 +10025,7 @@
       <w:spacing w:after="0" w:line="240" w:lineRule="auto"/>
     </w:pPr>
     <w:rPr>
-      <w:rFonts w:asciiTheme="majorHAnsi" w:cstheme="majorBidi" w:eastAsiaTheme="majorEastAsia" w:hAnsiTheme="majorHAnsi"/>
+      <w:rFonts w:asciiTheme="majorHAnsi" w:cstheme="majorBidi" w:hAnsiTheme="majorHAnsi" w:eastAsia="黑体"/>
       <w:color w:themeColor="text1" w:val="000000"/>
     </w:rPr>
     <w:tblPr>
@@ -9569,6 +10052,7 @@
     </w:tcPr>
     <w:tblStylePr w:type="firstRow">
       <w:rPr>
+        <w:rFonts w:eastAsia="黑体"/>
         <w:b/>
         <w:bCs/>
         <w:color w:themeColor="text1" w:val="000000"/>
@@ -9580,6 +10064,7 @@
     </w:tblStylePr>
     <w:tblStylePr w:type="lastRow">
       <w:rPr>
+        <w:rFonts w:eastAsia="黑体"/>
         <w:b/>
         <w:bCs/>
         <w:color w:themeColor="text1" w:val="000000"/>
@@ -9599,6 +10084,7 @@
     </w:tblStylePr>
     <w:tblStylePr w:type="firstCol">
       <w:rPr>
+        <w:rFonts w:eastAsia="黑体"/>
         <w:b/>
         <w:bCs/>
         <w:color w:themeColor="text1" w:val="000000"/>
@@ -9618,6 +10104,7 @@
     </w:tblStylePr>
     <w:tblStylePr w:type="lastCol">
       <w:rPr>
+        <w:rFonts w:eastAsia="黑体"/>
         <w:b w:val="0"/>
         <w:bCs w:val="0"/>
         <w:color w:themeColor="text1" w:val="000000"/>
@@ -9667,7 +10154,7 @@
       <w:spacing w:after="0" w:line="240" w:lineRule="auto"/>
     </w:pPr>
     <w:rPr>
-      <w:rFonts w:asciiTheme="majorHAnsi" w:cstheme="majorBidi" w:eastAsiaTheme="majorEastAsia" w:hAnsiTheme="majorHAnsi"/>
+      <w:rFonts w:asciiTheme="majorHAnsi" w:cstheme="majorBidi" w:hAnsiTheme="majorHAnsi" w:eastAsia="黑体"/>
       <w:color w:themeColor="text1" w:val="000000"/>
     </w:rPr>
     <w:tblPr>
@@ -9694,6 +10181,7 @@
     </w:tcPr>
     <w:tblStylePr w:type="firstRow">
       <w:rPr>
+        <w:rFonts w:eastAsia="黑体"/>
         <w:b/>
         <w:bCs/>
         <w:color w:themeColor="text1" w:val="000000"/>
@@ -9705,6 +10193,7 @@
     </w:tblStylePr>
     <w:tblStylePr w:type="lastRow">
       <w:rPr>
+        <w:rFonts w:eastAsia="黑体"/>
         <w:b/>
         <w:bCs/>
         <w:color w:themeColor="text1" w:val="000000"/>
@@ -9724,6 +10213,7 @@
     </w:tblStylePr>
     <w:tblStylePr w:type="firstCol">
       <w:rPr>
+        <w:rFonts w:eastAsia="黑体"/>
         <w:b/>
         <w:bCs/>
         <w:color w:themeColor="text1" w:val="000000"/>
@@ -9743,6 +10233,7 @@
     </w:tblStylePr>
     <w:tblStylePr w:type="lastCol">
       <w:rPr>
+        <w:rFonts w:eastAsia="黑体"/>
         <w:b w:val="0"/>
         <w:bCs w:val="0"/>
         <w:color w:themeColor="text1" w:val="000000"/>
@@ -9792,7 +10283,7 @@
       <w:spacing w:after="0" w:line="240" w:lineRule="auto"/>
     </w:pPr>
     <w:rPr>
-      <w:rFonts w:asciiTheme="majorHAnsi" w:cstheme="majorBidi" w:eastAsiaTheme="majorEastAsia" w:hAnsiTheme="majorHAnsi"/>
+      <w:rFonts w:asciiTheme="majorHAnsi" w:cstheme="majorBidi" w:hAnsiTheme="majorHAnsi" w:eastAsia="黑体"/>
       <w:color w:themeColor="text1" w:val="000000"/>
     </w:rPr>
     <w:tblPr>
@@ -9819,6 +10310,7 @@
     </w:tcPr>
     <w:tblStylePr w:type="firstRow">
       <w:rPr>
+        <w:rFonts w:eastAsia="黑体"/>
         <w:b/>
         <w:bCs/>
         <w:color w:themeColor="text1" w:val="000000"/>
@@ -9830,6 +10322,7 @@
     </w:tblStylePr>
     <w:tblStylePr w:type="lastRow">
       <w:rPr>
+        <w:rFonts w:eastAsia="黑体"/>
         <w:b/>
         <w:bCs/>
         <w:color w:themeColor="text1" w:val="000000"/>
@@ -9849,6 +10342,7 @@
     </w:tblStylePr>
     <w:tblStylePr w:type="firstCol">
       <w:rPr>
+        <w:rFonts w:eastAsia="黑体"/>
         <w:b/>
         <w:bCs/>
         <w:color w:themeColor="text1" w:val="000000"/>
@@ -9868,6 +10362,7 @@
     </w:tblStylePr>
     <w:tblStylePr w:type="lastCol">
       <w:rPr>
+        <w:rFonts w:eastAsia="黑体"/>
         <w:b w:val="0"/>
         <w:bCs w:val="0"/>
         <w:color w:themeColor="text1" w:val="000000"/>
@@ -9917,7 +10412,7 @@
       <w:spacing w:after="0" w:line="240" w:lineRule="auto"/>
     </w:pPr>
     <w:rPr>
-      <w:rFonts w:asciiTheme="majorHAnsi" w:cstheme="majorBidi" w:eastAsiaTheme="majorEastAsia" w:hAnsiTheme="majorHAnsi"/>
+      <w:rFonts w:asciiTheme="majorHAnsi" w:cstheme="majorBidi" w:hAnsiTheme="majorHAnsi" w:eastAsia="黑体"/>
       <w:color w:themeColor="text1" w:val="000000"/>
     </w:rPr>
     <w:tblPr>
@@ -9944,6 +10439,7 @@
     </w:tcPr>
     <w:tblStylePr w:type="firstRow">
       <w:rPr>
+        <w:rFonts w:eastAsia="黑体"/>
         <w:b/>
         <w:bCs/>
         <w:color w:themeColor="text1" w:val="000000"/>
@@ -9955,6 +10451,7 @@
     </w:tblStylePr>
     <w:tblStylePr w:type="lastRow">
       <w:rPr>
+        <w:rFonts w:eastAsia="黑体"/>
         <w:b/>
         <w:bCs/>
         <w:color w:themeColor="text1" w:val="000000"/>
@@ -9974,6 +10471,7 @@
     </w:tblStylePr>
     <w:tblStylePr w:type="firstCol">
       <w:rPr>
+        <w:rFonts w:eastAsia="黑体"/>
         <w:b/>
         <w:bCs/>
         <w:color w:themeColor="text1" w:val="000000"/>
@@ -9993,6 +10491,7 @@
     </w:tblStylePr>
     <w:tblStylePr w:type="lastCol">
       <w:rPr>
+        <w:rFonts w:eastAsia="黑体"/>
         <w:b w:val="0"/>
         <w:bCs w:val="0"/>
         <w:color w:themeColor="text1" w:val="000000"/>
@@ -10042,7 +10541,7 @@
       <w:spacing w:after="0" w:line="240" w:lineRule="auto"/>
     </w:pPr>
     <w:rPr>
-      <w:rFonts w:asciiTheme="majorHAnsi" w:cstheme="majorBidi" w:eastAsiaTheme="majorEastAsia" w:hAnsiTheme="majorHAnsi"/>
+      <w:rFonts w:asciiTheme="majorHAnsi" w:cstheme="majorBidi" w:hAnsiTheme="majorHAnsi" w:eastAsia="黑体"/>
       <w:color w:themeColor="text1" w:val="000000"/>
     </w:rPr>
     <w:tblPr>
@@ -10069,6 +10568,7 @@
     </w:tcPr>
     <w:tblStylePr w:type="firstRow">
       <w:rPr>
+        <w:rFonts w:eastAsia="黑体"/>
         <w:b/>
         <w:bCs/>
         <w:color w:themeColor="text1" w:val="000000"/>
@@ -10080,6 +10580,7 @@
     </w:tblStylePr>
     <w:tblStylePr w:type="lastRow">
       <w:rPr>
+        <w:rFonts w:eastAsia="黑体"/>
         <w:b/>
         <w:bCs/>
         <w:color w:themeColor="text1" w:val="000000"/>
@@ -10099,6 +10600,7 @@
     </w:tblStylePr>
     <w:tblStylePr w:type="firstCol">
       <w:rPr>
+        <w:rFonts w:eastAsia="黑体"/>
         <w:b/>
         <w:bCs/>
         <w:color w:themeColor="text1" w:val="000000"/>
@@ -10118,6 +10620,7 @@
     </w:tblStylePr>
     <w:tblStylePr w:type="lastCol">
       <w:rPr>
+        <w:rFonts w:eastAsia="黑体"/>
         <w:b w:val="0"/>
         <w:bCs w:val="0"/>
         <w:color w:themeColor="text1" w:val="000000"/>
@@ -10167,7 +10670,7 @@
       <w:spacing w:after="0" w:line="240" w:lineRule="auto"/>
     </w:pPr>
     <w:rPr>
-      <w:rFonts w:asciiTheme="majorHAnsi" w:cstheme="majorBidi" w:eastAsiaTheme="majorEastAsia" w:hAnsiTheme="majorHAnsi"/>
+      <w:rFonts w:asciiTheme="majorHAnsi" w:cstheme="majorBidi" w:hAnsiTheme="majorHAnsi" w:eastAsia="黑体"/>
       <w:color w:themeColor="text1" w:val="000000"/>
     </w:rPr>
     <w:tblPr>
@@ -10194,6 +10697,7 @@
     </w:tcPr>
     <w:tblStylePr w:type="firstRow">
       <w:rPr>
+        <w:rFonts w:eastAsia="黑体"/>
         <w:b/>
         <w:bCs/>
         <w:color w:themeColor="text1" w:val="000000"/>
@@ -10205,6 +10709,7 @@
     </w:tblStylePr>
     <w:tblStylePr w:type="lastRow">
       <w:rPr>
+        <w:rFonts w:eastAsia="黑体"/>
         <w:b/>
         <w:bCs/>
         <w:color w:themeColor="text1" w:val="000000"/>
@@ -10224,6 +10729,7 @@
     </w:tblStylePr>
     <w:tblStylePr w:type="firstCol">
       <w:rPr>
+        <w:rFonts w:eastAsia="黑体"/>
         <w:b/>
         <w:bCs/>
         <w:color w:themeColor="text1" w:val="000000"/>
@@ -10243,6 +10749,7 @@
     </w:tblStylePr>
     <w:tblStylePr w:type="lastCol">
       <w:rPr>
+        <w:rFonts w:eastAsia="黑体"/>
         <w:b w:val="0"/>
         <w:bCs w:val="0"/>
         <w:color w:themeColor="text1" w:val="000000"/>
@@ -10315,6 +10822,7 @@
     </w:tcPr>
     <w:tblStylePr w:type="firstRow">
       <w:rPr>
+        <w:rFonts w:eastAsia="黑体"/>
         <w:b/>
         <w:bCs/>
         <w:i w:val="0"/>
@@ -10336,6 +10844,7 @@
     </w:tblStylePr>
     <w:tblStylePr w:type="lastRow">
       <w:rPr>
+        <w:rFonts w:eastAsia="黑体"/>
         <w:b/>
         <w:bCs/>
         <w:i w:val="0"/>
@@ -10357,6 +10866,7 @@
     </w:tblStylePr>
     <w:tblStylePr w:type="firstCol">
       <w:rPr>
+        <w:rFonts w:eastAsia="黑体"/>
         <w:b/>
         <w:bCs/>
         <w:i w:val="0"/>
@@ -10376,6 +10886,7 @@
     </w:tblStylePr>
     <w:tblStylePr w:type="lastCol">
       <w:rPr>
+        <w:rFonts w:eastAsia="黑体"/>
         <w:b/>
         <w:bCs/>
         <w:i w:val="0"/>
@@ -10456,6 +10967,7 @@
     </w:tcPr>
     <w:tblStylePr w:type="firstRow">
       <w:rPr>
+        <w:rFonts w:eastAsia="黑体"/>
         <w:b/>
         <w:bCs/>
         <w:i w:val="0"/>
@@ -10477,6 +10989,7 @@
     </w:tblStylePr>
     <w:tblStylePr w:type="lastRow">
       <w:rPr>
+        <w:rFonts w:eastAsia="黑体"/>
         <w:b/>
         <w:bCs/>
         <w:i w:val="0"/>
@@ -10498,6 +11011,7 @@
     </w:tblStylePr>
     <w:tblStylePr w:type="firstCol">
       <w:rPr>
+        <w:rFonts w:eastAsia="黑体"/>
         <w:b/>
         <w:bCs/>
         <w:i w:val="0"/>
@@ -10517,6 +11031,7 @@
     </w:tblStylePr>
     <w:tblStylePr w:type="lastCol">
       <w:rPr>
+        <w:rFonts w:eastAsia="黑体"/>
         <w:b/>
         <w:bCs/>
         <w:i w:val="0"/>
@@ -10597,6 +11112,7 @@
     </w:tcPr>
     <w:tblStylePr w:type="firstRow">
       <w:rPr>
+        <w:rFonts w:eastAsia="黑体"/>
         <w:b/>
         <w:bCs/>
         <w:i w:val="0"/>
@@ -10618,6 +11134,7 @@
     </w:tblStylePr>
     <w:tblStylePr w:type="lastRow">
       <w:rPr>
+        <w:rFonts w:eastAsia="黑体"/>
         <w:b/>
         <w:bCs/>
         <w:i w:val="0"/>
@@ -10639,6 +11156,7 @@
     </w:tblStylePr>
     <w:tblStylePr w:type="firstCol">
       <w:rPr>
+        <w:rFonts w:eastAsia="黑体"/>
         <w:b/>
         <w:bCs/>
         <w:i w:val="0"/>
@@ -10658,6 +11176,7 @@
     </w:tblStylePr>
     <w:tblStylePr w:type="lastCol">
       <w:rPr>
+        <w:rFonts w:eastAsia="黑体"/>
         <w:b/>
         <w:bCs/>
         <w:i w:val="0"/>
@@ -10738,6 +11257,7 @@
     </w:tcPr>
     <w:tblStylePr w:type="firstRow">
       <w:rPr>
+        <w:rFonts w:eastAsia="黑体"/>
         <w:b/>
         <w:bCs/>
         <w:i w:val="0"/>
@@ -10759,6 +11279,7 @@
     </w:tblStylePr>
     <w:tblStylePr w:type="lastRow">
       <w:rPr>
+        <w:rFonts w:eastAsia="黑体"/>
         <w:b/>
         <w:bCs/>
         <w:i w:val="0"/>
@@ -10780,6 +11301,7 @@
     </w:tblStylePr>
     <w:tblStylePr w:type="firstCol">
       <w:rPr>
+        <w:rFonts w:eastAsia="黑体"/>
         <w:b/>
         <w:bCs/>
         <w:i w:val="0"/>
@@ -10799,6 +11321,7 @@
     </w:tblStylePr>
     <w:tblStylePr w:type="lastCol">
       <w:rPr>
+        <w:rFonts w:eastAsia="黑体"/>
         <w:b/>
         <w:bCs/>
         <w:i w:val="0"/>
@@ -10879,6 +11402,7 @@
     </w:tcPr>
     <w:tblStylePr w:type="firstRow">
       <w:rPr>
+        <w:rFonts w:eastAsia="黑体"/>
         <w:b/>
         <w:bCs/>
         <w:i w:val="0"/>
@@ -10900,6 +11424,7 @@
     </w:tblStylePr>
     <w:tblStylePr w:type="lastRow">
       <w:rPr>
+        <w:rFonts w:eastAsia="黑体"/>
         <w:b/>
         <w:bCs/>
         <w:i w:val="0"/>
@@ -10921,6 +11446,7 @@
     </w:tblStylePr>
     <w:tblStylePr w:type="firstCol">
       <w:rPr>
+        <w:rFonts w:eastAsia="黑体"/>
         <w:b/>
         <w:bCs/>
         <w:i w:val="0"/>
@@ -10940,6 +11466,7 @@
     </w:tblStylePr>
     <w:tblStylePr w:type="lastCol">
       <w:rPr>
+        <w:rFonts w:eastAsia="黑体"/>
         <w:b/>
         <w:bCs/>
         <w:i w:val="0"/>
@@ -11020,6 +11547,7 @@
     </w:tcPr>
     <w:tblStylePr w:type="firstRow">
       <w:rPr>
+        <w:rFonts w:eastAsia="黑体"/>
         <w:b/>
         <w:bCs/>
         <w:i w:val="0"/>
@@ -11041,6 +11569,7 @@
     </w:tblStylePr>
     <w:tblStylePr w:type="lastRow">
       <w:rPr>
+        <w:rFonts w:eastAsia="黑体"/>
         <w:b/>
         <w:bCs/>
         <w:i w:val="0"/>
@@ -11062,6 +11591,7 @@
     </w:tblStylePr>
     <w:tblStylePr w:type="firstCol">
       <w:rPr>
+        <w:rFonts w:eastAsia="黑体"/>
         <w:b/>
         <w:bCs/>
         <w:i w:val="0"/>
@@ -11081,6 +11611,7 @@
     </w:tblStylePr>
     <w:tblStylePr w:type="lastCol">
       <w:rPr>
+        <w:rFonts w:eastAsia="黑体"/>
         <w:b/>
         <w:bCs/>
         <w:i w:val="0"/>
@@ -11161,6 +11692,7 @@
     </w:tcPr>
     <w:tblStylePr w:type="firstRow">
       <w:rPr>
+        <w:rFonts w:eastAsia="黑体"/>
         <w:b/>
         <w:bCs/>
         <w:i w:val="0"/>
@@ -11182,6 +11714,7 @@
     </w:tblStylePr>
     <w:tblStylePr w:type="lastRow">
       <w:rPr>
+        <w:rFonts w:eastAsia="黑体"/>
         <w:b/>
         <w:bCs/>
         <w:i w:val="0"/>
@@ -11203,6 +11736,7 @@
     </w:tblStylePr>
     <w:tblStylePr w:type="firstCol">
       <w:rPr>
+        <w:rFonts w:eastAsia="黑体"/>
         <w:b/>
         <w:bCs/>
         <w:i w:val="0"/>
@@ -11222,6 +11756,7 @@
     </w:tblStylePr>
     <w:tblStylePr w:type="lastCol">
       <w:rPr>
+        <w:rFonts w:eastAsia="黑体"/>
         <w:b/>
         <w:bCs/>
         <w:i w:val="0"/>
@@ -11279,6 +11814,7 @@
       <w:spacing w:after="0" w:line="240" w:lineRule="auto"/>
     </w:pPr>
     <w:rPr>
+      <w:rFonts w:eastAsia="黑体"/>
       <w:color w:themeColor="background1" w:val="FFFFFF"/>
     </w:rPr>
     <w:tblPr>
@@ -11297,6 +11833,7 @@
     </w:tcPr>
     <w:tblStylePr w:type="firstRow">
       <w:rPr>
+        <w:rFonts w:eastAsia="黑体"/>
         <w:b/>
         <w:bCs/>
       </w:rPr>
@@ -11393,6 +11930,7 @@
       <w:spacing w:after="0" w:line="240" w:lineRule="auto"/>
     </w:pPr>
     <w:rPr>
+      <w:rFonts w:eastAsia="黑体"/>
       <w:color w:themeColor="background1" w:val="FFFFFF"/>
     </w:rPr>
     <w:tblPr>
@@ -11411,6 +11949,7 @@
     </w:tcPr>
     <w:tblStylePr w:type="firstRow">
       <w:rPr>
+        <w:rFonts w:eastAsia="黑体"/>
         <w:b/>
         <w:bCs/>
       </w:rPr>
@@ -11507,6 +12046,7 @@
       <w:spacing w:after="0" w:line="240" w:lineRule="auto"/>
     </w:pPr>
     <w:rPr>
+      <w:rFonts w:eastAsia="黑体"/>
       <w:color w:themeColor="background1" w:val="FFFFFF"/>
     </w:rPr>
     <w:tblPr>
@@ -11525,6 +12065,7 @@
     </w:tcPr>
     <w:tblStylePr w:type="firstRow">
       <w:rPr>
+        <w:rFonts w:eastAsia="黑体"/>
         <w:b/>
         <w:bCs/>
       </w:rPr>
@@ -11621,6 +12162,7 @@
       <w:spacing w:after="0" w:line="240" w:lineRule="auto"/>
     </w:pPr>
     <w:rPr>
+      <w:rFonts w:eastAsia="黑体"/>
       <w:color w:themeColor="background1" w:val="FFFFFF"/>
     </w:rPr>
     <w:tblPr>
@@ -11639,6 +12181,7 @@
     </w:tcPr>
     <w:tblStylePr w:type="firstRow">
       <w:rPr>
+        <w:rFonts w:eastAsia="黑体"/>
         <w:b/>
         <w:bCs/>
       </w:rPr>
@@ -11735,6 +12278,7 @@
       <w:spacing w:after="0" w:line="240" w:lineRule="auto"/>
     </w:pPr>
     <w:rPr>
+      <w:rFonts w:eastAsia="黑体"/>
       <w:color w:themeColor="background1" w:val="FFFFFF"/>
     </w:rPr>
     <w:tblPr>
@@ -11753,6 +12297,7 @@
     </w:tcPr>
     <w:tblStylePr w:type="firstRow">
       <w:rPr>
+        <w:rFonts w:eastAsia="黑体"/>
         <w:b/>
         <w:bCs/>
       </w:rPr>
@@ -11849,6 +12394,7 @@
       <w:spacing w:after="0" w:line="240" w:lineRule="auto"/>
     </w:pPr>
     <w:rPr>
+      <w:rFonts w:eastAsia="黑体"/>
       <w:color w:themeColor="background1" w:val="FFFFFF"/>
     </w:rPr>
     <w:tblPr>
@@ -11867,6 +12413,7 @@
     </w:tcPr>
     <w:tblStylePr w:type="firstRow">
       <w:rPr>
+        <w:rFonts w:eastAsia="黑体"/>
         <w:b/>
         <w:bCs/>
       </w:rPr>
@@ -11963,6 +12510,7 @@
       <w:spacing w:after="0" w:line="240" w:lineRule="auto"/>
     </w:pPr>
     <w:rPr>
+      <w:rFonts w:eastAsia="黑体"/>
       <w:color w:themeColor="background1" w:val="FFFFFF"/>
     </w:rPr>
     <w:tblPr>
@@ -11981,6 +12529,7 @@
     </w:tcPr>
     <w:tblStylePr w:type="firstRow">
       <w:rPr>
+        <w:rFonts w:eastAsia="黑体"/>
         <w:b/>
         <w:bCs/>
       </w:rPr>
@@ -12077,6 +12626,7 @@
       <w:spacing w:after="0" w:line="240" w:lineRule="auto"/>
     </w:pPr>
     <w:rPr>
+      <w:rFonts w:eastAsia="黑体"/>
       <w:color w:themeColor="text1" w:val="000000"/>
     </w:rPr>
     <w:tblPr>
@@ -12103,6 +12653,7 @@
     </w:tcPr>
     <w:tblStylePr w:type="firstRow">
       <w:rPr>
+        <w:rFonts w:eastAsia="黑体"/>
         <w:b/>
         <w:bCs/>
       </w:rPr>
@@ -12121,6 +12672,7 @@
     </w:tblStylePr>
     <w:tblStylePr w:type="lastRow">
       <w:rPr>
+        <w:rFonts w:eastAsia="黑体"/>
         <w:b/>
         <w:bCs/>
         <w:color w:themeColor="background1" w:val="FFFFFF"/>
@@ -12135,6 +12687,7 @@
     </w:tblStylePr>
     <w:tblStylePr w:type="firstCol">
       <w:rPr>
+        <w:rFonts w:eastAsia="黑体"/>
         <w:color w:themeColor="background1" w:val="FFFFFF"/>
       </w:rPr>
       <w:tblPr/>
@@ -12152,6 +12705,7 @@
     </w:tblStylePr>
     <w:tblStylePr w:type="lastCol">
       <w:rPr>
+        <w:rFonts w:eastAsia="黑体"/>
         <w:color w:themeColor="background1" w:val="FFFFFF"/>
       </w:rPr>
       <w:tblPr/>
@@ -12181,11 +12735,13 @@
     </w:tblStylePr>
     <w:tblStylePr w:type="neCell">
       <w:rPr>
+        <w:rFonts w:eastAsia="黑体"/>
         <w:color w:themeColor="text1" w:val="000000"/>
       </w:rPr>
     </w:tblStylePr>
     <w:tblStylePr w:type="nwCell">
       <w:rPr>
+        <w:rFonts w:eastAsia="黑体"/>
         <w:color w:themeColor="text1" w:val="000000"/>
       </w:rPr>
     </w:tblStylePr>
@@ -12199,6 +12755,7 @@
       <w:spacing w:after="0" w:line="240" w:lineRule="auto"/>
     </w:pPr>
     <w:rPr>
+      <w:rFonts w:eastAsia="黑体"/>
       <w:color w:themeColor="text1" w:val="000000"/>
     </w:rPr>
     <w:tblPr>
@@ -12225,6 +12782,7 @@
     </w:tcPr>
     <w:tblStylePr w:type="firstRow">
       <w:rPr>
+        <w:rFonts w:eastAsia="黑体"/>
         <w:b/>
         <w:bCs/>
       </w:rPr>
@@ -12243,6 +12801,7 @@
     </w:tblStylePr>
     <w:tblStylePr w:type="lastRow">
       <w:rPr>
+        <w:rFonts w:eastAsia="黑体"/>
         <w:b/>
         <w:bCs/>
         <w:color w:themeColor="background1" w:val="FFFFFF"/>
@@ -12257,6 +12816,7 @@
     </w:tblStylePr>
     <w:tblStylePr w:type="firstCol">
       <w:rPr>
+        <w:rFonts w:eastAsia="黑体"/>
         <w:color w:themeColor="background1" w:val="FFFFFF"/>
       </w:rPr>
       <w:tblPr/>
@@ -12274,6 +12834,7 @@
     </w:tblStylePr>
     <w:tblStylePr w:type="lastCol">
       <w:rPr>
+        <w:rFonts w:eastAsia="黑体"/>
         <w:color w:themeColor="background1" w:val="FFFFFF"/>
       </w:rPr>
       <w:tblPr/>
@@ -12303,11 +12864,13 @@
     </w:tblStylePr>
     <w:tblStylePr w:type="neCell">
       <w:rPr>
+        <w:rFonts w:eastAsia="黑体"/>
         <w:color w:themeColor="text1" w:val="000000"/>
       </w:rPr>
     </w:tblStylePr>
     <w:tblStylePr w:type="nwCell">
       <w:rPr>
+        <w:rFonts w:eastAsia="黑体"/>
         <w:color w:themeColor="text1" w:val="000000"/>
       </w:rPr>
     </w:tblStylePr>
@@ -12321,6 +12884,7 @@
       <w:spacing w:after="0" w:line="240" w:lineRule="auto"/>
     </w:pPr>
     <w:rPr>
+      <w:rFonts w:eastAsia="黑体"/>
       <w:color w:themeColor="text1" w:val="000000"/>
     </w:rPr>
     <w:tblPr>
@@ -12347,6 +12911,7 @@
     </w:tcPr>
     <w:tblStylePr w:type="firstRow">
       <w:rPr>
+        <w:rFonts w:eastAsia="黑体"/>
         <w:b/>
         <w:bCs/>
       </w:rPr>
@@ -12365,6 +12930,7 @@
     </w:tblStylePr>
     <w:tblStylePr w:type="lastRow">
       <w:rPr>
+        <w:rFonts w:eastAsia="黑体"/>
         <w:b/>
         <w:bCs/>
         <w:color w:themeColor="background1" w:val="FFFFFF"/>
@@ -12379,6 +12945,7 @@
     </w:tblStylePr>
     <w:tblStylePr w:type="firstCol">
       <w:rPr>
+        <w:rFonts w:eastAsia="黑体"/>
         <w:color w:themeColor="background1" w:val="FFFFFF"/>
       </w:rPr>
       <w:tblPr/>
@@ -12396,6 +12963,7 @@
     </w:tblStylePr>
     <w:tblStylePr w:type="lastCol">
       <w:rPr>
+        <w:rFonts w:eastAsia="黑体"/>
         <w:color w:themeColor="background1" w:val="FFFFFF"/>
       </w:rPr>
       <w:tblPr/>
@@ -12425,11 +12993,13 @@
     </w:tblStylePr>
     <w:tblStylePr w:type="neCell">
       <w:rPr>
+        <w:rFonts w:eastAsia="黑体"/>
         <w:color w:themeColor="text1" w:val="000000"/>
       </w:rPr>
     </w:tblStylePr>
     <w:tblStylePr w:type="nwCell">
       <w:rPr>
+        <w:rFonts w:eastAsia="黑体"/>
         <w:color w:themeColor="text1" w:val="000000"/>
       </w:rPr>
     </w:tblStylePr>
@@ -12443,6 +13013,7 @@
       <w:spacing w:after="0" w:line="240" w:lineRule="auto"/>
     </w:pPr>
     <w:rPr>
+      <w:rFonts w:eastAsia="黑体"/>
       <w:color w:themeColor="text1" w:val="000000"/>
     </w:rPr>
     <w:tblPr>
@@ -12469,6 +13040,7 @@
     </w:tcPr>
     <w:tblStylePr w:type="firstRow">
       <w:rPr>
+        <w:rFonts w:eastAsia="黑体"/>
         <w:b/>
         <w:bCs/>
       </w:rPr>
@@ -12487,6 +13059,7 @@
     </w:tblStylePr>
     <w:tblStylePr w:type="lastRow">
       <w:rPr>
+        <w:rFonts w:eastAsia="黑体"/>
         <w:b/>
         <w:bCs/>
         <w:color w:themeColor="background1" w:val="FFFFFF"/>
@@ -12501,6 +13074,7 @@
     </w:tblStylePr>
     <w:tblStylePr w:type="firstCol">
       <w:rPr>
+        <w:rFonts w:eastAsia="黑体"/>
         <w:color w:themeColor="background1" w:val="FFFFFF"/>
       </w:rPr>
       <w:tblPr/>
@@ -12518,6 +13092,7 @@
     </w:tblStylePr>
     <w:tblStylePr w:type="lastCol">
       <w:rPr>
+        <w:rFonts w:eastAsia="黑体"/>
         <w:color w:themeColor="background1" w:val="FFFFFF"/>
       </w:rPr>
       <w:tblPr/>
@@ -12555,6 +13130,7 @@
       <w:spacing w:after="0" w:line="240" w:lineRule="auto"/>
     </w:pPr>
     <w:rPr>
+      <w:rFonts w:eastAsia="黑体"/>
       <w:color w:themeColor="text1" w:val="000000"/>
     </w:rPr>
     <w:tblPr>
@@ -12581,6 +13157,7 @@
     </w:tcPr>
     <w:tblStylePr w:type="firstRow">
       <w:rPr>
+        <w:rFonts w:eastAsia="黑体"/>
         <w:b/>
         <w:bCs/>
       </w:rPr>
@@ -12599,6 +13176,7 @@
     </w:tblStylePr>
     <w:tblStylePr w:type="lastRow">
       <w:rPr>
+        <w:rFonts w:eastAsia="黑体"/>
         <w:b/>
         <w:bCs/>
         <w:color w:themeColor="background1" w:val="FFFFFF"/>
@@ -12613,6 +13191,7 @@
     </w:tblStylePr>
     <w:tblStylePr w:type="firstCol">
       <w:rPr>
+        <w:rFonts w:eastAsia="黑体"/>
         <w:color w:themeColor="background1" w:val="FFFFFF"/>
       </w:rPr>
       <w:tblPr/>
@@ -12630,6 +13209,7 @@
     </w:tblStylePr>
     <w:tblStylePr w:type="lastCol">
       <w:rPr>
+        <w:rFonts w:eastAsia="黑体"/>
         <w:color w:themeColor="background1" w:val="FFFFFF"/>
       </w:rPr>
       <w:tblPr/>
@@ -12659,11 +13239,13 @@
     </w:tblStylePr>
     <w:tblStylePr w:type="neCell">
       <w:rPr>
+        <w:rFonts w:eastAsia="黑体"/>
         <w:color w:themeColor="text1" w:val="000000"/>
       </w:rPr>
     </w:tblStylePr>
     <w:tblStylePr w:type="nwCell">
       <w:rPr>
+        <w:rFonts w:eastAsia="黑体"/>
         <w:color w:themeColor="text1" w:val="000000"/>
       </w:rPr>
     </w:tblStylePr>
@@ -12677,6 +13259,7 @@
       <w:spacing w:after="0" w:line="240" w:lineRule="auto"/>
     </w:pPr>
     <w:rPr>
+      <w:rFonts w:eastAsia="黑体"/>
       <w:color w:themeColor="text1" w:val="000000"/>
     </w:rPr>
     <w:tblPr>
@@ -12703,6 +13286,7 @@
     </w:tcPr>
     <w:tblStylePr w:type="firstRow">
       <w:rPr>
+        <w:rFonts w:eastAsia="黑体"/>
         <w:b/>
         <w:bCs/>
       </w:rPr>
@@ -12721,6 +13305,7 @@
     </w:tblStylePr>
     <w:tblStylePr w:type="lastRow">
       <w:rPr>
+        <w:rFonts w:eastAsia="黑体"/>
         <w:b/>
         <w:bCs/>
         <w:color w:themeColor="background1" w:val="FFFFFF"/>
@@ -12735,6 +13320,7 @@
     </w:tblStylePr>
     <w:tblStylePr w:type="firstCol">
       <w:rPr>
+        <w:rFonts w:eastAsia="黑体"/>
         <w:color w:themeColor="background1" w:val="FFFFFF"/>
       </w:rPr>
       <w:tblPr/>
@@ -12752,6 +13338,7 @@
     </w:tblStylePr>
     <w:tblStylePr w:type="lastCol">
       <w:rPr>
+        <w:rFonts w:eastAsia="黑体"/>
         <w:color w:themeColor="background1" w:val="FFFFFF"/>
       </w:rPr>
       <w:tblPr/>
@@ -12781,11 +13368,13 @@
     </w:tblStylePr>
     <w:tblStylePr w:type="neCell">
       <w:rPr>
+        <w:rFonts w:eastAsia="黑体"/>
         <w:color w:themeColor="text1" w:val="000000"/>
       </w:rPr>
     </w:tblStylePr>
     <w:tblStylePr w:type="nwCell">
       <w:rPr>
+        <w:rFonts w:eastAsia="黑体"/>
         <w:color w:themeColor="text1" w:val="000000"/>
       </w:rPr>
     </w:tblStylePr>
@@ -12799,6 +13388,7 @@
       <w:spacing w:after="0" w:line="240" w:lineRule="auto"/>
     </w:pPr>
     <w:rPr>
+      <w:rFonts w:eastAsia="黑体"/>
       <w:color w:themeColor="text1" w:val="000000"/>
     </w:rPr>
     <w:tblPr>
@@ -12825,6 +13415,7 @@
     </w:tcPr>
     <w:tblStylePr w:type="firstRow">
       <w:rPr>
+        <w:rFonts w:eastAsia="黑体"/>
         <w:b/>
         <w:bCs/>
       </w:rPr>
@@ -12843,6 +13434,7 @@
     </w:tblStylePr>
     <w:tblStylePr w:type="lastRow">
       <w:rPr>
+        <w:rFonts w:eastAsia="黑体"/>
         <w:b/>
         <w:bCs/>
         <w:color w:themeColor="background1" w:val="FFFFFF"/>
@@ -12857,6 +13449,7 @@
     </w:tblStylePr>
     <w:tblStylePr w:type="firstCol">
       <w:rPr>
+        <w:rFonts w:eastAsia="黑体"/>
         <w:color w:themeColor="background1" w:val="FFFFFF"/>
       </w:rPr>
       <w:tblPr/>
@@ -12874,6 +13467,7 @@
     </w:tblStylePr>
     <w:tblStylePr w:type="lastCol">
       <w:rPr>
+        <w:rFonts w:eastAsia="黑体"/>
         <w:color w:themeColor="background1" w:val="FFFFFF"/>
       </w:rPr>
       <w:tblPr/>
@@ -12903,11 +13497,13 @@
     </w:tblStylePr>
     <w:tblStylePr w:type="neCell">
       <w:rPr>
+        <w:rFonts w:eastAsia="黑体"/>
         <w:color w:themeColor="text1" w:val="000000"/>
       </w:rPr>
     </w:tblStylePr>
     <w:tblStylePr w:type="nwCell">
       <w:rPr>
+        <w:rFonts w:eastAsia="黑体"/>
         <w:color w:themeColor="text1" w:val="000000"/>
       </w:rPr>
     </w:tblStylePr>
@@ -12921,6 +13517,7 @@
       <w:spacing w:after="0" w:line="240" w:lineRule="auto"/>
     </w:pPr>
     <w:rPr>
+      <w:rFonts w:eastAsia="黑体"/>
       <w:color w:themeColor="text1" w:val="000000"/>
     </w:rPr>
     <w:tblPr>
@@ -12939,6 +13536,7 @@
     </w:tcPr>
     <w:tblStylePr w:type="firstRow">
       <w:rPr>
+        <w:rFonts w:eastAsia="黑体"/>
         <w:b/>
         <w:bCs/>
         <w:color w:themeColor="background1" w:val="FFFFFF"/>
@@ -12953,6 +13551,7 @@
     </w:tblStylePr>
     <w:tblStylePr w:type="lastRow">
       <w:rPr>
+        <w:rFonts w:eastAsia="黑体"/>
         <w:b/>
         <w:bCs/>
         <w:color w:themeColor="accent2" w:themeShade="CC" w:val="9E3A38"/>
@@ -12967,12 +13566,14 @@
     </w:tblStylePr>
     <w:tblStylePr w:type="firstCol">
       <w:rPr>
+        <w:rFonts w:eastAsia="黑体"/>
         <w:b/>
         <w:bCs/>
       </w:rPr>
     </w:tblStylePr>
     <w:tblStylePr w:type="lastCol">
       <w:rPr>
+        <w:rFonts w:eastAsia="黑体"/>
         <w:b/>
         <w:bCs/>
       </w:rPr>
@@ -13007,6 +13608,7 @@
       <w:spacing w:after="0" w:line="240" w:lineRule="auto"/>
     </w:pPr>
     <w:rPr>
+      <w:rFonts w:eastAsia="黑体"/>
       <w:color w:themeColor="text1" w:val="000000"/>
     </w:rPr>
     <w:tblPr>
@@ -13025,6 +13627,7 @@
     </w:tcPr>
     <w:tblStylePr w:type="firstRow">
       <w:rPr>
+        <w:rFonts w:eastAsia="黑体"/>
         <w:b/>
         <w:bCs/>
         <w:color w:themeColor="background1" w:val="FFFFFF"/>
@@ -13039,6 +13642,7 @@
     </w:tblStylePr>
     <w:tblStylePr w:type="lastRow">
       <w:rPr>
+        <w:rFonts w:eastAsia="黑体"/>
         <w:b/>
         <w:bCs/>
         <w:color w:themeColor="accent2" w:themeShade="CC" w:val="9E3A38"/>
@@ -13053,12 +13657,14 @@
     </w:tblStylePr>
     <w:tblStylePr w:type="firstCol">
       <w:rPr>
+        <w:rFonts w:eastAsia="黑体"/>
         <w:b/>
         <w:bCs/>
       </w:rPr>
     </w:tblStylePr>
     <w:tblStylePr w:type="lastCol">
       <w:rPr>
+        <w:rFonts w:eastAsia="黑体"/>
         <w:b/>
         <w:bCs/>
       </w:rPr>
@@ -13093,6 +13699,7 @@
       <w:spacing w:after="0" w:line="240" w:lineRule="auto"/>
     </w:pPr>
     <w:rPr>
+      <w:rFonts w:eastAsia="黑体"/>
       <w:color w:themeColor="text1" w:val="000000"/>
     </w:rPr>
     <w:tblPr>
@@ -13111,6 +13718,7 @@
     </w:tcPr>
     <w:tblStylePr w:type="firstRow">
       <w:rPr>
+        <w:rFonts w:eastAsia="黑体"/>
         <w:b/>
         <w:bCs/>
         <w:color w:themeColor="background1" w:val="FFFFFF"/>
@@ -13125,6 +13733,7 @@
     </w:tblStylePr>
     <w:tblStylePr w:type="lastRow">
       <w:rPr>
+        <w:rFonts w:eastAsia="黑体"/>
         <w:b/>
         <w:bCs/>
         <w:color w:themeColor="accent2" w:themeShade="CC" w:val="9E3A38"/>
@@ -13139,12 +13748,14 @@
     </w:tblStylePr>
     <w:tblStylePr w:type="firstCol">
       <w:rPr>
+        <w:rFonts w:eastAsia="黑体"/>
         <w:b/>
         <w:bCs/>
       </w:rPr>
     </w:tblStylePr>
     <w:tblStylePr w:type="lastCol">
       <w:rPr>
+        <w:rFonts w:eastAsia="黑体"/>
         <w:b/>
         <w:bCs/>
       </w:rPr>
@@ -13179,6 +13790,7 @@
       <w:spacing w:after="0" w:line="240" w:lineRule="auto"/>
     </w:pPr>
     <w:rPr>
+      <w:rFonts w:eastAsia="黑体"/>
       <w:color w:themeColor="text1" w:val="000000"/>
     </w:rPr>
     <w:tblPr>
@@ -13197,6 +13809,7 @@
     </w:tcPr>
     <w:tblStylePr w:type="firstRow">
       <w:rPr>
+        <w:rFonts w:eastAsia="黑体"/>
         <w:b/>
         <w:bCs/>
         <w:color w:themeColor="background1" w:val="FFFFFF"/>
@@ -13211,6 +13824,7 @@
     </w:tblStylePr>
     <w:tblStylePr w:type="lastRow">
       <w:rPr>
+        <w:rFonts w:eastAsia="黑体"/>
         <w:b/>
         <w:bCs/>
         <w:color w:themeColor="accent4" w:themeShade="CC" w:val="664E82"/>
@@ -13225,12 +13839,14 @@
     </w:tblStylePr>
     <w:tblStylePr w:type="firstCol">
       <w:rPr>
+        <w:rFonts w:eastAsia="黑体"/>
         <w:b/>
         <w:bCs/>
       </w:rPr>
     </w:tblStylePr>
     <w:tblStylePr w:type="lastCol">
       <w:rPr>
+        <w:rFonts w:eastAsia="黑体"/>
         <w:b/>
         <w:bCs/>
       </w:rPr>
@@ -13265,6 +13881,7 @@
       <w:spacing w:after="0" w:line="240" w:lineRule="auto"/>
     </w:pPr>
     <w:rPr>
+      <w:rFonts w:eastAsia="黑体"/>
       <w:color w:themeColor="text1" w:val="000000"/>
     </w:rPr>
     <w:tblPr>
@@ -13283,6 +13900,7 @@
     </w:tcPr>
     <w:tblStylePr w:type="firstRow">
       <w:rPr>
+        <w:rFonts w:eastAsia="黑体"/>
         <w:b/>
         <w:bCs/>
         <w:color w:themeColor="background1" w:val="FFFFFF"/>
@@ -13297,6 +13915,7 @@
     </w:tblStylePr>
     <w:tblStylePr w:type="lastRow">
       <w:rPr>
+        <w:rFonts w:eastAsia="黑体"/>
         <w:b/>
         <w:bCs/>
         <w:color w:themeColor="accent3" w:themeShade="CC" w:val="7E9C40"/>
@@ -13311,12 +13930,14 @@
     </w:tblStylePr>
     <w:tblStylePr w:type="firstCol">
       <w:rPr>
+        <w:rFonts w:eastAsia="黑体"/>
         <w:b/>
         <w:bCs/>
       </w:rPr>
     </w:tblStylePr>
     <w:tblStylePr w:type="lastCol">
       <w:rPr>
+        <w:rFonts w:eastAsia="黑体"/>
         <w:b/>
         <w:bCs/>
       </w:rPr>
@@ -13351,6 +13972,7 @@
       <w:spacing w:after="0" w:line="240" w:lineRule="auto"/>
     </w:pPr>
     <w:rPr>
+      <w:rFonts w:eastAsia="黑体"/>
       <w:color w:themeColor="text1" w:val="000000"/>
     </w:rPr>
     <w:tblPr>
@@ -13369,6 +13991,7 @@
     </w:tcPr>
     <w:tblStylePr w:type="firstRow">
       <w:rPr>
+        <w:rFonts w:eastAsia="黑体"/>
         <w:b/>
         <w:bCs/>
         <w:color w:themeColor="background1" w:val="FFFFFF"/>
@@ -13383,6 +14006,7 @@
     </w:tblStylePr>
     <w:tblStylePr w:type="lastRow">
       <w:rPr>
+        <w:rFonts w:eastAsia="黑体"/>
         <w:b/>
         <w:bCs/>
         <w:color w:themeColor="accent6" w:themeShade="CC" w:val="F2730A"/>
@@ -13397,12 +14021,14 @@
     </w:tblStylePr>
     <w:tblStylePr w:type="firstCol">
       <w:rPr>
+        <w:rFonts w:eastAsia="黑体"/>
         <w:b/>
         <w:bCs/>
       </w:rPr>
     </w:tblStylePr>
     <w:tblStylePr w:type="lastCol">
       <w:rPr>
+        <w:rFonts w:eastAsia="黑体"/>
         <w:b/>
         <w:bCs/>
       </w:rPr>
@@ -13437,6 +14063,7 @@
       <w:spacing w:after="0" w:line="240" w:lineRule="auto"/>
     </w:pPr>
     <w:rPr>
+      <w:rFonts w:eastAsia="黑体"/>
       <w:color w:themeColor="text1" w:val="000000"/>
     </w:rPr>
     <w:tblPr>
@@ -13455,6 +14082,7 @@
     </w:tcPr>
     <w:tblStylePr w:type="firstRow">
       <w:rPr>
+        <w:rFonts w:eastAsia="黑体"/>
         <w:b/>
         <w:bCs/>
         <w:color w:themeColor="background1" w:val="FFFFFF"/>
@@ -13469,6 +14097,7 @@
     </w:tblStylePr>
     <w:tblStylePr w:type="lastRow">
       <w:rPr>
+        <w:rFonts w:eastAsia="黑体"/>
         <w:b/>
         <w:bCs/>
         <w:color w:themeColor="accent5" w:themeShade="CC" w:val="348DA5"/>
@@ -13483,12 +14112,14 @@
     </w:tblStylePr>
     <w:tblStylePr w:type="firstCol">
       <w:rPr>
+        <w:rFonts w:eastAsia="黑体"/>
         <w:b/>
         <w:bCs/>
       </w:rPr>
     </w:tblStylePr>
     <w:tblStylePr w:type="lastCol">
       <w:rPr>
+        <w:rFonts w:eastAsia="黑体"/>
         <w:b/>
         <w:bCs/>
       </w:rPr>
@@ -13523,6 +14154,7 @@
       <w:spacing w:after="0" w:line="240" w:lineRule="auto"/>
     </w:pPr>
     <w:rPr>
+      <w:rFonts w:eastAsia="黑体"/>
       <w:color w:themeColor="text1" w:val="000000"/>
     </w:rPr>
     <w:tblPr>
@@ -13544,6 +14176,7 @@
     </w:tcPr>
     <w:tblStylePr w:type="firstRow">
       <w:rPr>
+        <w:rFonts w:eastAsia="黑体"/>
         <w:b/>
         <w:bCs/>
       </w:rPr>
@@ -13554,6 +14187,7 @@
     </w:tblStylePr>
     <w:tblStylePr w:type="lastRow">
       <w:rPr>
+        <w:rFonts w:eastAsia="黑体"/>
         <w:b/>
         <w:bCs/>
         <w:color w:themeColor="text1" w:val="000000"/>
@@ -13565,6 +14199,7 @@
     </w:tblStylePr>
     <w:tblStylePr w:type="firstCol">
       <w:rPr>
+        <w:rFonts w:eastAsia="黑体"/>
         <w:color w:themeColor="background1" w:val="FFFFFF"/>
       </w:rPr>
       <w:tblPr/>
@@ -13574,6 +14209,7 @@
     </w:tblStylePr>
     <w:tblStylePr w:type="lastCol">
       <w:rPr>
+        <w:rFonts w:eastAsia="黑体"/>
         <w:color w:themeColor="background1" w:val="FFFFFF"/>
       </w:rPr>
       <w:tblPr/>
@@ -13603,6 +14239,7 @@
       <w:spacing w:after="0" w:line="240" w:lineRule="auto"/>
     </w:pPr>
     <w:rPr>
+      <w:rFonts w:eastAsia="黑体"/>
       <w:color w:themeColor="text1" w:val="000000"/>
     </w:rPr>
     <w:tblPr>
@@ -13624,6 +14261,7 @@
     </w:tcPr>
     <w:tblStylePr w:type="firstRow">
       <w:rPr>
+        <w:rFonts w:eastAsia="黑体"/>
         <w:b/>
         <w:bCs/>
       </w:rPr>
@@ -13634,6 +14272,7 @@
     </w:tblStylePr>
     <w:tblStylePr w:type="lastRow">
       <w:rPr>
+        <w:rFonts w:eastAsia="黑体"/>
         <w:b/>
         <w:bCs/>
         <w:color w:themeColor="text1" w:val="000000"/>
@@ -13645,6 +14284,7 @@
     </w:tblStylePr>
     <w:tblStylePr w:type="firstCol">
       <w:rPr>
+        <w:rFonts w:eastAsia="黑体"/>
         <w:color w:themeColor="background1" w:val="FFFFFF"/>
       </w:rPr>
       <w:tblPr/>
@@ -13654,6 +14294,7 @@
     </w:tblStylePr>
     <w:tblStylePr w:type="lastCol">
       <w:rPr>
+        <w:rFonts w:eastAsia="黑体"/>
         <w:color w:themeColor="background1" w:val="FFFFFF"/>
       </w:rPr>
       <w:tblPr/>
@@ -13683,6 +14324,7 @@
       <w:spacing w:after="0" w:line="240" w:lineRule="auto"/>
     </w:pPr>
     <w:rPr>
+      <w:rFonts w:eastAsia="黑体"/>
       <w:color w:themeColor="text1" w:val="000000"/>
     </w:rPr>
     <w:tblPr>
@@ -13704,6 +14346,7 @@
     </w:tcPr>
     <w:tblStylePr w:type="firstRow">
       <w:rPr>
+        <w:rFonts w:eastAsia="黑体"/>
         <w:b/>
         <w:bCs/>
       </w:rPr>
@@ -13714,6 +14357,7 @@
     </w:tblStylePr>
     <w:tblStylePr w:type="lastRow">
       <w:rPr>
+        <w:rFonts w:eastAsia="黑体"/>
         <w:b/>
         <w:bCs/>
         <w:color w:themeColor="text1" w:val="000000"/>
@@ -13725,6 +14369,7 @@
     </w:tblStylePr>
     <w:tblStylePr w:type="firstCol">
       <w:rPr>
+        <w:rFonts w:eastAsia="黑体"/>
         <w:color w:themeColor="background1" w:val="FFFFFF"/>
       </w:rPr>
       <w:tblPr/>
@@ -13734,6 +14379,7 @@
     </w:tblStylePr>
     <w:tblStylePr w:type="lastCol">
       <w:rPr>
+        <w:rFonts w:eastAsia="黑体"/>
         <w:color w:themeColor="background1" w:val="FFFFFF"/>
       </w:rPr>
       <w:tblPr/>
@@ -13763,6 +14409,7 @@
       <w:spacing w:after="0" w:line="240" w:lineRule="auto"/>
     </w:pPr>
     <w:rPr>
+      <w:rFonts w:eastAsia="黑体"/>
       <w:color w:themeColor="text1" w:val="000000"/>
     </w:rPr>
     <w:tblPr>
@@ -13784,6 +14431,7 @@
     </w:tcPr>
     <w:tblStylePr w:type="firstRow">
       <w:rPr>
+        <w:rFonts w:eastAsia="黑体"/>
         <w:b/>
         <w:bCs/>
       </w:rPr>
@@ -13794,6 +14442,7 @@
     </w:tblStylePr>
     <w:tblStylePr w:type="lastRow">
       <w:rPr>
+        <w:rFonts w:eastAsia="黑体"/>
         <w:b/>
         <w:bCs/>
         <w:color w:themeColor="text1" w:val="000000"/>
@@ -13805,6 +14454,7 @@
     </w:tblStylePr>
     <w:tblStylePr w:type="firstCol">
       <w:rPr>
+        <w:rFonts w:eastAsia="黑体"/>
         <w:color w:themeColor="background1" w:val="FFFFFF"/>
       </w:rPr>
       <w:tblPr/>
@@ -13814,6 +14464,7 @@
     </w:tblStylePr>
     <w:tblStylePr w:type="lastCol">
       <w:rPr>
+        <w:rFonts w:eastAsia="黑体"/>
         <w:color w:themeColor="background1" w:val="FFFFFF"/>
       </w:rPr>
       <w:tblPr/>
@@ -13843,6 +14494,7 @@
       <w:spacing w:after="0" w:line="240" w:lineRule="auto"/>
     </w:pPr>
     <w:rPr>
+      <w:rFonts w:eastAsia="黑体"/>
       <w:color w:themeColor="text1" w:val="000000"/>
     </w:rPr>
     <w:tblPr>
@@ -13864,6 +14516,7 @@
     </w:tcPr>
     <w:tblStylePr w:type="firstRow">
       <w:rPr>
+        <w:rFonts w:eastAsia="黑体"/>
         <w:b/>
         <w:bCs/>
       </w:rPr>
@@ -13874,6 +14527,7 @@
     </w:tblStylePr>
     <w:tblStylePr w:type="lastRow">
       <w:rPr>
+        <w:rFonts w:eastAsia="黑体"/>
         <w:b/>
         <w:bCs/>
         <w:color w:themeColor="text1" w:val="000000"/>
@@ -13885,6 +14539,7 @@
     </w:tblStylePr>
     <w:tblStylePr w:type="firstCol">
       <w:rPr>
+        <w:rFonts w:eastAsia="黑体"/>
         <w:color w:themeColor="background1" w:val="FFFFFF"/>
       </w:rPr>
       <w:tblPr/>
@@ -13894,6 +14549,7 @@
     </w:tblStylePr>
     <w:tblStylePr w:type="lastCol">
       <w:rPr>
+        <w:rFonts w:eastAsia="黑体"/>
         <w:color w:themeColor="background1" w:val="FFFFFF"/>
       </w:rPr>
       <w:tblPr/>
@@ -13923,6 +14579,7 @@
       <w:spacing w:after="0" w:line="240" w:lineRule="auto"/>
     </w:pPr>
     <w:rPr>
+      <w:rFonts w:eastAsia="黑体"/>
       <w:color w:themeColor="text1" w:val="000000"/>
     </w:rPr>
     <w:tblPr>
@@ -13944,6 +14601,7 @@
     </w:tcPr>
     <w:tblStylePr w:type="firstRow">
       <w:rPr>
+        <w:rFonts w:eastAsia="黑体"/>
         <w:b/>
         <w:bCs/>
       </w:rPr>
@@ -13954,6 +14612,7 @@
     </w:tblStylePr>
     <w:tblStylePr w:type="lastRow">
       <w:rPr>
+        <w:rFonts w:eastAsia="黑体"/>
         <w:b/>
         <w:bCs/>
         <w:color w:themeColor="text1" w:val="000000"/>
@@ -13965,6 +14624,7 @@
     </w:tblStylePr>
     <w:tblStylePr w:type="firstCol">
       <w:rPr>
+        <w:rFonts w:eastAsia="黑体"/>
         <w:color w:themeColor="background1" w:val="FFFFFF"/>
       </w:rPr>
       <w:tblPr/>
@@ -13974,6 +14634,7 @@
     </w:tblStylePr>
     <w:tblStylePr w:type="lastCol">
       <w:rPr>
+        <w:rFonts w:eastAsia="黑体"/>
         <w:color w:themeColor="background1" w:val="FFFFFF"/>
       </w:rPr>
       <w:tblPr/>
@@ -14003,6 +14664,7 @@
       <w:spacing w:after="0" w:line="240" w:lineRule="auto"/>
     </w:pPr>
     <w:rPr>
+      <w:rFonts w:eastAsia="黑体"/>
       <w:color w:themeColor="text1" w:val="000000"/>
     </w:rPr>
     <w:tblPr>
@@ -14024,6 +14686,7 @@
     </w:tcPr>
     <w:tblStylePr w:type="firstRow">
       <w:rPr>
+        <w:rFonts w:eastAsia="黑体"/>
         <w:b/>
         <w:bCs/>
       </w:rPr>
@@ -14034,6 +14697,7 @@
     </w:tblStylePr>
     <w:tblStylePr w:type="lastRow">
       <w:rPr>
+        <w:rFonts w:eastAsia="黑体"/>
         <w:b/>
         <w:bCs/>
         <w:color w:themeColor="text1" w:val="000000"/>
@@ -14045,6 +14709,7 @@
     </w:tblStylePr>
     <w:tblStylePr w:type="firstCol">
       <w:rPr>
+        <w:rFonts w:eastAsia="黑体"/>
         <w:color w:themeColor="background1" w:val="FFFFFF"/>
       </w:rPr>
       <w:tblPr/>
@@ -14054,6 +14719,7 @@
     </w:tblStylePr>
     <w:tblStylePr w:type="lastCol">
       <w:rPr>
+        <w:rFonts w:eastAsia="黑体"/>
         <w:color w:themeColor="background1" w:val="FFFFFF"/>
       </w:rPr>
       <w:tblPr/>
@@ -14086,6 +14752,7 @@
     <w:name w:val="KeywordTok"/>
     <w:basedOn w:val="VerbatimChar"/>
     <w:rPr>
+      <w:rFonts w:eastAsia="黑体"/>
       <w:b/>
       <w:color w:val="007020"/>
     </w:rPr>
@@ -14094,6 +14761,7 @@
     <w:name w:val="DataTypeTok"/>
     <w:basedOn w:val="VerbatimChar"/>
     <w:rPr>
+      <w:rFonts w:eastAsia="黑体"/>
       <w:color w:val="902000"/>
     </w:rPr>
   </w:style>
@@ -14101,6 +14769,7 @@
     <w:name w:val="DecValTok"/>
     <w:basedOn w:val="VerbatimChar"/>
     <w:rPr>
+      <w:rFonts w:eastAsia="黑体"/>
       <w:color w:val="40a070"/>
     </w:rPr>
   </w:style>
@@ -14108,6 +14777,7 @@
     <w:name w:val="BaseNTok"/>
     <w:basedOn w:val="VerbatimChar"/>
     <w:rPr>
+      <w:rFonts w:eastAsia="黑体"/>
       <w:color w:val="40a070"/>
     </w:rPr>
   </w:style>
@@ -14115,6 +14785,7 @@
     <w:name w:val="FloatTok"/>
     <w:basedOn w:val="VerbatimChar"/>
     <w:rPr>
+      <w:rFonts w:eastAsia="黑体"/>
       <w:color w:val="40a070"/>
     </w:rPr>
   </w:style>
@@ -14122,6 +14793,7 @@
     <w:name w:val="ConstantTok"/>
     <w:basedOn w:val="VerbatimChar"/>
     <w:rPr>
+      <w:rFonts w:eastAsia="黑体"/>
       <w:color w:val="880000"/>
     </w:rPr>
   </w:style>
@@ -14129,6 +14801,7 @@
     <w:name w:val="CharTok"/>
     <w:basedOn w:val="VerbatimChar"/>
     <w:rPr>
+      <w:rFonts w:eastAsia="黑体"/>
       <w:color w:val="4070a0"/>
     </w:rPr>
   </w:style>
@@ -14136,6 +14809,7 @@
     <w:name w:val="SpecialCharTok"/>
     <w:basedOn w:val="VerbatimChar"/>
     <w:rPr>
+      <w:rFonts w:eastAsia="黑体"/>
       <w:color w:val="4070a0"/>
     </w:rPr>
   </w:style>
@@ -14143,6 +14817,7 @@
     <w:name w:val="StringTok"/>
     <w:basedOn w:val="VerbatimChar"/>
     <w:rPr>
+      <w:rFonts w:eastAsia="黑体"/>
       <w:color w:val="4070a0"/>
     </w:rPr>
   </w:style>
@@ -14150,6 +14825,7 @@
     <w:name w:val="VerbatimStringTok"/>
     <w:basedOn w:val="VerbatimChar"/>
     <w:rPr>
+      <w:rFonts w:eastAsia="黑体"/>
       <w:color w:val="4070a0"/>
     </w:rPr>
   </w:style>
@@ -14157,6 +14833,7 @@
     <w:name w:val="SpecialStringTok"/>
     <w:basedOn w:val="VerbatimChar"/>
     <w:rPr>
+      <w:rFonts w:eastAsia="黑体"/>
       <w:color w:val="bb6688"/>
     </w:rPr>
   </w:style>
@@ -14164,6 +14841,7 @@
     <w:name w:val="ImportTok"/>
     <w:basedOn w:val="VerbatimChar"/>
     <w:rPr>
+      <w:rFonts w:eastAsia="黑体"/>
       <w:b/>
       <w:color w:val="008000"/>
     </w:rPr>
@@ -14172,6 +14850,7 @@
     <w:name w:val="CommentTok"/>
     <w:basedOn w:val="VerbatimChar"/>
     <w:rPr>
+      <w:rFonts w:eastAsia="黑体"/>
       <w:i/>
       <w:color w:val="60a0b0"/>
     </w:rPr>
@@ -14180,6 +14859,7 @@
     <w:name w:val="DocumentationTok"/>
     <w:basedOn w:val="VerbatimChar"/>
     <w:rPr>
+      <w:rFonts w:eastAsia="黑体"/>
       <w:i/>
       <w:color w:val="ba2121"/>
     </w:rPr>
@@ -14188,6 +14868,7 @@
     <w:name w:val="AnnotationTok"/>
     <w:basedOn w:val="VerbatimChar"/>
     <w:rPr>
+      <w:rFonts w:eastAsia="黑体"/>
       <w:b/>
       <w:i/>
       <w:color w:val="60a0b0"/>
@@ -14197,6 +14878,7 @@
     <w:name w:val="CommentVarTok"/>
     <w:basedOn w:val="VerbatimChar"/>
     <w:rPr>
+      <w:rFonts w:eastAsia="黑体"/>
       <w:b/>
       <w:i/>
       <w:color w:val="60a0b0"/>
@@ -14206,6 +14888,7 @@
     <w:name w:val="OtherTok"/>
     <w:basedOn w:val="VerbatimChar"/>
     <w:rPr>
+      <w:rFonts w:eastAsia="黑体"/>
       <w:color w:val="007020"/>
     </w:rPr>
   </w:style>
@@ -14213,6 +14896,7 @@
     <w:name w:val="FunctionTok"/>
     <w:basedOn w:val="VerbatimChar"/>
     <w:rPr>
+      <w:rFonts w:eastAsia="黑体"/>
       <w:color w:val="06287e"/>
     </w:rPr>
   </w:style>
@@ -14220,6 +14904,7 @@
     <w:name w:val="VariableTok"/>
     <w:basedOn w:val="VerbatimChar"/>
     <w:rPr>
+      <w:rFonts w:eastAsia="黑体"/>
       <w:color w:val="19177c"/>
     </w:rPr>
   </w:style>
@@ -14227,6 +14912,7 @@
     <w:name w:val="ControlFlowTok"/>
     <w:basedOn w:val="VerbatimChar"/>
     <w:rPr>
+      <w:rFonts w:eastAsia="黑体"/>
       <w:b/>
       <w:color w:val="007020"/>
     </w:rPr>
@@ -14235,6 +14921,7 @@
     <w:name w:val="OperatorTok"/>
     <w:basedOn w:val="VerbatimChar"/>
     <w:rPr>
+      <w:rFonts w:eastAsia="黑体"/>
       <w:color w:val="666666"/>
     </w:rPr>
   </w:style>
@@ -14242,18 +14929,22 @@
     <w:name w:val="BuiltInTok"/>
     <w:basedOn w:val="VerbatimChar"/>
     <w:rPr>
+      <w:rFonts w:eastAsia="黑体"/>
       <w:color w:val="008000"/>
     </w:rPr>
   </w:style>
   <w:style w:type="character" w:customStyle="1" w:styleId="ExtensionTok">
     <w:name w:val="ExtensionTok"/>
     <w:basedOn w:val="VerbatimChar"/>
-    <w:rPr/>
+    <w:rPr>
+      <w:rFonts w:eastAsia="黑体"/>
+    </w:rPr>
   </w:style>
   <w:style w:type="character" w:customStyle="1" w:styleId="PreprocessorTok">
     <w:name w:val="PreprocessorTok"/>
     <w:basedOn w:val="VerbatimChar"/>
     <w:rPr>
+      <w:rFonts w:eastAsia="黑体"/>
       <w:color w:val="bc7a00"/>
     </w:rPr>
   </w:style>
@@ -14261,18 +14952,22 @@
     <w:name w:val="AttributeTok"/>
     <w:basedOn w:val="VerbatimChar"/>
     <w:rPr>
+      <w:rFonts w:eastAsia="黑体"/>
       <w:color w:val="7d9029"/>
     </w:rPr>
   </w:style>
   <w:style w:type="character" w:customStyle="1" w:styleId="RegionMarkerTok">
     <w:name w:val="RegionMarkerTok"/>
     <w:basedOn w:val="VerbatimChar"/>
-    <w:rPr/>
+    <w:rPr>
+      <w:rFonts w:eastAsia="黑体"/>
+    </w:rPr>
   </w:style>
   <w:style w:type="character" w:customStyle="1" w:styleId="InformationTok">
     <w:name w:val="InformationTok"/>
     <w:basedOn w:val="VerbatimChar"/>
     <w:rPr>
+      <w:rFonts w:eastAsia="黑体"/>
       <w:b/>
       <w:i/>
       <w:color w:val="60a0b0"/>
@@ -14282,6 +14977,7 @@
     <w:name w:val="WarningTok"/>
     <w:basedOn w:val="VerbatimChar"/>
     <w:rPr>
+      <w:rFonts w:eastAsia="黑体"/>
       <w:b/>
       <w:i/>
       <w:color w:val="60a0b0"/>
@@ -14291,6 +14987,7 @@
     <w:name w:val="AlertTok"/>
     <w:basedOn w:val="VerbatimChar"/>
     <w:rPr>
+      <w:rFonts w:eastAsia="黑体"/>
       <w:b/>
       <w:color w:val="ff0000"/>
     </w:rPr>
@@ -14299,6 +14996,7 @@
     <w:name w:val="ErrorTok"/>
     <w:basedOn w:val="VerbatimChar"/>
     <w:rPr>
+      <w:rFonts w:eastAsia="黑体"/>
       <w:b/>
       <w:color w:val="ff0000"/>
     </w:rPr>
@@ -14306,7 +15004,9 @@
   <w:style w:type="character" w:customStyle="1" w:styleId="NormalTok">
     <w:name w:val="NormalTok"/>
     <w:basedOn w:val="VerbatimChar"/>
-    <w:rPr/>
+    <w:rPr>
+      <w:rFonts w:eastAsia="黑体"/>
+    </w:rPr>
   </w:style>
 </w:styles>
 </file>
@@ -14355,12 +15055,12 @@
     <a:fontScheme name="Office">
       <a:majorFont>
         <a:latin typeface="Calibri"/>
-        <a:ea typeface=""/>
+        <a:ea typeface="黑体"/>
         <a:cs typeface=""/>
         <a:font script="Jpan" typeface="ＭＳ ゴシック"/>
         <a:font script="Hang" typeface="맑은 고딕"/>
-        <a:font script="Hans" typeface="宋体"/>
-        <a:font script="Hant" typeface="新細明體"/>
+        <a:font script="Hans" typeface="黑体"/>
+        <a:font script="Hant" typeface="黑体"/>
         <a:font script="Arab" typeface="Times New Roman"/>
         <a:font script="Hebr" typeface="Times New Roman"/>
         <a:font script="Thai" typeface="Angsana New"/>
@@ -14390,12 +15090,12 @@
       </a:majorFont>
       <a:minorFont>
         <a:latin typeface="Cambria"/>
-        <a:ea typeface=""/>
+        <a:ea typeface="黑体"/>
         <a:cs typeface=""/>
         <a:font script="Jpan" typeface="ＭＳ 明朝"/>
         <a:font script="Hang" typeface="맑은 고딕"/>
-        <a:font script="Hans" typeface="宋体"/>
-        <a:font script="Hant" typeface="新細明體"/>
+        <a:font script="Hans" typeface="黑体"/>
+        <a:font script="Hant" typeface="黑体"/>
         <a:font script="Arab" typeface="Arial"/>
         <a:font script="Hebr" typeface="Arial"/>
         <a:font script="Thai" typeface="Cordia New"/>
